--- a/docs/requisitos/GASTRA_Requisitos_RN.docx
+++ b/docs/requisitos/GASTRA_Requisitos_RN.docx
@@ -4,7 +4,7 @@
   <w:body>
     <w:p>
       <w:pPr>
-        <w:spacing w:after="80"/>
+        <w:spacing w:after="150"/>
       </w:pPr>
       <w:r>
         <w:rPr>
@@ -18,41 +18,40 @@
     </w:p>
     <w:p>
       <w:pPr>
-        <w:spacing w:after="160"/>
-      </w:pPr>
-      <w:r>
-        <w:rPr>
-          <w:i/>
-          <w:iCs/>
-          <w:color w:val="555555"/>
-        </w:rPr>
-        <w:t xml:space="preserve">Módulo de comandas (adicional) e blocos analíticos — documento de trabalho</w:t>
-      </w:r>
-    </w:p>
-    <w:p>
-      <w:pPr>
-        <w:spacing w:after="160"/>
-      </w:pPr>
-      <w:r>
-        <w:t xml:space="preserve">TG — FATEC Araraquara | Autores: Daniel (Danih) e Pedro | Orientador: Prof. Me. Leonardo José de Lima Ferrucci</w:t>
-      </w:r>
-    </w:p>
-    <w:p>
-      <w:pPr>
-        <w:spacing w:after="160"/>
+        <w:spacing w:after="200"/>
       </w:pPr>
       <w:r>
         <w:rPr>
           <w:i/>
           <w:iCs/>
         </w:rPr>
-        <w:t xml:space="preserve">Versão: 21/08/2026 — revisão pós-entrevista Cocobambu e validação de escopo com o orientador</w:t>
+        <w:t xml:space="preserve">Módulo de comandas (adicional) e blocos analíticos — documento de trabalho</w:t>
+      </w:r>
+    </w:p>
+    <w:p>
+      <w:pPr>
+        <w:spacing w:after="200"/>
+      </w:pPr>
+      <w:r>
+        <w:t xml:space="preserve">TG — FATEC Araraquara | Autores: Daniel (Danih) e Pedro | Orientador: Prof. Me. Leonardo José de Lima Ferrucci</w:t>
+      </w:r>
+    </w:p>
+    <w:p>
+      <w:pPr>
+        <w:spacing w:after="200"/>
+      </w:pPr>
+      <w:r>
+        <w:rPr>
+          <w:i/>
+          <w:iCs/>
+        </w:rPr>
+        <w:t xml:space="preserve">Versão: 22/08/2026 — fechamento da Sprint 1: função objetivo do RN03 (issue #6) e notação de diagramas confirmadas</w:t>
       </w:r>
     </w:p>
     <w:p>
       <w:pPr>
         <w:pStyle w:val="Heading1"/>
-        <w:spacing w:after="160" w:before="320"/>
+        <w:spacing w:after="150" w:before="300"/>
       </w:pPr>
       <w:r>
         <w:t xml:space="preserve">1. Escopo considerado neste documento</w:t>
@@ -60,7 +59,7 @@
     </w:p>
     <w:p>
       <w:pPr>
-        <w:spacing w:after="160"/>
+        <w:spacing w:after="200"/>
       </w:pPr>
       <w:r>
         <w:t xml:space="preserve">Atualização de escopo validada com o orientador (21/08/2026): o foco do TG permanece nos quatro blocos analíticos originais do projeto de pesquisa formal (Gastra.pdf) — BI, Ciência de Dados, Programação Linear e LGPD. O módulo de comandas foi aprovado, mas como componente adicional que alimenta esses blocos com dados operacionais reais, não como entrega central do trabalho.</w:t>
@@ -68,7 +67,7 @@
     </w:p>
     <w:p>
       <w:pPr>
-        <w:spacing w:after="160"/>
+        <w:spacing w:after="200"/>
       </w:pPr>
       <w:r>
         <w:t xml:space="preserve">Dentro do módulo de comandas, há uma subdivisão de prioridade que precisa ficar clara em qualquer leitura deste documento:</w:t>
@@ -79,9 +78,9 @@
         <w:pStyle w:val="ListParagraph"/>
         <w:numPr>
           <w:ilvl w:val="0"/>
-          <w:numId w:val="2"/>
+          <w:numId w:val="1"/>
         </w:numPr>
-        <w:spacing w:after="80"/>
+        <w:spacing w:after="150"/>
       </w:pPr>
       <w:r>
         <w:t xml:space="preserve">Núcleo do módulo de comandas (abrir/registrar pedido/fechar comanda) — aprovado como adicional necessário.</w:t>
@@ -92,9 +91,9 @@
         <w:pStyle w:val="ListParagraph"/>
         <w:numPr>
           <w:ilvl w:val="0"/>
-          <w:numId w:val="2"/>
+          <w:numId w:val="1"/>
         </w:numPr>
-        <w:spacing w:after="80"/>
+        <w:spacing w:after="150"/>
       </w:pPr>
       <w:r>
         <w:t xml:space="preserve">Extras condicionados a tempo disponível: cardápio digital para consulta (opção B) e consulta da comanda em tempo real pelo cliente; lista de pendências do garçom (achado da entrevista Cocobambu).</w:t>
@@ -105,9 +104,9 @@
         <w:pStyle w:val="ListParagraph"/>
         <w:numPr>
           <w:ilvl w:val="0"/>
-          <w:numId w:val="2"/>
+          <w:numId w:val="1"/>
         </w:numPr>
-        <w:spacing w:after="80"/>
+        <w:spacing w:after="150"/>
       </w:pPr>
       <w:r>
         <w:t xml:space="preserve">Fora do escopo do TG: qualquer integração com a cozinha (acesso a pedidos, confirmação de preparo). Tratada explicitamente como feature futura, pós-defesa — não entra nem como extra condicional.</w:t>
@@ -115,17 +114,12 @@
     </w:p>
     <w:p>
       <w:pPr>
-        <w:pBdr>
-          <w:left w:val="single" w:color="999999" w:sz="12" w:space="8"/>
-        </w:pBdr>
-        <w:spacing w:after="200" w:before="120"/>
-        <w:ind w:left="200"/>
+        <w:spacing w:after="200"/>
       </w:pPr>
       <w:r>
         <w:rPr>
           <w:i/>
           <w:iCs/>
-          <w:color w:val="555555"/>
         </w:rPr>
         <w:t xml:space="preserve">Esta seção substitui a versão de 17/08/2026, que tratava comandas e cardápio digital como pendentes de validação. A validação ocorreu em 21/08/2026; os extras (cardápio digital, comanda em tempo real, lista de pendências) continuam formalmente aprovados apenas como escopo condicional — não são compromisso de entrega.</w:t>
       </w:r>
@@ -133,7 +127,7 @@
     <w:p>
       <w:pPr>
         <w:pStyle w:val="Heading1"/>
-        <w:spacing w:after="160" w:before="320"/>
+        <w:spacing w:after="150" w:before="300"/>
       </w:pPr>
       <w:r>
         <w:t xml:space="preserve">2. Requisitos Funcionais (RF)</w:t>
@@ -141,7 +135,7 @@
     </w:p>
     <w:p>
       <w:pPr>
-        <w:spacing w:after="160"/>
+        <w:spacing w:after="200"/>
       </w:pPr>
       <w:r>
         <w:t xml:space="preserve">Um Requisito Funcional descreve algo que o sistema deve fazer — uma função ou comportamento observável, associado a um ator que a aciona ou que dela se beneficia.</w:t>
@@ -149,7 +143,7 @@
     </w:p>
     <w:tbl>
       <w:tblPr>
-        <w:tblW w:type="dxa" w:w="9360"/>
+        <w:tblW w:type="dxa" w:w="9500"/>
         <w:tblBorders>
           <w:top w:val="single" w:color="auto" w:sz="4"/>
           <w:left w:val="single" w:color="auto" w:sz="4"/>
@@ -161,9 +155,9 @@
       </w:tblPr>
       <w:tblGrid>
         <w:gridCol w:w="700"/>
-        <w:gridCol w:w="4700"/>
-        <w:gridCol w:w="1560"/>
-        <w:gridCol w:w="2400"/>
+        <w:gridCol w:w="4200"/>
+        <w:gridCol w:w="1400"/>
+        <w:gridCol w:w="3200"/>
       </w:tblGrid>
       <w:tr>
         <w:trPr>
@@ -172,16 +166,19 @@
         <w:tc>
           <w:tcPr>
             <w:tcW w:type="dxa" w:w="700"/>
-            <w:shd w:fill="2F5233" w:val="clear"/>
+            <w:shd w:fill="D9E2F3" w:val="clear"/>
+            <w:tcMar>
+              <w:top w:type="dxa" w:w="100"/>
+              <w:left w:type="dxa" w:w="120"/>
+              <w:bottom w:type="dxa" w:w="100"/>
+              <w:right w:type="dxa" w:w="120"/>
+            </w:tcMar>
           </w:tcPr>
           <w:p>
             <w:r>
               <w:rPr>
                 <w:b/>
                 <w:bCs/>
-                <w:color w:val="FFFFFF"/>
-                <w:sz w:val="18"/>
-                <w:szCs w:val="18"/>
               </w:rPr>
               <w:t xml:space="preserve">ID</w:t>
             </w:r>
@@ -189,17 +186,20 @@
         </w:tc>
         <w:tc>
           <w:tcPr>
-            <w:tcW w:type="dxa" w:w="4700"/>
-            <w:shd w:fill="2F5233" w:val="clear"/>
+            <w:tcW w:type="dxa" w:w="4200"/>
+            <w:shd w:fill="D9E2F3" w:val="clear"/>
+            <w:tcMar>
+              <w:top w:type="dxa" w:w="100"/>
+              <w:left w:type="dxa" w:w="120"/>
+              <w:bottom w:type="dxa" w:w="100"/>
+              <w:right w:type="dxa" w:w="120"/>
+            </w:tcMar>
           </w:tcPr>
           <w:p>
             <w:r>
               <w:rPr>
                 <w:b/>
                 <w:bCs/>
-                <w:color w:val="FFFFFF"/>
-                <w:sz w:val="18"/>
-                <w:szCs w:val="18"/>
               </w:rPr>
               <w:t xml:space="preserve">Descrição</w:t>
             </w:r>
@@ -207,17 +207,20 @@
         </w:tc>
         <w:tc>
           <w:tcPr>
-            <w:tcW w:type="dxa" w:w="1560"/>
-            <w:shd w:fill="2F5233" w:val="clear"/>
+            <w:tcW w:type="dxa" w:w="1400"/>
+            <w:shd w:fill="D9E2F3" w:val="clear"/>
+            <w:tcMar>
+              <w:top w:type="dxa" w:w="100"/>
+              <w:left w:type="dxa" w:w="120"/>
+              <w:bottom w:type="dxa" w:w="100"/>
+              <w:right w:type="dxa" w:w="120"/>
+            </w:tcMar>
           </w:tcPr>
           <w:p>
             <w:r>
               <w:rPr>
                 <w:b/>
                 <w:bCs/>
-                <w:color w:val="FFFFFF"/>
-                <w:sz w:val="18"/>
-                <w:szCs w:val="18"/>
               </w:rPr>
               <w:t xml:space="preserve">Ator(es)</w:t>
             </w:r>
@@ -225,17 +228,20 @@
         </w:tc>
         <w:tc>
           <w:tcPr>
-            <w:tcW w:type="dxa" w:w="2400"/>
-            <w:shd w:fill="2F5233" w:val="clear"/>
+            <w:tcW w:type="dxa" w:w="3200"/>
+            <w:shd w:fill="D9E2F3" w:val="clear"/>
+            <w:tcMar>
+              <w:top w:type="dxa" w:w="100"/>
+              <w:left w:type="dxa" w:w="120"/>
+              <w:bottom w:type="dxa" w:w="100"/>
+              <w:right w:type="dxa" w:w="120"/>
+            </w:tcMar>
           </w:tcPr>
           <w:p>
             <w:r>
               <w:rPr>
                 <w:b/>
                 <w:bCs/>
-                <w:color w:val="FFFFFF"/>
-                <w:sz w:val="18"/>
-                <w:szCs w:val="18"/>
               </w:rPr>
               <w:t xml:space="preserve">Justificativa / Origem</w:t>
             </w:r>
@@ -246,55 +252,63 @@
         <w:tc>
           <w:tcPr>
             <w:tcW w:type="dxa" w:w="700"/>
-          </w:tcPr>
-          <w:p>
-            <w:r>
-              <w:rPr>
-                <w:sz w:val="18"/>
-                <w:szCs w:val="18"/>
-              </w:rPr>
+            <w:tcMar>
+              <w:top w:type="dxa" w:w="100"/>
+              <w:left w:type="dxa" w:w="120"/>
+              <w:bottom w:type="dxa" w:w="100"/>
+              <w:right w:type="dxa" w:w="120"/>
+            </w:tcMar>
+          </w:tcPr>
+          <w:p>
+            <w:r>
               <w:t xml:space="preserve">RF01</w:t>
             </w:r>
           </w:p>
         </w:tc>
         <w:tc>
           <w:tcPr>
-            <w:tcW w:type="dxa" w:w="4700"/>
-          </w:tcPr>
-          <w:p>
-            <w:r>
-              <w:rPr>
-                <w:sz w:val="18"/>
-                <w:szCs w:val="18"/>
-              </w:rPr>
+            <w:tcW w:type="dxa" w:w="4200"/>
+            <w:tcMar>
+              <w:top w:type="dxa" w:w="100"/>
+              <w:left w:type="dxa" w:w="120"/>
+              <w:bottom w:type="dxa" w:w="100"/>
+              <w:right w:type="dxa" w:w="120"/>
+            </w:tcMar>
+          </w:tcPr>
+          <w:p>
+            <w:r>
               <w:t xml:space="preserve">O sistema deve permitir que o Garçom abra uma comanda vinculada a uma mesa específica.</w:t>
             </w:r>
           </w:p>
         </w:tc>
         <w:tc>
           <w:tcPr>
-            <w:tcW w:type="dxa" w:w="1560"/>
-          </w:tcPr>
-          <w:p>
-            <w:r>
-              <w:rPr>
-                <w:sz w:val="18"/>
-                <w:szCs w:val="18"/>
-              </w:rPr>
+            <w:tcW w:type="dxa" w:w="1400"/>
+            <w:tcMar>
+              <w:top w:type="dxa" w:w="100"/>
+              <w:left w:type="dxa" w:w="120"/>
+              <w:bottom w:type="dxa" w:w="100"/>
+              <w:right w:type="dxa" w:w="120"/>
+            </w:tcMar>
+          </w:tcPr>
+          <w:p>
+            <w:r>
               <w:t xml:space="preserve">Garçom</w:t>
             </w:r>
           </w:p>
         </w:tc>
         <w:tc>
           <w:tcPr>
-            <w:tcW w:type="dxa" w:w="2400"/>
-          </w:tcPr>
-          <w:p>
-            <w:r>
-              <w:rPr>
-                <w:sz w:val="18"/>
-                <w:szCs w:val="18"/>
-              </w:rPr>
+            <w:tcW w:type="dxa" w:w="3200"/>
+            <w:tcMar>
+              <w:top w:type="dxa" w:w="100"/>
+              <w:left w:type="dxa" w:w="120"/>
+              <w:bottom w:type="dxa" w:w="100"/>
+              <w:right w:type="dxa" w:w="120"/>
+            </w:tcMar>
+          </w:tcPr>
+          <w:p>
+            <w:r>
               <w:t xml:space="preserve">Núcleo do módulo de comandas — adicional aprovado (21/08/2026).</w:t>
             </w:r>
           </w:p>
@@ -304,55 +318,63 @@
         <w:tc>
           <w:tcPr>
             <w:tcW w:type="dxa" w:w="700"/>
-          </w:tcPr>
-          <w:p>
-            <w:r>
-              <w:rPr>
-                <w:sz w:val="18"/>
-                <w:szCs w:val="18"/>
-              </w:rPr>
+            <w:tcMar>
+              <w:top w:type="dxa" w:w="100"/>
+              <w:left w:type="dxa" w:w="120"/>
+              <w:bottom w:type="dxa" w:w="100"/>
+              <w:right w:type="dxa" w:w="120"/>
+            </w:tcMar>
+          </w:tcPr>
+          <w:p>
+            <w:r>
               <w:t xml:space="preserve">RF02</w:t>
             </w:r>
           </w:p>
         </w:tc>
         <w:tc>
           <w:tcPr>
-            <w:tcW w:type="dxa" w:w="4700"/>
-          </w:tcPr>
-          <w:p>
-            <w:r>
-              <w:rPr>
-                <w:sz w:val="18"/>
-                <w:szCs w:val="18"/>
-              </w:rPr>
+            <w:tcW w:type="dxa" w:w="4200"/>
+            <w:tcMar>
+              <w:top w:type="dxa" w:w="100"/>
+              <w:left w:type="dxa" w:w="120"/>
+              <w:bottom w:type="dxa" w:w="100"/>
+              <w:right w:type="dxa" w:w="120"/>
+            </w:tcMar>
+          </w:tcPr>
+          <w:p>
+            <w:r>
               <w:t xml:space="preserve">O sistema deve sugerir automaticamente a composição da mesa, permitindo ao Garçom confirmar ou ajustar.</w:t>
             </w:r>
           </w:p>
         </w:tc>
         <w:tc>
           <w:tcPr>
-            <w:tcW w:type="dxa" w:w="1560"/>
-          </w:tcPr>
-          <w:p>
-            <w:r>
-              <w:rPr>
-                <w:sz w:val="18"/>
-                <w:szCs w:val="18"/>
-              </w:rPr>
+            <w:tcW w:type="dxa" w:w="1400"/>
+            <w:tcMar>
+              <w:top w:type="dxa" w:w="100"/>
+              <w:left w:type="dxa" w:w="120"/>
+              <w:bottom w:type="dxa" w:w="100"/>
+              <w:right w:type="dxa" w:w="120"/>
+            </w:tcMar>
+          </w:tcPr>
+          <w:p>
+            <w:r>
               <w:t xml:space="preserve">Garçom</w:t>
             </w:r>
           </w:p>
         </w:tc>
         <w:tc>
           <w:tcPr>
-            <w:tcW w:type="dxa" w:w="2400"/>
-          </w:tcPr>
-          <w:p>
-            <w:r>
-              <w:rPr>
-                <w:sz w:val="18"/>
-                <w:szCs w:val="18"/>
-              </w:rPr>
+            <w:tcW w:type="dxa" w:w="3200"/>
+            <w:tcMar>
+              <w:top w:type="dxa" w:w="100"/>
+              <w:left w:type="dxa" w:w="120"/>
+              <w:bottom w:type="dxa" w:w="100"/>
+              <w:right w:type="dxa" w:w="120"/>
+            </w:tcMar>
+          </w:tcPr>
+          <w:p>
+            <w:r>
               <w:t xml:space="preserve">Decisão de design (13/08/2026); confirmado por entrevista — sem item infantil pedido, sistema não tem como inferir sozinho.</w:t>
             </w:r>
           </w:p>
@@ -362,55 +384,63 @@
         <w:tc>
           <w:tcPr>
             <w:tcW w:type="dxa" w:w="700"/>
-          </w:tcPr>
-          <w:p>
-            <w:r>
-              <w:rPr>
-                <w:sz w:val="18"/>
-                <w:szCs w:val="18"/>
-              </w:rPr>
+            <w:tcMar>
+              <w:top w:type="dxa" w:w="100"/>
+              <w:left w:type="dxa" w:w="120"/>
+              <w:bottom w:type="dxa" w:w="100"/>
+              <w:right w:type="dxa" w:w="120"/>
+            </w:tcMar>
+          </w:tcPr>
+          <w:p>
+            <w:r>
               <w:t xml:space="preserve">RF03</w:t>
             </w:r>
           </w:p>
         </w:tc>
         <w:tc>
           <w:tcPr>
-            <w:tcW w:type="dxa" w:w="4700"/>
-          </w:tcPr>
-          <w:p>
-            <w:r>
-              <w:rPr>
-                <w:sz w:val="18"/>
-                <w:szCs w:val="18"/>
-              </w:rPr>
+            <w:tcW w:type="dxa" w:w="4200"/>
+            <w:tcMar>
+              <w:top w:type="dxa" w:w="100"/>
+              <w:left w:type="dxa" w:w="120"/>
+              <w:bottom w:type="dxa" w:w="100"/>
+              <w:right w:type="dxa" w:w="120"/>
+            </w:tcMar>
+          </w:tcPr>
+          <w:p>
+            <w:r>
               <w:t xml:space="preserve">O sistema deve permitir ao Garçom registrar os itens do pedido associados à comanda aberta, com lista de pendências (itens ainda não entregues) visível.</w:t>
             </w:r>
           </w:p>
         </w:tc>
         <w:tc>
           <w:tcPr>
-            <w:tcW w:type="dxa" w:w="1560"/>
-          </w:tcPr>
-          <w:p>
-            <w:r>
-              <w:rPr>
-                <w:sz w:val="18"/>
-                <w:szCs w:val="18"/>
-              </w:rPr>
+            <w:tcW w:type="dxa" w:w="1400"/>
+            <w:tcMar>
+              <w:top w:type="dxa" w:w="100"/>
+              <w:left w:type="dxa" w:w="120"/>
+              <w:bottom w:type="dxa" w:w="100"/>
+              <w:right w:type="dxa" w:w="120"/>
+            </w:tcMar>
+          </w:tcPr>
+          <w:p>
+            <w:r>
               <w:t xml:space="preserve">Garçom</w:t>
             </w:r>
           </w:p>
         </w:tc>
         <w:tc>
           <w:tcPr>
-            <w:tcW w:type="dxa" w:w="2400"/>
-          </w:tcPr>
-          <w:p>
-            <w:r>
-              <w:rPr>
-                <w:sz w:val="18"/>
-                <w:szCs w:val="18"/>
-              </w:rPr>
+            <w:tcW w:type="dxa" w:w="3200"/>
+            <w:tcMar>
+              <w:top w:type="dxa" w:w="100"/>
+              <w:left w:type="dxa" w:w="120"/>
+              <w:bottom w:type="dxa" w:w="100"/>
+              <w:right w:type="dxa" w:w="120"/>
+            </w:tcMar>
+          </w:tcPr>
+          <w:p>
+            <w:r>
               <w:t xml:space="preserve">Núcleo do módulo de comandas + refinamento da entrevista Cocobambu (achado espontâneo sobre itens esquecidos, ex.: água).</w:t>
             </w:r>
           </w:p>
@@ -420,55 +450,63 @@
         <w:tc>
           <w:tcPr>
             <w:tcW w:type="dxa" w:w="700"/>
-          </w:tcPr>
-          <w:p>
-            <w:r>
-              <w:rPr>
-                <w:sz w:val="18"/>
-                <w:szCs w:val="18"/>
-              </w:rPr>
+            <w:tcMar>
+              <w:top w:type="dxa" w:w="100"/>
+              <w:left w:type="dxa" w:w="120"/>
+              <w:bottom w:type="dxa" w:w="100"/>
+              <w:right w:type="dxa" w:w="120"/>
+            </w:tcMar>
+          </w:tcPr>
+          <w:p>
+            <w:r>
               <w:t xml:space="preserve">RF04</w:t>
             </w:r>
           </w:p>
         </w:tc>
         <w:tc>
           <w:tcPr>
-            <w:tcW w:type="dxa" w:w="4700"/>
-          </w:tcPr>
-          <w:p>
-            <w:r>
-              <w:rPr>
-                <w:sz w:val="18"/>
-                <w:szCs w:val="18"/>
-              </w:rPr>
+            <w:tcW w:type="dxa" w:w="4200"/>
+            <w:tcMar>
+              <w:top w:type="dxa" w:w="100"/>
+              <w:left w:type="dxa" w:w="120"/>
+              <w:bottom w:type="dxa" w:w="100"/>
+              <w:right w:type="dxa" w:w="120"/>
+            </w:tcMar>
+          </w:tcPr>
+          <w:p>
+            <w:r>
               <w:t xml:space="preserve">O sistema deve permitir ao Garçom fechar a comanda, calculando o valor total com taxa de serviço.</w:t>
             </w:r>
           </w:p>
         </w:tc>
         <w:tc>
           <w:tcPr>
-            <w:tcW w:type="dxa" w:w="1560"/>
-          </w:tcPr>
-          <w:p>
-            <w:r>
-              <w:rPr>
-                <w:sz w:val="18"/>
-                <w:szCs w:val="18"/>
-              </w:rPr>
+            <w:tcW w:type="dxa" w:w="1400"/>
+            <w:tcMar>
+              <w:top w:type="dxa" w:w="100"/>
+              <w:left w:type="dxa" w:w="120"/>
+              <w:bottom w:type="dxa" w:w="100"/>
+              <w:right w:type="dxa" w:w="120"/>
+            </w:tcMar>
+          </w:tcPr>
+          <w:p>
+            <w:r>
               <w:t xml:space="preserve">Garçom</w:t>
             </w:r>
           </w:p>
         </w:tc>
         <w:tc>
           <w:tcPr>
-            <w:tcW w:type="dxa" w:w="2400"/>
-          </w:tcPr>
-          <w:p>
-            <w:r>
-              <w:rPr>
-                <w:sz w:val="18"/>
-                <w:szCs w:val="18"/>
-              </w:rPr>
+            <w:tcW w:type="dxa" w:w="3200"/>
+            <w:tcMar>
+              <w:top w:type="dxa" w:w="100"/>
+              <w:left w:type="dxa" w:w="120"/>
+              <w:bottom w:type="dxa" w:w="100"/>
+              <w:right w:type="dxa" w:w="120"/>
+            </w:tcMar>
+          </w:tcPr>
+          <w:p>
+            <w:r>
               <w:t xml:space="preserve">Núcleo do módulo de comandas — adicional aprovado.</w:t>
             </w:r>
           </w:p>
@@ -478,55 +516,63 @@
         <w:tc>
           <w:tcPr>
             <w:tcW w:type="dxa" w:w="700"/>
-          </w:tcPr>
-          <w:p>
-            <w:r>
-              <w:rPr>
-                <w:sz w:val="18"/>
-                <w:szCs w:val="18"/>
-              </w:rPr>
+            <w:tcMar>
+              <w:top w:type="dxa" w:w="100"/>
+              <w:left w:type="dxa" w:w="120"/>
+              <w:bottom w:type="dxa" w:w="100"/>
+              <w:right w:type="dxa" w:w="120"/>
+            </w:tcMar>
+          </w:tcPr>
+          <w:p>
+            <w:r>
               <w:t xml:space="preserve">RF05</w:t>
             </w:r>
           </w:p>
         </w:tc>
         <w:tc>
           <w:tcPr>
-            <w:tcW w:type="dxa" w:w="4700"/>
-          </w:tcPr>
-          <w:p>
-            <w:r>
-              <w:rPr>
-                <w:sz w:val="18"/>
-                <w:szCs w:val="18"/>
-              </w:rPr>
+            <w:tcW w:type="dxa" w:w="4200"/>
+            <w:tcMar>
+              <w:top w:type="dxa" w:w="100"/>
+              <w:left w:type="dxa" w:w="120"/>
+              <w:bottom w:type="dxa" w:w="100"/>
+              <w:right w:type="dxa" w:w="120"/>
+            </w:tcMar>
+          </w:tcPr>
+          <w:p>
+            <w:r>
               <w:t xml:space="preserve">O sistema deve permitir ao Cliente consultar, via QR code ou tablet, o cardápio digital com fotos, preço e flags dietéticas, sem função de pedido.</w:t>
             </w:r>
           </w:p>
         </w:tc>
         <w:tc>
           <w:tcPr>
-            <w:tcW w:type="dxa" w:w="1560"/>
-          </w:tcPr>
-          <w:p>
-            <w:r>
-              <w:rPr>
-                <w:sz w:val="18"/>
-                <w:szCs w:val="18"/>
-              </w:rPr>
+            <w:tcW w:type="dxa" w:w="1400"/>
+            <w:tcMar>
+              <w:top w:type="dxa" w:w="100"/>
+              <w:left w:type="dxa" w:w="120"/>
+              <w:bottom w:type="dxa" w:w="100"/>
+              <w:right w:type="dxa" w:w="120"/>
+            </w:tcMar>
+          </w:tcPr>
+          <w:p>
+            <w:r>
               <w:t xml:space="preserve">Cliente (condicional)</w:t>
             </w:r>
           </w:p>
         </w:tc>
         <w:tc>
           <w:tcPr>
-            <w:tcW w:type="dxa" w:w="2400"/>
-          </w:tcPr>
-          <w:p>
-            <w:r>
-              <w:rPr>
-                <w:sz w:val="18"/>
-                <w:szCs w:val="18"/>
-              </w:rPr>
+            <w:tcW w:type="dxa" w:w="3200"/>
+            <w:tcMar>
+              <w:top w:type="dxa" w:w="100"/>
+              <w:left w:type="dxa" w:w="120"/>
+              <w:bottom w:type="dxa" w:w="100"/>
+              <w:right w:type="dxa" w:w="120"/>
+            </w:tcMar>
+          </w:tcPr>
+          <w:p>
+            <w:r>
               <w:t xml:space="preserve">EXTRA — condicionado a tempo. Questionário: 83% dos clientes relatam dificuldade com flags dietéticas.</w:t>
             </w:r>
           </w:p>
@@ -536,55 +582,63 @@
         <w:tc>
           <w:tcPr>
             <w:tcW w:type="dxa" w:w="700"/>
-          </w:tcPr>
-          <w:p>
-            <w:r>
-              <w:rPr>
-                <w:sz w:val="18"/>
-                <w:szCs w:val="18"/>
-              </w:rPr>
+            <w:tcMar>
+              <w:top w:type="dxa" w:w="100"/>
+              <w:left w:type="dxa" w:w="120"/>
+              <w:bottom w:type="dxa" w:w="100"/>
+              <w:right w:type="dxa" w:w="120"/>
+            </w:tcMar>
+          </w:tcPr>
+          <w:p>
+            <w:r>
               <w:t xml:space="preserve">RF06</w:t>
             </w:r>
           </w:p>
         </w:tc>
         <w:tc>
           <w:tcPr>
-            <w:tcW w:type="dxa" w:w="4700"/>
-          </w:tcPr>
-          <w:p>
-            <w:r>
-              <w:rPr>
-                <w:sz w:val="18"/>
-                <w:szCs w:val="18"/>
-              </w:rPr>
+            <w:tcW w:type="dxa" w:w="4200"/>
+            <w:tcMar>
+              <w:top w:type="dxa" w:w="100"/>
+              <w:left w:type="dxa" w:w="120"/>
+              <w:bottom w:type="dxa" w:w="100"/>
+              <w:right w:type="dxa" w:w="120"/>
+            </w:tcMar>
+          </w:tcPr>
+          <w:p>
+            <w:r>
               <w:t xml:space="preserve">O sistema deve calcular uma sugestão de alocação de garçons às mesas/praças com base no algoritmo de programação linear (RN03).</w:t>
             </w:r>
           </w:p>
         </w:tc>
         <w:tc>
           <w:tcPr>
-            <w:tcW w:type="dxa" w:w="1560"/>
-          </w:tcPr>
-          <w:p>
-            <w:r>
-              <w:rPr>
-                <w:sz w:val="18"/>
-                <w:szCs w:val="18"/>
-              </w:rPr>
+            <w:tcW w:type="dxa" w:w="1400"/>
+            <w:tcMar>
+              <w:top w:type="dxa" w:w="100"/>
+              <w:left w:type="dxa" w:w="120"/>
+              <w:bottom w:type="dxa" w:w="100"/>
+              <w:right w:type="dxa" w:w="120"/>
+            </w:tcMar>
+          </w:tcPr>
+          <w:p>
+            <w:r>
               <w:t xml:space="preserve">Sistema / Metre</w:t>
             </w:r>
           </w:p>
         </w:tc>
         <w:tc>
           <w:tcPr>
-            <w:tcW w:type="dxa" w:w="2400"/>
-          </w:tcPr>
-          <w:p>
-            <w:r>
-              <w:rPr>
-                <w:sz w:val="18"/>
-                <w:szCs w:val="18"/>
-              </w:rPr>
+            <w:tcW w:type="dxa" w:w="3200"/>
+            <w:tcMar>
+              <w:top w:type="dxa" w:w="100"/>
+              <w:left w:type="dxa" w:w="120"/>
+              <w:bottom w:type="dxa" w:w="100"/>
+              <w:right w:type="dxa" w:w="120"/>
+            </w:tcMar>
+          </w:tcPr>
+          <w:p>
+            <w:r>
               <w:t xml:space="preserve">Escopo original, bloco de Programação Linear.</w:t>
             </w:r>
           </w:p>
@@ -594,55 +648,63 @@
         <w:tc>
           <w:tcPr>
             <w:tcW w:type="dxa" w:w="700"/>
-          </w:tcPr>
-          <w:p>
-            <w:r>
-              <w:rPr>
-                <w:sz w:val="18"/>
-                <w:szCs w:val="18"/>
-              </w:rPr>
+            <w:tcMar>
+              <w:top w:type="dxa" w:w="100"/>
+              <w:left w:type="dxa" w:w="120"/>
+              <w:bottom w:type="dxa" w:w="100"/>
+              <w:right w:type="dxa" w:w="120"/>
+            </w:tcMar>
+          </w:tcPr>
+          <w:p>
+            <w:r>
               <w:t xml:space="preserve">RF07</w:t>
             </w:r>
           </w:p>
         </w:tc>
         <w:tc>
           <w:tcPr>
-            <w:tcW w:type="dxa" w:w="4700"/>
-          </w:tcPr>
-          <w:p>
-            <w:r>
-              <w:rPr>
-                <w:sz w:val="18"/>
-                <w:szCs w:val="18"/>
-              </w:rPr>
+            <w:tcW w:type="dxa" w:w="4200"/>
+            <w:tcMar>
+              <w:top w:type="dxa" w:w="100"/>
+              <w:left w:type="dxa" w:w="120"/>
+              <w:bottom w:type="dxa" w:w="100"/>
+              <w:right w:type="dxa" w:w="120"/>
+            </w:tcMar>
+          </w:tcPr>
+          <w:p>
+            <w:r>
               <w:t xml:space="preserve">O sistema deve permitir ao Metre visualizar e ajustar manualmente a alocação sugerida antes de confirmá-la.</w:t>
             </w:r>
           </w:p>
         </w:tc>
         <w:tc>
           <w:tcPr>
-            <w:tcW w:type="dxa" w:w="1560"/>
-          </w:tcPr>
-          <w:p>
-            <w:r>
-              <w:rPr>
-                <w:sz w:val="18"/>
-                <w:szCs w:val="18"/>
-              </w:rPr>
+            <w:tcW w:type="dxa" w:w="1400"/>
+            <w:tcMar>
+              <w:top w:type="dxa" w:w="100"/>
+              <w:left w:type="dxa" w:w="120"/>
+              <w:bottom w:type="dxa" w:w="100"/>
+              <w:right w:type="dxa" w:w="120"/>
+            </w:tcMar>
+          </w:tcPr>
+          <w:p>
+            <w:r>
               <w:t xml:space="preserve">Metre</w:t>
             </w:r>
           </w:p>
         </w:tc>
         <w:tc>
           <w:tcPr>
-            <w:tcW w:type="dxa" w:w="2400"/>
-          </w:tcPr>
-          <w:p>
-            <w:r>
-              <w:rPr>
-                <w:sz w:val="18"/>
-                <w:szCs w:val="18"/>
-              </w:rPr>
+            <w:tcW w:type="dxa" w:w="3200"/>
+            <w:tcMar>
+              <w:top w:type="dxa" w:w="100"/>
+              <w:left w:type="dxa" w:w="120"/>
+              <w:bottom w:type="dxa" w:w="100"/>
+              <w:right w:type="dxa" w:w="120"/>
+            </w:tcMar>
+          </w:tcPr>
+          <w:p>
+            <w:r>
               <w:t xml:space="preserve">Mantém decisão humana final; reforçado pela entrevista ("algo que deveria continuar sendo decisão do funcionário").</w:t>
             </w:r>
           </w:p>
@@ -652,55 +714,63 @@
         <w:tc>
           <w:tcPr>
             <w:tcW w:type="dxa" w:w="700"/>
-          </w:tcPr>
-          <w:p>
-            <w:r>
-              <w:rPr>
-                <w:sz w:val="18"/>
-                <w:szCs w:val="18"/>
-              </w:rPr>
+            <w:tcMar>
+              <w:top w:type="dxa" w:w="100"/>
+              <w:left w:type="dxa" w:w="120"/>
+              <w:bottom w:type="dxa" w:w="100"/>
+              <w:right w:type="dxa" w:w="120"/>
+            </w:tcMar>
+          </w:tcPr>
+          <w:p>
+            <w:r>
               <w:t xml:space="preserve">RF08</w:t>
             </w:r>
           </w:p>
         </w:tc>
         <w:tc>
           <w:tcPr>
-            <w:tcW w:type="dxa" w:w="4700"/>
-          </w:tcPr>
-          <w:p>
-            <w:r>
-              <w:rPr>
-                <w:sz w:val="18"/>
-                <w:szCs w:val="18"/>
-              </w:rPr>
+            <w:tcW w:type="dxa" w:w="4200"/>
+            <w:tcMar>
+              <w:top w:type="dxa" w:w="100"/>
+              <w:left w:type="dxa" w:w="120"/>
+              <w:bottom w:type="dxa" w:w="100"/>
+              <w:right w:type="dxa" w:w="120"/>
+            </w:tcMar>
+          </w:tcPr>
+          <w:p>
+            <w:r>
               <w:t xml:space="preserve">O sistema deve registrar o histórico de alocações e faturamento por praça para uso no RN03 e em BI.</w:t>
             </w:r>
           </w:p>
         </w:tc>
         <w:tc>
           <w:tcPr>
-            <w:tcW w:type="dxa" w:w="1560"/>
-          </w:tcPr>
-          <w:p>
-            <w:r>
-              <w:rPr>
-                <w:sz w:val="18"/>
-                <w:szCs w:val="18"/>
-              </w:rPr>
+            <w:tcW w:type="dxa" w:w="1400"/>
+            <w:tcMar>
+              <w:top w:type="dxa" w:w="100"/>
+              <w:left w:type="dxa" w:w="120"/>
+              <w:bottom w:type="dxa" w:w="100"/>
+              <w:right w:type="dxa" w:w="120"/>
+            </w:tcMar>
+          </w:tcPr>
+          <w:p>
+            <w:r>
               <w:t xml:space="preserve">Sistema</w:t>
             </w:r>
           </w:p>
         </w:tc>
         <w:tc>
           <w:tcPr>
-            <w:tcW w:type="dxa" w:w="2400"/>
-          </w:tcPr>
-          <w:p>
-            <w:r>
-              <w:rPr>
-                <w:sz w:val="18"/>
-                <w:szCs w:val="18"/>
-              </w:rPr>
+            <w:tcW w:type="dxa" w:w="3200"/>
+            <w:tcMar>
+              <w:top w:type="dxa" w:w="100"/>
+              <w:left w:type="dxa" w:w="120"/>
+              <w:bottom w:type="dxa" w:w="100"/>
+              <w:right w:type="dxa" w:w="120"/>
+            </w:tcMar>
+          </w:tcPr>
+          <w:p>
+            <w:r>
               <w:t xml:space="preserve">Escopo original + entrevista: praças têm potencial de faturamento estruturalmente diferente (ex.: mesa de casal vs. mesa família).</w:t>
             </w:r>
           </w:p>
@@ -710,55 +780,63 @@
         <w:tc>
           <w:tcPr>
             <w:tcW w:type="dxa" w:w="700"/>
-          </w:tcPr>
-          <w:p>
-            <w:r>
-              <w:rPr>
-                <w:sz w:val="18"/>
-                <w:szCs w:val="18"/>
-              </w:rPr>
+            <w:tcMar>
+              <w:top w:type="dxa" w:w="100"/>
+              <w:left w:type="dxa" w:w="120"/>
+              <w:bottom w:type="dxa" w:w="100"/>
+              <w:right w:type="dxa" w:w="120"/>
+            </w:tcMar>
+          </w:tcPr>
+          <w:p>
+            <w:r>
               <w:t xml:space="preserve">RF09</w:t>
             </w:r>
           </w:p>
         </w:tc>
         <w:tc>
           <w:tcPr>
-            <w:tcW w:type="dxa" w:w="4700"/>
-          </w:tcPr>
-          <w:p>
-            <w:r>
-              <w:rPr>
-                <w:sz w:val="18"/>
-                <w:szCs w:val="18"/>
-              </w:rPr>
+            <w:tcW w:type="dxa" w:w="4200"/>
+            <w:tcMar>
+              <w:top w:type="dxa" w:w="100"/>
+              <w:left w:type="dxa" w:w="120"/>
+              <w:bottom w:type="dxa" w:w="100"/>
+              <w:right w:type="dxa" w:w="120"/>
+            </w:tcMar>
+          </w:tcPr>
+          <w:p>
+            <w:r>
               <w:t xml:space="preserve">O sistema deve sugerir combinações de pratos ao Garçom com base em clusterização e regras de associação, calibradas por suporte/confiança mínimos.</w:t>
             </w:r>
           </w:p>
         </w:tc>
         <w:tc>
           <w:tcPr>
-            <w:tcW w:type="dxa" w:w="1560"/>
-          </w:tcPr>
-          <w:p>
-            <w:r>
-              <w:rPr>
-                <w:sz w:val="18"/>
-                <w:szCs w:val="18"/>
-              </w:rPr>
+            <w:tcW w:type="dxa" w:w="1400"/>
+            <w:tcMar>
+              <w:top w:type="dxa" w:w="100"/>
+              <w:left w:type="dxa" w:w="120"/>
+              <w:bottom w:type="dxa" w:w="100"/>
+              <w:right w:type="dxa" w:w="120"/>
+            </w:tcMar>
+          </w:tcPr>
+          <w:p>
+            <w:r>
               <w:t xml:space="preserve">Garçom</w:t>
             </w:r>
           </w:p>
         </w:tc>
         <w:tc>
           <w:tcPr>
-            <w:tcW w:type="dxa" w:w="2400"/>
-          </w:tcPr>
-          <w:p>
-            <w:r>
-              <w:rPr>
-                <w:sz w:val="18"/>
-                <w:szCs w:val="18"/>
-              </w:rPr>
+            <w:tcW w:type="dxa" w:w="3200"/>
+            <w:tcMar>
+              <w:top w:type="dxa" w:w="100"/>
+              <w:left w:type="dxa" w:w="120"/>
+              <w:bottom w:type="dxa" w:w="100"/>
+              <w:right w:type="dxa" w:w="120"/>
+            </w:tcMar>
+          </w:tcPr>
+          <w:p>
+            <w:r>
               <w:t xml:space="preserve">Escopo original, bloco de Ciência de Dados.</w:t>
             </w:r>
           </w:p>
@@ -768,55 +846,63 @@
         <w:tc>
           <w:tcPr>
             <w:tcW w:type="dxa" w:w="700"/>
-          </w:tcPr>
-          <w:p>
-            <w:r>
-              <w:rPr>
-                <w:sz w:val="18"/>
-                <w:szCs w:val="18"/>
-              </w:rPr>
+            <w:tcMar>
+              <w:top w:type="dxa" w:w="100"/>
+              <w:left w:type="dxa" w:w="120"/>
+              <w:bottom w:type="dxa" w:w="100"/>
+              <w:right w:type="dxa" w:w="120"/>
+            </w:tcMar>
+          </w:tcPr>
+          <w:p>
+            <w:r>
               <w:t xml:space="preserve">RF10</w:t>
             </w:r>
           </w:p>
         </w:tc>
         <w:tc>
           <w:tcPr>
-            <w:tcW w:type="dxa" w:w="4700"/>
-          </w:tcPr>
-          <w:p>
-            <w:r>
-              <w:rPr>
-                <w:sz w:val="18"/>
-                <w:szCs w:val="18"/>
-              </w:rPr>
+            <w:tcW w:type="dxa" w:w="4200"/>
+            <w:tcMar>
+              <w:top w:type="dxa" w:w="100"/>
+              <w:left w:type="dxa" w:w="120"/>
+              <w:bottom w:type="dxa" w:w="100"/>
+              <w:right w:type="dxa" w:w="120"/>
+            </w:tcMar>
+          </w:tcPr>
+          <w:p>
+            <w:r>
               <w:t xml:space="preserve">O sistema deve exibir ao Gerente relatórios agregados de faturamento por praça e por garçom, com os KPIs definidos na seção 3.</w:t>
             </w:r>
           </w:p>
         </w:tc>
         <w:tc>
           <w:tcPr>
-            <w:tcW w:type="dxa" w:w="1560"/>
-          </w:tcPr>
-          <w:p>
-            <w:r>
-              <w:rPr>
-                <w:sz w:val="18"/>
-                <w:szCs w:val="18"/>
-              </w:rPr>
+            <w:tcW w:type="dxa" w:w="1400"/>
+            <w:tcMar>
+              <w:top w:type="dxa" w:w="100"/>
+              <w:left w:type="dxa" w:w="120"/>
+              <w:bottom w:type="dxa" w:w="100"/>
+              <w:right w:type="dxa" w:w="120"/>
+            </w:tcMar>
+          </w:tcPr>
+          <w:p>
+            <w:r>
               <w:t xml:space="preserve">Gerente</w:t>
             </w:r>
           </w:p>
         </w:tc>
         <w:tc>
           <w:tcPr>
-            <w:tcW w:type="dxa" w:w="2400"/>
-          </w:tcPr>
-          <w:p>
-            <w:r>
-              <w:rPr>
-                <w:sz w:val="18"/>
-                <w:szCs w:val="18"/>
-              </w:rPr>
+            <w:tcW w:type="dxa" w:w="3200"/>
+            <w:tcMar>
+              <w:top w:type="dxa" w:w="100"/>
+              <w:left w:type="dxa" w:w="120"/>
+              <w:bottom w:type="dxa" w:w="100"/>
+              <w:right w:type="dxa" w:w="120"/>
+            </w:tcMar>
+          </w:tcPr>
+          <w:p>
+            <w:r>
               <w:t xml:space="preserve">Escopo original, bloco de BI.</w:t>
             </w:r>
           </w:p>
@@ -826,55 +912,63 @@
         <w:tc>
           <w:tcPr>
             <w:tcW w:type="dxa" w:w="700"/>
-          </w:tcPr>
-          <w:p>
-            <w:r>
-              <w:rPr>
-                <w:sz w:val="18"/>
-                <w:szCs w:val="18"/>
-              </w:rPr>
+            <w:tcMar>
+              <w:top w:type="dxa" w:w="100"/>
+              <w:left w:type="dxa" w:w="120"/>
+              <w:bottom w:type="dxa" w:w="100"/>
+              <w:right w:type="dxa" w:w="120"/>
+            </w:tcMar>
+          </w:tcPr>
+          <w:p>
+            <w:r>
               <w:t xml:space="preserve">RF11</w:t>
             </w:r>
           </w:p>
         </w:tc>
         <w:tc>
           <w:tcPr>
-            <w:tcW w:type="dxa" w:w="4700"/>
-          </w:tcPr>
-          <w:p>
-            <w:r>
-              <w:rPr>
-                <w:sz w:val="18"/>
-                <w:szCs w:val="18"/>
-              </w:rPr>
+            <w:tcW w:type="dxa" w:w="4200"/>
+            <w:tcMar>
+              <w:top w:type="dxa" w:w="100"/>
+              <w:left w:type="dxa" w:w="120"/>
+              <w:bottom w:type="dxa" w:w="100"/>
+              <w:right w:type="dxa" w:w="120"/>
+            </w:tcMar>
+          </w:tcPr>
+          <w:p>
+            <w:r>
               <w:t xml:space="preserve">O sistema deve exibir um índice composto de desempenho dos garçons (não apenas venda) para ranking/gamificação.</w:t>
             </w:r>
           </w:p>
         </w:tc>
         <w:tc>
           <w:tcPr>
-            <w:tcW w:type="dxa" w:w="1560"/>
-          </w:tcPr>
-          <w:p>
-            <w:r>
-              <w:rPr>
-                <w:sz w:val="18"/>
-                <w:szCs w:val="18"/>
-              </w:rPr>
+            <w:tcW w:type="dxa" w:w="1400"/>
+            <w:tcMar>
+              <w:top w:type="dxa" w:w="100"/>
+              <w:left w:type="dxa" w:w="120"/>
+              <w:bottom w:type="dxa" w:w="100"/>
+              <w:right w:type="dxa" w:w="120"/>
+            </w:tcMar>
+          </w:tcPr>
+          <w:p>
+            <w:r>
               <w:t xml:space="preserve">Gerente, Garçom</w:t>
             </w:r>
           </w:p>
         </w:tc>
         <w:tc>
           <w:tcPr>
-            <w:tcW w:type="dxa" w:w="2400"/>
-          </w:tcPr>
-          <w:p>
-            <w:r>
-              <w:rPr>
-                <w:sz w:val="18"/>
-                <w:szCs w:val="18"/>
-              </w:rPr>
+            <w:tcW w:type="dxa" w:w="3200"/>
+            <w:tcMar>
+              <w:top w:type="dxa" w:w="100"/>
+              <w:left w:type="dxa" w:w="120"/>
+              <w:bottom w:type="dxa" w:w="100"/>
+              <w:right w:type="dxa" w:w="120"/>
+            </w:tcMar>
+          </w:tcPr>
+          <w:p>
+            <w:r>
               <w:t xml:space="preserve">Refinado pela entrevista: "podia ter outras métricas também, não só venda".</w:t>
             </w:r>
           </w:p>
@@ -884,55 +978,63 @@
         <w:tc>
           <w:tcPr>
             <w:tcW w:type="dxa" w:w="700"/>
-          </w:tcPr>
-          <w:p>
-            <w:r>
-              <w:rPr>
-                <w:sz w:val="18"/>
-                <w:szCs w:val="18"/>
-              </w:rPr>
+            <w:tcMar>
+              <w:top w:type="dxa" w:w="100"/>
+              <w:left w:type="dxa" w:w="120"/>
+              <w:bottom w:type="dxa" w:w="100"/>
+              <w:right w:type="dxa" w:w="120"/>
+            </w:tcMar>
+          </w:tcPr>
+          <w:p>
+            <w:r>
               <w:t xml:space="preserve">RF12</w:t>
             </w:r>
           </w:p>
         </w:tc>
         <w:tc>
           <w:tcPr>
-            <w:tcW w:type="dxa" w:w="4700"/>
-          </w:tcPr>
-          <w:p>
-            <w:r>
-              <w:rPr>
-                <w:sz w:val="18"/>
-                <w:szCs w:val="18"/>
-              </w:rPr>
+            <w:tcW w:type="dxa" w:w="4200"/>
+            <w:tcMar>
+              <w:top w:type="dxa" w:w="100"/>
+              <w:left w:type="dxa" w:w="120"/>
+              <w:bottom w:type="dxa" w:w="100"/>
+              <w:right w:type="dxa" w:w="120"/>
+            </w:tcMar>
+          </w:tcPr>
+          <w:p>
+            <w:r>
               <w:t xml:space="preserve">O sistema deve permitir ao Cliente solicitar a exclusão do seu histórico de pedidos a qualquer momento.</w:t>
             </w:r>
           </w:p>
         </w:tc>
         <w:tc>
           <w:tcPr>
-            <w:tcW w:type="dxa" w:w="1560"/>
-          </w:tcPr>
-          <w:p>
-            <w:r>
-              <w:rPr>
-                <w:sz w:val="18"/>
-                <w:szCs w:val="18"/>
-              </w:rPr>
+            <w:tcW w:type="dxa" w:w="1400"/>
+            <w:tcMar>
+              <w:top w:type="dxa" w:w="100"/>
+              <w:left w:type="dxa" w:w="120"/>
+              <w:bottom w:type="dxa" w:w="100"/>
+              <w:right w:type="dxa" w:w="120"/>
+            </w:tcMar>
+          </w:tcPr>
+          <w:p>
+            <w:r>
               <w:t xml:space="preserve">Cliente</w:t>
             </w:r>
           </w:p>
         </w:tc>
         <w:tc>
           <w:tcPr>
-            <w:tcW w:type="dxa" w:w="2400"/>
-          </w:tcPr>
-          <w:p>
-            <w:r>
-              <w:rPr>
-                <w:sz w:val="18"/>
-                <w:szCs w:val="18"/>
-              </w:rPr>
+            <w:tcW w:type="dxa" w:w="3200"/>
+            <w:tcMar>
+              <w:top w:type="dxa" w:w="100"/>
+              <w:left w:type="dxa" w:w="120"/>
+              <w:bottom w:type="dxa" w:w="100"/>
+              <w:right w:type="dxa" w:w="120"/>
+            </w:tcMar>
+          </w:tcPr>
+          <w:p>
+            <w:r>
               <w:t xml:space="preserve">Direito ao esquecimento (LGPD, Art. 6º).</w:t>
             </w:r>
           </w:p>
@@ -942,55 +1044,63 @@
         <w:tc>
           <w:tcPr>
             <w:tcW w:type="dxa" w:w="700"/>
-          </w:tcPr>
-          <w:p>
-            <w:r>
-              <w:rPr>
-                <w:sz w:val="18"/>
-                <w:szCs w:val="18"/>
-              </w:rPr>
+            <w:tcMar>
+              <w:top w:type="dxa" w:w="100"/>
+              <w:left w:type="dxa" w:w="120"/>
+              <w:bottom w:type="dxa" w:w="100"/>
+              <w:right w:type="dxa" w:w="120"/>
+            </w:tcMar>
+          </w:tcPr>
+          <w:p>
+            <w:r>
               <w:t xml:space="preserve">RF13</w:t>
             </w:r>
           </w:p>
         </w:tc>
         <w:tc>
           <w:tcPr>
-            <w:tcW w:type="dxa" w:w="4700"/>
-          </w:tcPr>
-          <w:p>
-            <w:r>
-              <w:rPr>
-                <w:sz w:val="18"/>
-                <w:szCs w:val="18"/>
-              </w:rPr>
+            <w:tcW w:type="dxa" w:w="4200"/>
+            <w:tcMar>
+              <w:top w:type="dxa" w:w="100"/>
+              <w:left w:type="dxa" w:w="120"/>
+              <w:bottom w:type="dxa" w:w="100"/>
+              <w:right w:type="dxa" w:w="120"/>
+            </w:tcMar>
+          </w:tcPr>
+          <w:p>
+            <w:r>
               <w:t xml:space="preserve">O sistema deve permitir ao Cliente consultar sua comanda em tempo real (itens já lançados e valor parcial).</w:t>
             </w:r>
           </w:p>
         </w:tc>
         <w:tc>
           <w:tcPr>
-            <w:tcW w:type="dxa" w:w="1560"/>
-          </w:tcPr>
-          <w:p>
-            <w:r>
-              <w:rPr>
-                <w:sz w:val="18"/>
-                <w:szCs w:val="18"/>
-              </w:rPr>
+            <w:tcW w:type="dxa" w:w="1400"/>
+            <w:tcMar>
+              <w:top w:type="dxa" w:w="100"/>
+              <w:left w:type="dxa" w:w="120"/>
+              <w:bottom w:type="dxa" w:w="100"/>
+              <w:right w:type="dxa" w:w="120"/>
+            </w:tcMar>
+          </w:tcPr>
+          <w:p>
+            <w:r>
               <w:t xml:space="preserve">Cliente (condicional)</w:t>
             </w:r>
           </w:p>
         </w:tc>
         <w:tc>
           <w:tcPr>
-            <w:tcW w:type="dxa" w:w="2400"/>
-          </w:tcPr>
-          <w:p>
-            <w:r>
-              <w:rPr>
-                <w:sz w:val="18"/>
-                <w:szCs w:val="18"/>
-              </w:rPr>
+            <w:tcW w:type="dxa" w:w="3200"/>
+            <w:tcMar>
+              <w:top w:type="dxa" w:w="100"/>
+              <w:left w:type="dxa" w:w="120"/>
+              <w:bottom w:type="dxa" w:w="100"/>
+              <w:right w:type="dxa" w:w="120"/>
+            </w:tcMar>
+          </w:tcPr>
+          <w:p>
+            <w:r>
               <w:t xml:space="preserve">EXTRA — condicionado a tempo. Achado da entrevista Cocobambu: reduz disputa de conta ao final do atendimento.</w:t>
             </w:r>
           </w:p>
@@ -1000,7 +1110,7 @@
     <w:p>
       <w:pPr>
         <w:pStyle w:val="Heading1"/>
-        <w:spacing w:after="160" w:before="320"/>
+        <w:spacing w:after="150" w:before="300"/>
       </w:pPr>
       <w:r>
         <w:t xml:space="preserve">3. KPIs e critérios analíticos (proposta da dupla — pendente de validação final)</w:t>
@@ -1008,7 +1118,7 @@
     </w:p>
     <w:p>
       <w:pPr>
-        <w:spacing w:after="160"/>
+        <w:spacing w:after="200"/>
       </w:pPr>
       <w:r>
         <w:t xml:space="preserve">Esta seção formaliza os critérios que estavam listados como pendências no documento anterior (seção 5, versão 17/08/2026). São propostas construídas a partir da entrevista com o garçom do Cocobambu e do questionário — precisam de validação entre a dupla antes de serem tratadas como fechadas, e do orientador antes de constarem como definitivas no TG.</w:t>
@@ -1016,8 +1126,8 @@
     </w:p>
     <w:p>
       <w:pPr>
-        <w:pStyle w:val="Heading2"/>
-        <w:spacing w:after="120" w:before="240"/>
+        <w:pStyle w:val="Heading3"/>
+        <w:spacing w:after="120" w:before="250"/>
       </w:pPr>
       <w:r>
         <w:t xml:space="preserve">3.1 Critério de rotação/alocação de garçons (RN03)</w:t>
@@ -1025,7 +1135,7 @@
     </w:p>
     <w:p>
       <w:pPr>
-        <w:spacing w:after="160"/>
+        <w:spacing w:after="200"/>
       </w:pPr>
       <w:r>
         <w:t xml:space="preserve">Proposta: equilibrar o faturamento acumulado por garçom ao longo de um período de referência (ex.: semana), ponderando a alocação pelo faturamento médio histórico de cada praça — garçons alocados repetidamente em praças de menor potencial ganham prioridade em praças de maior potencial nas rodadas seguintes, e vice-versa.</w:t>
@@ -1033,7 +1143,7 @@
     </w:p>
     <w:p>
       <w:pPr>
-        <w:spacing w:after="160"/>
+        <w:spacing w:after="200"/>
       </w:pPr>
       <w:r>
         <w:t xml:space="preserve">Racional: descarta as hipóteses "minimizar tempo de espera" e "maximizar gorjeta total" por não terem aparecido como dor espontânea nem na entrevista nem no questionário; a dor relatada foi especificamente desigualdade percebida entre praças.</w:t>
@@ -1041,8 +1151,23 @@
     </w:p>
     <w:p>
       <w:pPr>
-        <w:pStyle w:val="Heading2"/>
-        <w:spacing w:after="120" w:before="240"/>
+        <w:spacing w:after="200"/>
+      </w:pPr>
+      <w:r>
+        <w:rPr>
+          <w:b/>
+          <w:bCs/>
+        </w:rPr>
+        <w:t xml:space="preserve">Status (22/08/2026, issue #6): </w:t>
+      </w:r>
+      <w:r>
+        <w:t xml:space="preserve">a estrutura da função objetivo acima está fechada. Seguem pendentes, como issue própria (#26): a validação formal desta abordagem com o orientador, e a calibração numérica dos pesos (quanto o histórico da praça pesa vs. o acumulado do garçom), que depende de dado real ou simulado ainda não disponível.</w:t>
+      </w:r>
+    </w:p>
+    <w:p>
+      <w:pPr>
+        <w:pStyle w:val="Heading3"/>
+        <w:spacing w:after="120" w:before="250"/>
       </w:pPr>
       <w:r>
         <w:t xml:space="preserve">3.2 KPIs de BI (RF10) e índice de ranking (RF11)</w:t>
@@ -1053,9 +1178,9 @@
         <w:pStyle w:val="ListParagraph"/>
         <w:numPr>
           <w:ilvl w:val="0"/>
-          <w:numId w:val="2"/>
+          <w:numId w:val="1"/>
         </w:numPr>
-        <w:spacing w:after="80"/>
+        <w:spacing w:after="150"/>
       </w:pPr>
       <w:r>
         <w:t xml:space="preserve">Faturamento total e médio por garçom, por período.</w:t>
@@ -1066,9 +1191,9 @@
         <w:pStyle w:val="ListParagraph"/>
         <w:numPr>
           <w:ilvl w:val="0"/>
-          <w:numId w:val="2"/>
+          <w:numId w:val="1"/>
         </w:numPr>
-        <w:spacing w:after="80"/>
+        <w:spacing w:after="150"/>
       </w:pPr>
       <w:r>
         <w:t xml:space="preserve">Faturamento médio histórico por praça (alimenta o RN03).</w:t>
@@ -1079,9 +1204,9 @@
         <w:pStyle w:val="ListParagraph"/>
         <w:numPr>
           <w:ilvl w:val="0"/>
-          <w:numId w:val="2"/>
+          <w:numId w:val="1"/>
         </w:numPr>
-        <w:spacing w:after="80"/>
+        <w:spacing w:after="150"/>
       </w:pPr>
       <w:r>
         <w:t xml:space="preserve">Ticket médio por mesa atendida.</w:t>
@@ -1092,9 +1217,9 @@
         <w:pStyle w:val="ListParagraph"/>
         <w:numPr>
           <w:ilvl w:val="0"/>
-          <w:numId w:val="2"/>
+          <w:numId w:val="1"/>
         </w:numPr>
-        <w:spacing w:after="80"/>
+        <w:spacing w:after="150"/>
       </w:pPr>
       <w:r>
         <w:t xml:space="preserve">Tempo médio de atendimento (abertura → fechamento da comanda).</w:t>
@@ -1105,9 +1230,9 @@
         <w:pStyle w:val="ListParagraph"/>
         <w:numPr>
           <w:ilvl w:val="0"/>
-          <w:numId w:val="2"/>
+          <w:numId w:val="1"/>
         </w:numPr>
-        <w:spacing w:after="80"/>
+        <w:spacing w:after="150"/>
       </w:pPr>
       <w:r>
         <w:t xml:space="preserve">Índice composto de desempenho: combina faturamento + nº de mesas atendidas (evita expor só a métrica de venda pura, conforme sinalizado na entrevista).</w:t>
@@ -1115,8 +1240,8 @@
     </w:p>
     <w:p>
       <w:pPr>
-        <w:pStyle w:val="Heading2"/>
-        <w:spacing w:after="120" w:before="240"/>
+        <w:pStyle w:val="Heading3"/>
+        <w:spacing w:after="120" w:before="250"/>
       </w:pPr>
       <w:r>
         <w:t xml:space="preserve">3.3 Critério de recomendação de pratos (RF09)</w:t>
@@ -1127,9 +1252,9 @@
         <w:pStyle w:val="ListParagraph"/>
         <w:numPr>
           <w:ilvl w:val="0"/>
-          <w:numId w:val="2"/>
+          <w:numId w:val="1"/>
         </w:numPr>
-        <w:spacing w:after="80"/>
+        <w:spacing w:after="150"/>
       </w:pPr>
       <w:r>
         <w:t xml:space="preserve">Regras de associação: limiares mínimos de suporte e confiança — valores exatos a calibrar quando houver volume de dado real ou simulado suficiente; não é possível fechar um número sem essa base.</w:t>
@@ -1140,9 +1265,9 @@
         <w:pStyle w:val="ListParagraph"/>
         <w:numPr>
           <w:ilvl w:val="0"/>
-          <w:numId w:val="2"/>
+          <w:numId w:val="1"/>
         </w:numPr>
-        <w:spacing w:after="80"/>
+        <w:spacing w:after="150"/>
       </w:pPr>
       <w:r>
         <w:t xml:space="preserve">Clusterização por padrão de consumo observável (nunca atributo sensível — decisão já fechada, RN05); número de clusters a definir experimentalmente (ex.: método do cotovelo).</w:t>
@@ -1150,17 +1275,12 @@
     </w:p>
     <w:p>
       <w:pPr>
-        <w:pBdr>
-          <w:left w:val="single" w:color="999999" w:sz="12" w:space="8"/>
-        </w:pBdr>
-        <w:spacing w:after="200" w:before="120"/>
-        <w:ind w:left="200"/>
+        <w:spacing w:after="200"/>
       </w:pPr>
       <w:r>
         <w:rPr>
           <w:i/>
           <w:iCs/>
-          <w:color w:val="555555"/>
         </w:rPr>
         <w:t xml:space="preserve">Nenhum valor numérico definitivo (limiar de suporte/confiança, número de clusters) pode ser fixado antes de haver dado real ou simulado suficiente para calibração — registrar isso explicitamente na metodologia do TG.</w:t>
       </w:r>
@@ -1168,7 +1288,7 @@
     <w:p>
       <w:pPr>
         <w:pStyle w:val="Heading1"/>
-        <w:spacing w:after="160" w:before="320"/>
+        <w:spacing w:after="150" w:before="300"/>
       </w:pPr>
       <w:r>
         <w:t xml:space="preserve">4. Requisitos Não Funcionais (RNF)</w:t>
@@ -1176,7 +1296,7 @@
     </w:p>
     <w:tbl>
       <w:tblPr>
-        <w:tblW w:type="dxa" w:w="9360"/>
+        <w:tblW w:type="dxa" w:w="9500"/>
         <w:tblBorders>
           <w:top w:val="single" w:color="auto" w:sz="4"/>
           <w:left w:val="single" w:color="auto" w:sz="4"/>
@@ -1188,9 +1308,9 @@
       </w:tblPr>
       <w:tblGrid>
         <w:gridCol w:w="700"/>
-        <w:gridCol w:w="4700"/>
-        <w:gridCol w:w="1560"/>
-        <w:gridCol w:w="2400"/>
+        <w:gridCol w:w="4300"/>
+        <w:gridCol w:w="1600"/>
+        <w:gridCol w:w="2900"/>
       </w:tblGrid>
       <w:tr>
         <w:trPr>
@@ -1199,16 +1319,19 @@
         <w:tc>
           <w:tcPr>
             <w:tcW w:type="dxa" w:w="700"/>
-            <w:shd w:fill="2F5233" w:val="clear"/>
+            <w:shd w:fill="D9E2F3" w:val="clear"/>
+            <w:tcMar>
+              <w:top w:type="dxa" w:w="100"/>
+              <w:left w:type="dxa" w:w="120"/>
+              <w:bottom w:type="dxa" w:w="100"/>
+              <w:right w:type="dxa" w:w="120"/>
+            </w:tcMar>
           </w:tcPr>
           <w:p>
             <w:r>
               <w:rPr>
                 <w:b/>
                 <w:bCs/>
-                <w:color w:val="FFFFFF"/>
-                <w:sz w:val="18"/>
-                <w:szCs w:val="18"/>
               </w:rPr>
               <w:t xml:space="preserve">ID</w:t>
             </w:r>
@@ -1216,17 +1339,20 @@
         </w:tc>
         <w:tc>
           <w:tcPr>
-            <w:tcW w:type="dxa" w:w="4700"/>
-            <w:shd w:fill="2F5233" w:val="clear"/>
+            <w:tcW w:type="dxa" w:w="4300"/>
+            <w:shd w:fill="D9E2F3" w:val="clear"/>
+            <w:tcMar>
+              <w:top w:type="dxa" w:w="100"/>
+              <w:left w:type="dxa" w:w="120"/>
+              <w:bottom w:type="dxa" w:w="100"/>
+              <w:right w:type="dxa" w:w="120"/>
+            </w:tcMar>
           </w:tcPr>
           <w:p>
             <w:r>
               <w:rPr>
                 <w:b/>
                 <w:bCs/>
-                <w:color w:val="FFFFFF"/>
-                <w:sz w:val="18"/>
-                <w:szCs w:val="18"/>
               </w:rPr>
               <w:t xml:space="preserve">Descrição</w:t>
             </w:r>
@@ -1234,17 +1360,20 @@
         </w:tc>
         <w:tc>
           <w:tcPr>
-            <w:tcW w:type="dxa" w:w="1560"/>
-            <w:shd w:fill="2F5233" w:val="clear"/>
+            <w:tcW w:type="dxa" w:w="1600"/>
+            <w:shd w:fill="D9E2F3" w:val="clear"/>
+            <w:tcMar>
+              <w:top w:type="dxa" w:w="100"/>
+              <w:left w:type="dxa" w:w="120"/>
+              <w:bottom w:type="dxa" w:w="100"/>
+              <w:right w:type="dxa" w:w="120"/>
+            </w:tcMar>
           </w:tcPr>
           <w:p>
             <w:r>
               <w:rPr>
                 <w:b/>
                 <w:bCs/>
-                <w:color w:val="FFFFFF"/>
-                <w:sz w:val="18"/>
-                <w:szCs w:val="18"/>
               </w:rPr>
               <w:t xml:space="preserve">Categoria</w:t>
             </w:r>
@@ -1252,17 +1381,20 @@
         </w:tc>
         <w:tc>
           <w:tcPr>
-            <w:tcW w:type="dxa" w:w="2400"/>
-            <w:shd w:fill="2F5233" w:val="clear"/>
+            <w:tcW w:type="dxa" w:w="2900"/>
+            <w:shd w:fill="D9E2F3" w:val="clear"/>
+            <w:tcMar>
+              <w:top w:type="dxa" w:w="100"/>
+              <w:left w:type="dxa" w:w="120"/>
+              <w:bottom w:type="dxa" w:w="100"/>
+              <w:right w:type="dxa" w:w="120"/>
+            </w:tcMar>
           </w:tcPr>
           <w:p>
             <w:r>
               <w:rPr>
                 <w:b/>
                 <w:bCs/>
-                <w:color w:val="FFFFFF"/>
-                <w:sz w:val="18"/>
-                <w:szCs w:val="18"/>
               </w:rPr>
               <w:t xml:space="preserve">Justificativa / Origem</w:t>
             </w:r>
@@ -1273,55 +1405,63 @@
         <w:tc>
           <w:tcPr>
             <w:tcW w:type="dxa" w:w="700"/>
-          </w:tcPr>
-          <w:p>
-            <w:r>
-              <w:rPr>
-                <w:sz w:val="18"/>
-                <w:szCs w:val="18"/>
-              </w:rPr>
+            <w:tcMar>
+              <w:top w:type="dxa" w:w="100"/>
+              <w:left w:type="dxa" w:w="120"/>
+              <w:bottom w:type="dxa" w:w="100"/>
+              <w:right w:type="dxa" w:w="120"/>
+            </w:tcMar>
+          </w:tcPr>
+          <w:p>
+            <w:r>
               <w:t xml:space="preserve">RNF01</w:t>
             </w:r>
           </w:p>
         </w:tc>
         <w:tc>
           <w:tcPr>
-            <w:tcW w:type="dxa" w:w="4700"/>
-          </w:tcPr>
-          <w:p>
-            <w:r>
-              <w:rPr>
-                <w:sz w:val="18"/>
-                <w:szCs w:val="18"/>
-              </w:rPr>
+            <w:tcW w:type="dxa" w:w="4300"/>
+            <w:tcMar>
+              <w:top w:type="dxa" w:w="100"/>
+              <w:left w:type="dxa" w:w="120"/>
+              <w:bottom w:type="dxa" w:w="100"/>
+              <w:right w:type="dxa" w:w="120"/>
+            </w:tcMar>
+          </w:tcPr>
+          <w:p>
+            <w:r>
               <w:t xml:space="preserve">O sistema deve refletir um novo pedido registrado na comanda em, no máximo, X segundos (valor a definir).</w:t>
             </w:r>
           </w:p>
         </w:tc>
         <w:tc>
           <w:tcPr>
-            <w:tcW w:type="dxa" w:w="1560"/>
-          </w:tcPr>
-          <w:p>
-            <w:r>
-              <w:rPr>
-                <w:sz w:val="18"/>
-                <w:szCs w:val="18"/>
-              </w:rPr>
+            <w:tcW w:type="dxa" w:w="1600"/>
+            <w:tcMar>
+              <w:top w:type="dxa" w:w="100"/>
+              <w:left w:type="dxa" w:w="120"/>
+              <w:bottom w:type="dxa" w:w="100"/>
+              <w:right w:type="dxa" w:w="120"/>
+            </w:tcMar>
+          </w:tcPr>
+          <w:p>
+            <w:r>
               <w:t xml:space="preserve">Desempenho</w:t>
             </w:r>
           </w:p>
         </w:tc>
         <w:tc>
           <w:tcPr>
-            <w:tcW w:type="dxa" w:w="2400"/>
-          </w:tcPr>
-          <w:p>
-            <w:r>
-              <w:rPr>
-                <w:sz w:val="18"/>
-                <w:szCs w:val="18"/>
-              </w:rPr>
+            <w:tcW w:type="dxa" w:w="2900"/>
+            <w:tcMar>
+              <w:top w:type="dxa" w:w="100"/>
+              <w:left w:type="dxa" w:w="120"/>
+              <w:bottom w:type="dxa" w:w="100"/>
+              <w:right w:type="dxa" w:w="120"/>
+            </w:tcMar>
+          </w:tcPr>
+          <w:p>
+            <w:r>
               <w:t xml:space="preserve">Maior incômodo relatado pelos clientes (50%); confirmado na entrevista (travamentos do sistema atual do Cocobambu).</w:t>
             </w:r>
           </w:p>
@@ -1331,55 +1471,63 @@
         <w:tc>
           <w:tcPr>
             <w:tcW w:type="dxa" w:w="700"/>
-          </w:tcPr>
-          <w:p>
-            <w:r>
-              <w:rPr>
-                <w:sz w:val="18"/>
-                <w:szCs w:val="18"/>
-              </w:rPr>
+            <w:tcMar>
+              <w:top w:type="dxa" w:w="100"/>
+              <w:left w:type="dxa" w:w="120"/>
+              <w:bottom w:type="dxa" w:w="100"/>
+              <w:right w:type="dxa" w:w="120"/>
+            </w:tcMar>
+          </w:tcPr>
+          <w:p>
+            <w:r>
               <w:t xml:space="preserve">RNF02</w:t>
             </w:r>
           </w:p>
         </w:tc>
         <w:tc>
           <w:tcPr>
-            <w:tcW w:type="dxa" w:w="4700"/>
-          </w:tcPr>
-          <w:p>
-            <w:r>
-              <w:rPr>
-                <w:sz w:val="18"/>
-                <w:szCs w:val="18"/>
-              </w:rPr>
+            <w:tcW w:type="dxa" w:w="4300"/>
+            <w:tcMar>
+              <w:top w:type="dxa" w:w="100"/>
+              <w:left w:type="dxa" w:w="120"/>
+              <w:bottom w:type="dxa" w:w="100"/>
+              <w:right w:type="dxa" w:w="120"/>
+            </w:tcMar>
+          </w:tcPr>
+          <w:p>
+            <w:r>
               <w:t xml:space="preserve">A interface de comanda do Garçom deve permitir abrir mesa e registrar pedido em, no máximo, N toques/passos (valor a definir).</w:t>
             </w:r>
           </w:p>
         </w:tc>
         <w:tc>
           <w:tcPr>
-            <w:tcW w:type="dxa" w:w="1560"/>
-          </w:tcPr>
-          <w:p>
-            <w:r>
-              <w:rPr>
-                <w:sz w:val="18"/>
-                <w:szCs w:val="18"/>
-              </w:rPr>
+            <w:tcW w:type="dxa" w:w="1600"/>
+            <w:tcMar>
+              <w:top w:type="dxa" w:w="100"/>
+              <w:left w:type="dxa" w:w="120"/>
+              <w:bottom w:type="dxa" w:w="100"/>
+              <w:right w:type="dxa" w:w="120"/>
+            </w:tcMar>
+          </w:tcPr>
+          <w:p>
+            <w:r>
               <w:t xml:space="preserve">Usabilidade</w:t>
             </w:r>
           </w:p>
         </w:tc>
         <w:tc>
           <w:tcPr>
-            <w:tcW w:type="dxa" w:w="2400"/>
-          </w:tcPr>
-          <w:p>
-            <w:r>
-              <w:rPr>
-                <w:sz w:val="18"/>
-                <w:szCs w:val="18"/>
-              </w:rPr>
+            <w:tcW w:type="dxa" w:w="2900"/>
+            <w:tcMar>
+              <w:top w:type="dxa" w:w="100"/>
+              <w:left w:type="dxa" w:w="120"/>
+              <w:bottom w:type="dxa" w:w="100"/>
+              <w:right w:type="dxa" w:w="120"/>
+            </w:tcMar>
+          </w:tcPr>
+          <w:p>
+            <w:r>
               <w:t xml:space="preserve">Meta testável ligada ao mesmo achado de demora.</w:t>
             </w:r>
           </w:p>
@@ -1389,55 +1537,63 @@
         <w:tc>
           <w:tcPr>
             <w:tcW w:type="dxa" w:w="700"/>
-          </w:tcPr>
-          <w:p>
-            <w:r>
-              <w:rPr>
-                <w:sz w:val="18"/>
-                <w:szCs w:val="18"/>
-              </w:rPr>
+            <w:tcMar>
+              <w:top w:type="dxa" w:w="100"/>
+              <w:left w:type="dxa" w:w="120"/>
+              <w:bottom w:type="dxa" w:w="100"/>
+              <w:right w:type="dxa" w:w="120"/>
+            </w:tcMar>
+          </w:tcPr>
+          <w:p>
+            <w:r>
               <w:t xml:space="preserve">RNF03</w:t>
             </w:r>
           </w:p>
         </w:tc>
         <w:tc>
           <w:tcPr>
-            <w:tcW w:type="dxa" w:w="4700"/>
-          </w:tcPr>
-          <w:p>
-            <w:r>
-              <w:rPr>
-                <w:sz w:val="18"/>
-                <w:szCs w:val="18"/>
-              </w:rPr>
+            <w:tcW w:type="dxa" w:w="4300"/>
+            <w:tcMar>
+              <w:top w:type="dxa" w:w="100"/>
+              <w:left w:type="dxa" w:w="120"/>
+              <w:bottom w:type="dxa" w:w="100"/>
+              <w:right w:type="dxa" w:w="120"/>
+            </w:tcMar>
+          </w:tcPr>
+          <w:p>
+            <w:r>
               <w:t xml:space="preserve">Dados pessoais do cliente devem ser armazenados com minimização e acesso restrito por papel.</w:t>
             </w:r>
           </w:p>
         </w:tc>
         <w:tc>
           <w:tcPr>
-            <w:tcW w:type="dxa" w:w="1560"/>
-          </w:tcPr>
-          <w:p>
-            <w:r>
-              <w:rPr>
-                <w:sz w:val="18"/>
-                <w:szCs w:val="18"/>
-              </w:rPr>
+            <w:tcW w:type="dxa" w:w="1600"/>
+            <w:tcMar>
+              <w:top w:type="dxa" w:w="100"/>
+              <w:left w:type="dxa" w:w="120"/>
+              <w:bottom w:type="dxa" w:w="100"/>
+              <w:right w:type="dxa" w:w="120"/>
+            </w:tcMar>
+          </w:tcPr>
+          <w:p>
+            <w:r>
               <w:t xml:space="preserve">Privacidade / LGPD</w:t>
             </w:r>
           </w:p>
         </w:tc>
         <w:tc>
           <w:tcPr>
-            <w:tcW w:type="dxa" w:w="2400"/>
-          </w:tcPr>
-          <w:p>
-            <w:r>
-              <w:rPr>
-                <w:sz w:val="18"/>
-                <w:szCs w:val="18"/>
-              </w:rPr>
+            <w:tcW w:type="dxa" w:w="2900"/>
+            <w:tcMar>
+              <w:top w:type="dxa" w:w="100"/>
+              <w:left w:type="dxa" w:w="120"/>
+              <w:bottom w:type="dxa" w:w="100"/>
+              <w:right w:type="dxa" w:w="120"/>
+            </w:tcMar>
+          </w:tcPr>
+          <w:p>
+            <w:r>
               <w:t xml:space="preserve">Princípio de minimização (LGPD, Art. 6º).</w:t>
             </w:r>
           </w:p>
@@ -1447,55 +1603,63 @@
         <w:tc>
           <w:tcPr>
             <w:tcW w:type="dxa" w:w="700"/>
-          </w:tcPr>
-          <w:p>
-            <w:r>
-              <w:rPr>
-                <w:sz w:val="18"/>
-                <w:szCs w:val="18"/>
-              </w:rPr>
+            <w:tcMar>
+              <w:top w:type="dxa" w:w="100"/>
+              <w:left w:type="dxa" w:w="120"/>
+              <w:bottom w:type="dxa" w:w="100"/>
+              <w:right w:type="dxa" w:w="120"/>
+            </w:tcMar>
+          </w:tcPr>
+          <w:p>
+            <w:r>
               <w:t xml:space="preserve">RNF04</w:t>
             </w:r>
           </w:p>
         </w:tc>
         <w:tc>
           <w:tcPr>
-            <w:tcW w:type="dxa" w:w="4700"/>
-          </w:tcPr>
-          <w:p>
-            <w:r>
-              <w:rPr>
-                <w:sz w:val="18"/>
-                <w:szCs w:val="18"/>
-              </w:rPr>
+            <w:tcW w:type="dxa" w:w="4300"/>
+            <w:tcMar>
+              <w:top w:type="dxa" w:w="100"/>
+              <w:left w:type="dxa" w:w="120"/>
+              <w:bottom w:type="dxa" w:w="100"/>
+              <w:right w:type="dxa" w:w="120"/>
+            </w:tcMar>
+          </w:tcPr>
+          <w:p>
+            <w:r>
               <w:t xml:space="preserve">Cada papel (Gerente, Coordenador, Metre, Garçom) deve ter permissões de leitura/escrita distintas conforme matriz de acesso.</w:t>
             </w:r>
           </w:p>
         </w:tc>
         <w:tc>
           <w:tcPr>
-            <w:tcW w:type="dxa" w:w="1560"/>
-          </w:tcPr>
-          <w:p>
-            <w:r>
-              <w:rPr>
-                <w:sz w:val="18"/>
-                <w:szCs w:val="18"/>
-              </w:rPr>
+            <w:tcW w:type="dxa" w:w="1600"/>
+            <w:tcMar>
+              <w:top w:type="dxa" w:w="100"/>
+              <w:left w:type="dxa" w:w="120"/>
+              <w:bottom w:type="dxa" w:w="100"/>
+              <w:right w:type="dxa" w:w="120"/>
+            </w:tcMar>
+          </w:tcPr>
+          <w:p>
+            <w:r>
               <w:t xml:space="preserve">Segurança</w:t>
             </w:r>
           </w:p>
         </w:tc>
         <w:tc>
           <w:tcPr>
-            <w:tcW w:type="dxa" w:w="2400"/>
-          </w:tcPr>
-          <w:p>
-            <w:r>
-              <w:rPr>
-                <w:sz w:val="18"/>
-                <w:szCs w:val="18"/>
-              </w:rPr>
+            <w:tcW w:type="dxa" w:w="2900"/>
+            <w:tcMar>
+              <w:top w:type="dxa" w:w="100"/>
+              <w:left w:type="dxa" w:w="120"/>
+              <w:bottom w:type="dxa" w:w="100"/>
+              <w:right w:type="dxa" w:w="120"/>
+            </w:tcMar>
+          </w:tcPr>
+          <w:p>
+            <w:r>
               <w:t xml:space="preserve">RBAC, já modelado para o front-of-house.</w:t>
             </w:r>
           </w:p>
@@ -1505,55 +1669,63 @@
         <w:tc>
           <w:tcPr>
             <w:tcW w:type="dxa" w:w="700"/>
-          </w:tcPr>
-          <w:p>
-            <w:r>
-              <w:rPr>
-                <w:sz w:val="18"/>
-                <w:szCs w:val="18"/>
-              </w:rPr>
+            <w:tcMar>
+              <w:top w:type="dxa" w:w="100"/>
+              <w:left w:type="dxa" w:w="120"/>
+              <w:bottom w:type="dxa" w:w="100"/>
+              <w:right w:type="dxa" w:w="120"/>
+            </w:tcMar>
+          </w:tcPr>
+          <w:p>
+            <w:r>
               <w:t xml:space="preserve">RNF05</w:t>
             </w:r>
           </w:p>
         </w:tc>
         <w:tc>
           <w:tcPr>
-            <w:tcW w:type="dxa" w:w="4700"/>
-          </w:tcPr>
-          <w:p>
-            <w:r>
-              <w:rPr>
-                <w:sz w:val="18"/>
-                <w:szCs w:val="18"/>
-              </w:rPr>
+            <w:tcW w:type="dxa" w:w="4300"/>
+            <w:tcMar>
+              <w:top w:type="dxa" w:w="100"/>
+              <w:left w:type="dxa" w:w="120"/>
+              <w:bottom w:type="dxa" w:w="100"/>
+              <w:right w:type="dxa" w:w="120"/>
+            </w:tcMar>
+          </w:tcPr>
+          <w:p>
+            <w:r>
               <w:t xml:space="preserve">O núcleo do módulo de comanda deve estar operacional durante todo o horário de funcionamento.</w:t>
             </w:r>
           </w:p>
         </w:tc>
         <w:tc>
           <w:tcPr>
-            <w:tcW w:type="dxa" w:w="1560"/>
-          </w:tcPr>
-          <w:p>
-            <w:r>
-              <w:rPr>
-                <w:sz w:val="18"/>
-                <w:szCs w:val="18"/>
-              </w:rPr>
+            <w:tcW w:type="dxa" w:w="1600"/>
+            <w:tcMar>
+              <w:top w:type="dxa" w:w="100"/>
+              <w:left w:type="dxa" w:w="120"/>
+              <w:bottom w:type="dxa" w:w="100"/>
+              <w:right w:type="dxa" w:w="120"/>
+            </w:tcMar>
+          </w:tcPr>
+          <w:p>
+            <w:r>
               <w:t xml:space="preserve">Disponibilidade</w:t>
             </w:r>
           </w:p>
         </w:tc>
         <w:tc>
           <w:tcPr>
-            <w:tcW w:type="dxa" w:w="2400"/>
-          </w:tcPr>
-          <w:p>
-            <w:r>
-              <w:rPr>
-                <w:sz w:val="18"/>
-                <w:szCs w:val="18"/>
-              </w:rPr>
+            <w:tcW w:type="dxa" w:w="2900"/>
+            <w:tcMar>
+              <w:top w:type="dxa" w:w="100"/>
+              <w:left w:type="dxa" w:w="120"/>
+              <w:bottom w:type="dxa" w:w="100"/>
+              <w:right w:type="dxa" w:w="120"/>
+            </w:tcMar>
+          </w:tcPr>
+          <w:p>
+            <w:r>
               <w:t xml:space="preserve">Alimenta os blocos analíticos — indisponibilidade compromete toda a operação.</w:t>
             </w:r>
           </w:p>
@@ -1563,7 +1735,7 @@
     <w:p>
       <w:pPr>
         <w:pStyle w:val="Heading1"/>
-        <w:spacing w:after="160" w:before="320"/>
+        <w:spacing w:after="150" w:before="300"/>
       </w:pPr>
       <w:r>
         <w:t xml:space="preserve">5. Regras de Negócio (RN)</w:t>
@@ -1571,7 +1743,7 @@
     </w:p>
     <w:tbl>
       <w:tblPr>
-        <w:tblW w:type="dxa" w:w="9360"/>
+        <w:tblW w:type="dxa" w:w="9500"/>
         <w:tblBorders>
           <w:top w:val="single" w:color="auto" w:sz="4"/>
           <w:left w:val="single" w:color="auto" w:sz="4"/>
@@ -1582,9 +1754,9 @@
         </w:tblBorders>
       </w:tblPr>
       <w:tblGrid>
-        <w:gridCol w:w="900"/>
-        <w:gridCol w:w="5300"/>
-        <w:gridCol w:w="3160"/>
+        <w:gridCol w:w="700"/>
+        <w:gridCol w:w="4900"/>
+        <w:gridCol w:w="3900"/>
       </w:tblGrid>
       <w:tr>
         <w:trPr>
@@ -1592,17 +1764,20 @@
         </w:trPr>
         <w:tc>
           <w:tcPr>
-            <w:tcW w:type="dxa" w:w="900"/>
-            <w:shd w:fill="2F5233" w:val="clear"/>
+            <w:tcW w:type="dxa" w:w="700"/>
+            <w:shd w:fill="D9E2F3" w:val="clear"/>
+            <w:tcMar>
+              <w:top w:type="dxa" w:w="100"/>
+              <w:left w:type="dxa" w:w="120"/>
+              <w:bottom w:type="dxa" w:w="100"/>
+              <w:right w:type="dxa" w:w="120"/>
+            </w:tcMar>
           </w:tcPr>
           <w:p>
             <w:r>
               <w:rPr>
                 <w:b/>
                 <w:bCs/>
-                <w:color w:val="FFFFFF"/>
-                <w:sz w:val="18"/>
-                <w:szCs w:val="18"/>
               </w:rPr>
               <w:t xml:space="preserve">ID</w:t>
             </w:r>
@@ -1610,17 +1785,20 @@
         </w:tc>
         <w:tc>
           <w:tcPr>
-            <w:tcW w:type="dxa" w:w="5300"/>
-            <w:shd w:fill="2F5233" w:val="clear"/>
+            <w:tcW w:type="dxa" w:w="4900"/>
+            <w:shd w:fill="D9E2F3" w:val="clear"/>
+            <w:tcMar>
+              <w:top w:type="dxa" w:w="100"/>
+              <w:left w:type="dxa" w:w="120"/>
+              <w:bottom w:type="dxa" w:w="100"/>
+              <w:right w:type="dxa" w:w="120"/>
+            </w:tcMar>
           </w:tcPr>
           <w:p>
             <w:r>
               <w:rPr>
                 <w:b/>
                 <w:bCs/>
-                <w:color w:val="FFFFFF"/>
-                <w:sz w:val="18"/>
-                <w:szCs w:val="18"/>
               </w:rPr>
               <w:t xml:space="preserve">Regra</w:t>
             </w:r>
@@ -1628,17 +1806,20 @@
         </w:tc>
         <w:tc>
           <w:tcPr>
-            <w:tcW w:type="dxa" w:w="3160"/>
-            <w:shd w:fill="2F5233" w:val="clear"/>
+            <w:tcW w:type="dxa" w:w="3900"/>
+            <w:shd w:fill="D9E2F3" w:val="clear"/>
+            <w:tcMar>
+              <w:top w:type="dxa" w:w="100"/>
+              <w:left w:type="dxa" w:w="120"/>
+              <w:bottom w:type="dxa" w:w="100"/>
+              <w:right w:type="dxa" w:w="120"/>
+            </w:tcMar>
           </w:tcPr>
           <w:p>
             <w:r>
               <w:rPr>
                 <w:b/>
                 <w:bCs/>
-                <w:color w:val="FFFFFF"/>
-                <w:sz w:val="18"/>
-                <w:szCs w:val="18"/>
               </w:rPr>
               <w:t xml:space="preserve">Racional</w:t>
             </w:r>
@@ -1648,42 +1829,48 @@
       <w:tr>
         <w:tc>
           <w:tcPr>
-            <w:tcW w:type="dxa" w:w="900"/>
-          </w:tcPr>
-          <w:p>
-            <w:r>
-              <w:rPr>
-                <w:sz w:val="18"/>
-                <w:szCs w:val="18"/>
-              </w:rPr>
+            <w:tcW w:type="dxa" w:w="700"/>
+            <w:tcMar>
+              <w:top w:type="dxa" w:w="100"/>
+              <w:left w:type="dxa" w:w="120"/>
+              <w:bottom w:type="dxa" w:w="100"/>
+              <w:right w:type="dxa" w:w="120"/>
+            </w:tcMar>
+          </w:tcPr>
+          <w:p>
+            <w:r>
               <w:t xml:space="preserve">RN01</w:t>
             </w:r>
           </w:p>
         </w:tc>
         <w:tc>
           <w:tcPr>
-            <w:tcW w:type="dxa" w:w="5300"/>
-          </w:tcPr>
-          <w:p>
-            <w:r>
-              <w:rPr>
-                <w:sz w:val="18"/>
-                <w:szCs w:val="18"/>
-              </w:rPr>
+            <w:tcW w:type="dxa" w:w="4900"/>
+            <w:tcMar>
+              <w:top w:type="dxa" w:w="100"/>
+              <w:left w:type="dxa" w:w="120"/>
+              <w:bottom w:type="dxa" w:w="100"/>
+              <w:right w:type="dxa" w:w="120"/>
+            </w:tcMar>
+          </w:tcPr>
+          <w:p>
+            <w:r>
               <w:t xml:space="preserve">Composição da mesa: Solo (1) / Casal (2) / Grupo pequeno (3–4, sem item infantil) / Família (3+, com item infantil) / Grupo grande (5+).</w:t>
             </w:r>
           </w:p>
         </w:tc>
         <w:tc>
           <w:tcPr>
-            <w:tcW w:type="dxa" w:w="3160"/>
-          </w:tcPr>
-          <w:p>
-            <w:r>
-              <w:rPr>
-                <w:sz w:val="18"/>
-                <w:szCs w:val="18"/>
-              </w:rPr>
+            <w:tcW w:type="dxa" w:w="3900"/>
+            <w:tcMar>
+              <w:top w:type="dxa" w:w="100"/>
+              <w:left w:type="dxa" w:w="120"/>
+              <w:bottom w:type="dxa" w:w="100"/>
+              <w:right w:type="dxa" w:w="120"/>
+            </w:tcMar>
+          </w:tcPr>
+          <w:p>
+            <w:r>
               <w:t xml:space="preserve">Fechado em 13/08/2026; confirmado pela entrevista — sem item infantil pedido, não há sinal para inferir sozinho.</w:t>
             </w:r>
           </w:p>
@@ -1692,42 +1879,48 @@
       <w:tr>
         <w:tc>
           <w:tcPr>
-            <w:tcW w:type="dxa" w:w="900"/>
-          </w:tcPr>
-          <w:p>
-            <w:r>
-              <w:rPr>
-                <w:sz w:val="18"/>
-                <w:szCs w:val="18"/>
-              </w:rPr>
+            <w:tcW w:type="dxa" w:w="700"/>
+            <w:tcMar>
+              <w:top w:type="dxa" w:w="100"/>
+              <w:left w:type="dxa" w:w="120"/>
+              <w:bottom w:type="dxa" w:w="100"/>
+              <w:right w:type="dxa" w:w="120"/>
+            </w:tcMar>
+          </w:tcPr>
+          <w:p>
+            <w:r>
               <w:t xml:space="preserve">RN02</w:t>
             </w:r>
           </w:p>
         </w:tc>
         <w:tc>
           <w:tcPr>
-            <w:tcW w:type="dxa" w:w="5300"/>
-          </w:tcPr>
-          <w:p>
-            <w:r>
-              <w:rPr>
-                <w:sz w:val="18"/>
-                <w:szCs w:val="18"/>
-              </w:rPr>
+            <w:tcW w:type="dxa" w:w="4900"/>
+            <w:tcMar>
+              <w:top w:type="dxa" w:w="100"/>
+              <w:left w:type="dxa" w:w="120"/>
+              <w:bottom w:type="dxa" w:w="100"/>
+              <w:right w:type="dxa" w:w="120"/>
+            </w:tcMar>
+          </w:tcPr>
+          <w:p>
+            <w:r>
               <w:t xml:space="preserve">Uma comanda só pode ser fechada se todos os itens estiverem "entregue" ou com cancelamento justificado; itens pendentes ficam visíveis como lembrete ativo (não só trava de fechamento).</w:t>
             </w:r>
           </w:p>
         </w:tc>
         <w:tc>
           <w:tcPr>
-            <w:tcW w:type="dxa" w:w="3160"/>
-          </w:tcPr>
-          <w:p>
-            <w:r>
-              <w:rPr>
-                <w:sz w:val="18"/>
-                <w:szCs w:val="18"/>
-              </w:rPr>
+            <w:tcW w:type="dxa" w:w="3900"/>
+            <w:tcMar>
+              <w:top w:type="dxa" w:w="100"/>
+              <w:left w:type="dxa" w:w="120"/>
+              <w:bottom w:type="dxa" w:w="100"/>
+              <w:right w:type="dxa" w:w="120"/>
+            </w:tcMar>
+          </w:tcPr>
+          <w:p>
+            <w:r>
               <w:t xml:space="preserve">Refinado pela entrevista — evita itens esquecidos (ex.: água) até o momento do fechamento.</w:t>
             </w:r>
           </w:p>
@@ -1736,42 +1929,48 @@
       <w:tr>
         <w:tc>
           <w:tcPr>
-            <w:tcW w:type="dxa" w:w="900"/>
-          </w:tcPr>
-          <w:p>
-            <w:r>
-              <w:rPr>
-                <w:sz w:val="18"/>
-                <w:szCs w:val="18"/>
-              </w:rPr>
+            <w:tcW w:type="dxa" w:w="700"/>
+            <w:tcMar>
+              <w:top w:type="dxa" w:w="100"/>
+              <w:left w:type="dxa" w:w="120"/>
+              <w:bottom w:type="dxa" w:w="100"/>
+              <w:right w:type="dxa" w:w="120"/>
+            </w:tcMar>
+          </w:tcPr>
+          <w:p>
+            <w:r>
               <w:t xml:space="preserve">RN03</w:t>
             </w:r>
           </w:p>
         </w:tc>
         <w:tc>
           <w:tcPr>
-            <w:tcW w:type="dxa" w:w="5300"/>
-          </w:tcPr>
-          <w:p>
-            <w:r>
-              <w:rPr>
-                <w:sz w:val="18"/>
-                <w:szCs w:val="18"/>
-              </w:rPr>
+            <w:tcW w:type="dxa" w:w="4900"/>
+            <w:tcMar>
+              <w:top w:type="dxa" w:w="100"/>
+              <w:left w:type="dxa" w:w="120"/>
+              <w:bottom w:type="dxa" w:w="100"/>
+              <w:right w:type="dxa" w:w="120"/>
+            </w:tcMar>
+          </w:tcPr>
+          <w:p>
+            <w:r>
               <w:t xml:space="preserve">A alocação de garçons deve equilibrar o faturamento acumulado por garçom, ponderado pelo faturamento médio histórico da praça (ver seção 3.1).</w:t>
             </w:r>
           </w:p>
         </w:tc>
         <w:tc>
           <w:tcPr>
-            <w:tcW w:type="dxa" w:w="3160"/>
-          </w:tcPr>
-          <w:p>
-            <w:r>
-              <w:rPr>
-                <w:sz w:val="18"/>
-                <w:szCs w:val="18"/>
-              </w:rPr>
+            <w:tcW w:type="dxa" w:w="3900"/>
+            <w:tcMar>
+              <w:top w:type="dxa" w:w="100"/>
+              <w:left w:type="dxa" w:w="120"/>
+              <w:bottom w:type="dxa" w:w="100"/>
+              <w:right w:type="dxa" w:w="120"/>
+            </w:tcMar>
+          </w:tcPr>
+          <w:p>
+            <w:r>
               <w:t xml:space="preserve">Proposta da dupla (21/08/2026), baseada em entrevista + questionário — pendente de validação final com o orientador.</w:t>
             </w:r>
           </w:p>
@@ -1780,42 +1979,48 @@
       <w:tr>
         <w:tc>
           <w:tcPr>
-            <w:tcW w:type="dxa" w:w="900"/>
-          </w:tcPr>
-          <w:p>
-            <w:r>
-              <w:rPr>
-                <w:sz w:val="18"/>
-                <w:szCs w:val="18"/>
-              </w:rPr>
+            <w:tcW w:type="dxa" w:w="700"/>
+            <w:tcMar>
+              <w:top w:type="dxa" w:w="100"/>
+              <w:left w:type="dxa" w:w="120"/>
+              <w:bottom w:type="dxa" w:w="100"/>
+              <w:right w:type="dxa" w:w="120"/>
+            </w:tcMar>
+          </w:tcPr>
+          <w:p>
+            <w:r>
               <w:t xml:space="preserve">RN04</w:t>
             </w:r>
           </w:p>
         </w:tc>
         <w:tc>
           <w:tcPr>
-            <w:tcW w:type="dxa" w:w="5300"/>
-          </w:tcPr>
-          <w:p>
-            <w:r>
-              <w:rPr>
-                <w:sz w:val="18"/>
-                <w:szCs w:val="18"/>
-              </w:rPr>
+            <w:tcW w:type="dxa" w:w="4900"/>
+            <w:tcMar>
+              <w:top w:type="dxa" w:w="100"/>
+              <w:left w:type="dxa" w:w="120"/>
+              <w:bottom w:type="dxa" w:w="100"/>
+              <w:right w:type="dxa" w:w="120"/>
+            </w:tcMar>
+          </w:tcPr>
+          <w:p>
+            <w:r>
               <w:t xml:space="preserve">Dados pessoais do cliente só acessíveis por Garçom/Metre no contexto da mesa ativa; fora disso, apenas agregado/anonimizado.</w:t>
             </w:r>
           </w:p>
         </w:tc>
         <w:tc>
           <w:tcPr>
-            <w:tcW w:type="dxa" w:w="3160"/>
-          </w:tcPr>
-          <w:p>
-            <w:r>
-              <w:rPr>
-                <w:sz w:val="18"/>
-                <w:szCs w:val="18"/>
-              </w:rPr>
+            <w:tcW w:type="dxa" w:w="3900"/>
+            <w:tcMar>
+              <w:top w:type="dxa" w:w="100"/>
+              <w:left w:type="dxa" w:w="120"/>
+              <w:bottom w:type="dxa" w:w="100"/>
+              <w:right w:type="dxa" w:w="120"/>
+            </w:tcMar>
+          </w:tcPr>
+          <w:p>
+            <w:r>
               <w:t xml:space="preserve">LGPD, Art. 6º.</w:t>
             </w:r>
           </w:p>
@@ -1824,42 +2029,48 @@
       <w:tr>
         <w:tc>
           <w:tcPr>
-            <w:tcW w:type="dxa" w:w="900"/>
-          </w:tcPr>
-          <w:p>
-            <w:r>
-              <w:rPr>
-                <w:sz w:val="18"/>
-                <w:szCs w:val="18"/>
-              </w:rPr>
+            <w:tcW w:type="dxa" w:w="700"/>
+            <w:tcMar>
+              <w:top w:type="dxa" w:w="100"/>
+              <w:left w:type="dxa" w:w="120"/>
+              <w:bottom w:type="dxa" w:w="100"/>
+              <w:right w:type="dxa" w:w="120"/>
+            </w:tcMar>
+          </w:tcPr>
+          <w:p>
+            <w:r>
               <w:t xml:space="preserve">RN05</w:t>
             </w:r>
           </w:p>
         </w:tc>
         <w:tc>
           <w:tcPr>
-            <w:tcW w:type="dxa" w:w="5300"/>
-          </w:tcPr>
-          <w:p>
-            <w:r>
-              <w:rPr>
-                <w:sz w:val="18"/>
-                <w:szCs w:val="18"/>
-              </w:rPr>
+            <w:tcW w:type="dxa" w:w="4900"/>
+            <w:tcMar>
+              <w:top w:type="dxa" w:w="100"/>
+              <w:left w:type="dxa" w:w="120"/>
+              <w:bottom w:type="dxa" w:w="100"/>
+              <w:right w:type="dxa" w:w="120"/>
+            </w:tcMar>
+          </w:tcPr>
+          <w:p>
+            <w:r>
               <w:t xml:space="preserve">O sistema não deve capturar, inferir ou armazenar atributos sensíveis do cliente para segmentação.</w:t>
             </w:r>
           </w:p>
         </w:tc>
         <w:tc>
           <w:tcPr>
-            <w:tcW w:type="dxa" w:w="3160"/>
-          </w:tcPr>
-          <w:p>
-            <w:r>
-              <w:rPr>
-                <w:sz w:val="18"/>
-                <w:szCs w:val="18"/>
-              </w:rPr>
+            <w:tcW w:type="dxa" w:w="3900"/>
+            <w:tcMar>
+              <w:top w:type="dxa" w:w="100"/>
+              <w:left w:type="dxa" w:w="120"/>
+              <w:bottom w:type="dxa" w:w="100"/>
+              <w:right w:type="dxa" w:w="120"/>
+            </w:tcMar>
+          </w:tcPr>
+          <w:p>
+            <w:r>
               <w:t xml:space="preserve">Risco de viés/discriminação; dado de saúde é sensível por definição legal (LGPD, Art. 5º, II).</w:t>
             </w:r>
           </w:p>
@@ -1869,7 +2080,7 @@
     <w:p>
       <w:pPr>
         <w:pStyle w:val="Heading1"/>
-        <w:spacing w:after="160" w:before="320"/>
+        <w:spacing w:after="150" w:before="300"/>
       </w:pPr>
       <w:r>
         <w:t xml:space="preserve">6. Pendências restantes</w:t>
@@ -1880,9 +2091,9 @@
         <w:pStyle w:val="ListParagraph"/>
         <w:numPr>
           <w:ilvl w:val="0"/>
-          <w:numId w:val="2"/>
+          <w:numId w:val="1"/>
         </w:numPr>
-        <w:spacing w:after="80"/>
+        <w:spacing w:after="150"/>
       </w:pPr>
       <w:r>
         <w:t xml:space="preserve">Calibração numérica de RNF01/RNF02 (valores de X segundos e N toques).</w:t>
@@ -1893,9 +2104,9 @@
         <w:pStyle w:val="ListParagraph"/>
         <w:numPr>
           <w:ilvl w:val="0"/>
-          <w:numId w:val="2"/>
+          <w:numId w:val="1"/>
         </w:numPr>
-        <w:spacing w:after="80"/>
+        <w:spacing w:after="150"/>
       </w:pPr>
       <w:r>
         <w:t xml:space="preserve">Calibração numérica dos limiares de suporte/confiança (RF09) — depende de volume de dado.</w:t>
@@ -1906,12 +2117,12 @@
         <w:pStyle w:val="ListParagraph"/>
         <w:numPr>
           <w:ilvl w:val="0"/>
-          <w:numId w:val="2"/>
+          <w:numId w:val="1"/>
         </w:numPr>
-        <w:spacing w:after="80"/>
-      </w:pPr>
-      <w:r>
-        <w:t xml:space="preserve">Validação final de RN03 (seção 3.1) com o orientador — a estrutura foi proposta, mas o valor exato dos pesos ainda não foi testado.</w:t>
+        <w:spacing w:after="150"/>
+      </w:pPr>
+      <w:r>
+        <w:t xml:space="preserve">Validação final de RN03 com o orientador (issue #26) e calibração numérica dos pesos (seção 3.1) — a estrutura da função objetivo já foi fechada (issue #6, 22/08/2026); falta validar formalmente com o orientador e calibrar com dado real/simulado.</w:t>
       </w:r>
     </w:p>
     <w:p>
@@ -1919,9 +2130,9 @@
         <w:pStyle w:val="ListParagraph"/>
         <w:numPr>
           <w:ilvl w:val="0"/>
-          <w:numId w:val="2"/>
+          <w:numId w:val="1"/>
         </w:numPr>
-        <w:spacing w:after="80"/>
+        <w:spacing w:after="150"/>
       </w:pPr>
       <w:r>
         <w:t xml:space="preserve">Qualificador livre vs. lista fechada para o garçom na composição da mesa — ainda não decidido.</w:t>
@@ -1930,7 +2141,7 @@
     <w:p>
       <w:pPr>
         <w:pStyle w:val="Heading1"/>
-        <w:spacing w:after="160" w:before="320"/>
+        <w:spacing w:after="150" w:before="300"/>
       </w:pPr>
       <w:r>
         <w:t xml:space="preserve">7. Próximo passo</w:t>
@@ -1938,15 +2149,23 @@
     </w:p>
     <w:p>
       <w:pPr>
-        <w:spacing w:after="160"/>
-      </w:pPr>
-      <w:r>
-        <w:t xml:space="preserve">Atualizar a Matriz de Rastreabilidade (documento irmão) refletindo os novos status de validação, e iniciar os artefatos complementares definidos na sessão de 21/08/2026: Business Model Canvas, User Stories, prototipagem/UX-UI, arquitetura, cenários de teste e manual do usuário.</w:t>
+        <w:spacing w:after="200"/>
+      </w:pPr>
+      <w:r>
+        <w:t xml:space="preserve">Sprint 1 encerra em 22/08/2026 com os artefatos de requisitos fechados: RF/RNF/RN, Matriz de Rastreabilidade, User Stories. Notação de diagramas confirmada (UML). Único item que carrega para a próxima feature/sprint: validação final de RN03 com o orientador + calibração numérica (issue #26).</w:t>
+      </w:r>
+    </w:p>
+    <w:p>
+      <w:pPr>
+        <w:spacing w:after="200"/>
+      </w:pPr>
+      <w:r>
+        <w:t xml:space="preserve">Business Model Canvas, MER/DER e diagramas de apoio (UML) ficam formalmente para a Sprint 2.</w:t>
       </w:r>
     </w:p>
     <w:sectPr>
-      <w:pgSz w:w="11906" w:h="16838" w:orient="portrait"/>
-      <w:pgMar w:top="1134" w:right="1134" w:bottom="1134" w:left="1134" w:header="708" w:footer="708" w:gutter="0"/>
+      <w:pgSz w:w="12240" w:h="15840" w:orient="portrait"/>
+      <w:pgMar w:top="1440" w:right="1440" w:bottom="1440" w:left="1440" w:header="708" w:footer="708" w:gutter="0"/>
       <w:pgNumType/>
       <w:docGrid w:linePitch="360"/>
     </w:sectPr>
@@ -2118,23 +2337,8 @@
       </w:pPr>
     </w:lvl>
   </w:abstractNum>
-  <w:abstractNum w:abstractNumId="2" w15:restartNumberingAfterBreak="0">
-    <w:multiLevelType w:val="hybridMultilevel"/>
-    <w:lvl w:ilvl="0" w15:tentative="1">
-      <w:start w:val="1"/>
-      <w:numFmt w:val="bullet"/>
-      <w:lvlText w:val="•"/>
-      <w:lvlJc w:val="left"/>
-    </w:lvl>
-  </w:abstractNum>
   <w:num w:numId="1">
     <w:abstractNumId w:val="1"/>
-    <w:lvlOverride w:ilvl="0">
-      <w:startOverride w:val="1"/>
-    </w:lvlOverride>
-  </w:num>
-  <w:num w:numId="2">
-    <w:abstractNumId w:val="2"/>
     <w:lvlOverride w:ilvl="0">
       <w:startOverride w:val="1"/>
     </w:lvlOverride>

--- a/docs/requisitos/GASTRA_Requisitos_RN.docx
+++ b/docs/requisitos/GASTRA_Requisitos_RN.docx
@@ -4,117 +4,69 @@
   <w:body>
     <w:p>
       <w:pPr>
-        <w:spacing w:after="120" w:before="800"/>
-        <w:jc w:val="center"/>
-      </w:pPr>
-      <w:r>
-        <w:rPr>
-          <w:b/>
-          <w:bCs/>
-          <w:color w:val="1F3864"/>
-          <w:sz w:val="56"/>
-          <w:szCs w:val="56"/>
-        </w:rPr>
+        <w:pStyle w:val="Title"/>
+      </w:pPr>
+      <w:r>
         <w:t xml:space="preserve">GASTRA</w:t>
       </w:r>
     </w:p>
     <w:p>
       <w:pPr>
-        <w:spacing w:after="60"/>
-        <w:jc w:val="center"/>
-      </w:pPr>
-      <w:r>
-        <w:rPr>
-          <w:b/>
-          <w:bCs/>
-          <w:color w:val="3B6E8F"/>
-          <w:sz w:val="32"/>
-          <w:szCs w:val="32"/>
-        </w:rPr>
+        <w:pStyle w:val="Heading1"/>
+      </w:pPr>
+      <w:r>
         <w:t xml:space="preserve">Requisitos e Regras de Negócio</w:t>
       </w:r>
     </w:p>
     <w:p>
       <w:pPr>
-        <w:spacing w:after="600"/>
-        <w:jc w:val="center"/>
-      </w:pPr>
-      <w:r>
-        <w:rPr>
-          <w:i/>
-          <w:iCs/>
-          <w:color w:val="595959"/>
-          <w:sz w:val="22"/>
-          <w:szCs w:val="22"/>
-        </w:rPr>
-        <w:t xml:space="preserve">Módulo de comandas (adicional) e blocos analíticos — documento de trabalho</w:t>
-      </w:r>
-    </w:p>
-    <w:p>
-      <w:pPr>
-        <w:spacing w:after="40"/>
-        <w:jc w:val="center"/>
-      </w:pPr>
-      <w:r>
-        <w:rPr>
-          <w:sz w:val="22"/>
-          <w:szCs w:val="22"/>
-        </w:rPr>
+        <w:spacing w:after="0"/>
+      </w:pPr>
+      <w:r>
         <w:t xml:space="preserve">TG — FATEC Araraquara</w:t>
       </w:r>
     </w:p>
     <w:p>
-      <w:pPr>
-        <w:spacing w:after="40"/>
-        <w:jc w:val="center"/>
-      </w:pPr>
-      <w:r>
-        <w:rPr>
-          <w:sz w:val="22"/>
-          <w:szCs w:val="22"/>
-        </w:rPr>
+      <w:r>
         <w:t xml:space="preserve">Autores: Daniel Velluto Bento e Pedro Luis Otrente de Campos</w:t>
       </w:r>
     </w:p>
     <w:p>
-      <w:pPr>
-        <w:spacing w:after="40"/>
-        <w:jc w:val="center"/>
-      </w:pPr>
-      <w:r>
-        <w:rPr>
-          <w:sz w:val="22"/>
-          <w:szCs w:val="22"/>
-        </w:rPr>
+      <w:r>
         <w:t xml:space="preserve">Orientador: Prof. Me. Leonardo José de Lima Ferrucci</w:t>
       </w:r>
     </w:p>
     <w:p>
       <w:pPr>
-        <w:spacing w:after="900"/>
-        <w:jc w:val="center"/>
-      </w:pPr>
-      <w:r>
-        <w:rPr>
-          <w:color w:val="595959"/>
-          <w:sz w:val="20"/>
-          <w:szCs w:val="20"/>
-        </w:rPr>
-        <w:t xml:space="preserve">Versão: 23/08/2026 — RF12 removido (issue #53), RF14 incluído (issue #7), RN03 com nota de acompanhamento (issue #54)</w:t>
-      </w:r>
-    </w:p>
-    <w:p>
-      <w:r>
-        <w:br w:type="page"/>
+        <w:spacing w:after="300"/>
+      </w:pPr>
+      <w:r>
+        <w:t xml:space="preserve">Versão: 27/08/2026</w:t>
       </w:r>
     </w:p>
     <w:p>
       <w:pPr>
         <w:pStyle w:val="Heading1"/>
-        <w:spacing w:after="160" w:before="320"/>
-      </w:pPr>
-      <w:r>
-        <w:t xml:space="preserve">0. O que mudou nesta versão (23/08/2026)</w:t>
+        <w:spacing w:after="150" w:before="300"/>
+      </w:pPr>
+      <w:r>
+        <w:t xml:space="preserve">1. Escopo considerado neste documento</w:t>
+      </w:r>
+    </w:p>
+    <w:p>
+      <w:pPr>
+        <w:spacing w:after="150"/>
+      </w:pPr>
+      <w:r>
+        <w:t xml:space="preserve">O foco do TG permanece nos quatro blocos analíticos originais do projeto de pesquisa formal — BI, Ciência de Dados, Programação Linear e LGPD. O módulo de comandas foi aprovado, mas como componente adicional que alimenta esses blocos com dados operacionais reais, não como entrega central do trabalho.</w:t>
+      </w:r>
+    </w:p>
+    <w:p>
+      <w:pPr>
+        <w:spacing w:after="150"/>
+      </w:pPr>
+      <w:r>
+        <w:t xml:space="preserve">Dentro do módulo de comandas, há uma subdivisão de prioridade que precisa ficar clara em qualquer leitura deste documento:</w:t>
       </w:r>
     </w:p>
     <w:p>
@@ -127,7 +79,7 @@
         <w:spacing w:after="80"/>
       </w:pPr>
       <w:r>
-        <w:t xml:space="preserve">RF12 ("Cliente solicita exclusão do histórico de pedidos") foi removido do escopo — contradizia a decisão de não reter identificador persistente do cliente entre visitas (RN04/RN05). Resolução documentada na seção 5.1 e no GASTRA_Pendencias_Orientador.docx.</w:t>
+        <w:t xml:space="preserve">Núcleo do módulo de comandas (abrir/registrar pedido/fechar comanda) — aprovado como adicional necessário.</w:t>
       </w:r>
     </w:p>
     <w:p>
@@ -140,7 +92,7 @@
         <w:spacing w:after="80"/>
       </w:pPr>
       <w:r>
-        <w:t xml:space="preserve">RF14 foi incluído — formaliza a decisão híbrida (lista fechada + campo livre) para o garçom registrar restrição/preferência alimentar informada voluntariamente pelo cliente (issue #7).</w:t>
+        <w:t xml:space="preserve">Extras condicionados a tempo disponível: cardápio digital para consulta, consulta da comanda em tempo real pelo cliente, e lista de pendências do garçom.</w:t>
       </w:r>
     </w:p>
     <w:p>
@@ -153,7 +105,7 @@
         <w:spacing w:after="80"/>
       </w:pPr>
       <w:r>
-        <w:t xml:space="preserve">RN03 (seção 3.1) recebe nota de acompanhamento: a validação estrutural com o orientador passou a ser rastreada pela issue #54 (sub-issue de #5); a calibração numérica dos pesos permanece na issue #55, sem dado disponível ainda.</w:t>
+        <w:t xml:space="preserve">Fora do escopo: qualquer integração com a cozinha — feature futura, pós-defesa.</w:t>
       </w:r>
     </w:p>
     <w:p>
@@ -166,93 +118,21 @@
         <w:spacing w:after="80"/>
       </w:pPr>
       <w:r>
-        <w:t xml:space="preserve">Os dados de questionário e entrevista que embasam este documento agora têm um artefato próprio, versionado: GASTRA_Dados_Processados.docx (data-science/data/processed/).</w:t>
+        <w:t xml:space="preserve">Fora do escopo: sistema de fidelização com cadastro/identificação persistente do cliente (CPF ou QR code, histórico de pedidos entre visitas, recomendação individual) — decisão conjunta com o orientador (27/08/2026); ver seção 5.2 para o racional completo.</w:t>
       </w:r>
     </w:p>
     <w:p>
       <w:pPr>
         <w:pStyle w:val="Heading1"/>
-        <w:spacing w:after="160" w:before="320"/>
-      </w:pPr>
-      <w:r>
-        <w:t xml:space="preserve">1. Escopo considerado neste documento</w:t>
-      </w:r>
-    </w:p>
-    <w:p>
-      <w:pPr>
-        <w:spacing w:after="160"/>
-      </w:pPr>
-      <w:r>
-        <w:t xml:space="preserve">Atualização de escopo validada com o orientador (21/08/2026): o foco do TG permanece nos quatro blocos analíticos originais do projeto de pesquisa formal (Gastra.pdf) — BI, Ciência de Dados, Programação Linear e LGPD. O módulo de comandas foi aprovado, mas como componente adicional que alimenta esses blocos com dados operacionais reais, não como entrega central do trabalho.</w:t>
-      </w:r>
-    </w:p>
-    <w:p>
-      <w:pPr>
-        <w:spacing w:after="160"/>
-      </w:pPr>
-      <w:r>
-        <w:t xml:space="preserve">Dentro do módulo de comandas, há uma subdivisão de prioridade que precisa ficar clara em qualquer leitura deste documento:</w:t>
-      </w:r>
-    </w:p>
-    <w:p>
-      <w:pPr>
-        <w:pStyle w:val="ListParagraph"/>
-        <w:numPr>
-          <w:ilvl w:val="0"/>
-          <w:numId w:val="1"/>
-        </w:numPr>
-        <w:spacing w:after="80"/>
-      </w:pPr>
-      <w:r>
-        <w:t xml:space="preserve">Núcleo do módulo de comandas (abrir/registrar pedido/fechar comanda) — aprovado como adicional necessário.</w:t>
-      </w:r>
-    </w:p>
-    <w:p>
-      <w:pPr>
-        <w:pStyle w:val="ListParagraph"/>
-        <w:numPr>
-          <w:ilvl w:val="0"/>
-          <w:numId w:val="1"/>
-        </w:numPr>
-        <w:spacing w:after="80"/>
-      </w:pPr>
-      <w:r>
-        <w:t xml:space="preserve">Extras condicionados a tempo disponível: cardápio digital para consulta (opção B), consulta da comanda em tempo real pelo cliente, e lista de pendências do garçom.</w:t>
-      </w:r>
-    </w:p>
-    <w:p>
-      <w:pPr>
-        <w:pStyle w:val="ListParagraph"/>
-        <w:numPr>
-          <w:ilvl w:val="0"/>
-          <w:numId w:val="1"/>
-        </w:numPr>
-        <w:spacing w:after="80"/>
-      </w:pPr>
-      <w:r>
-        <w:t xml:space="preserve">Fora do escopo do TG: qualquer integração com a cozinha — feature futura, pós-defesa.</w:t>
-      </w:r>
-    </w:p>
-    <w:p>
-      <w:pPr>
-        <w:pStyle w:val="Heading1"/>
-        <w:spacing w:after="160" w:before="320"/>
+        <w:spacing w:after="150" w:before="300"/>
       </w:pPr>
       <w:r>
         <w:t xml:space="preserve">2. Requisitos Funcionais (RF)</w:t>
-      </w:r>
-    </w:p>
-    <w:p>
-      <w:pPr>
-        <w:spacing w:after="160"/>
-      </w:pPr>
-      <w:r>
-        <w:t xml:space="preserve">Um Requisito Funcional descreve algo que o sistema deve fazer — uma função ou comportamento observável, associado a um ator que a aciona ou que dela se beneficia.</w:t>
       </w:r>
     </w:p>
     <w:tbl>
       <w:tblPr>
-        <w:tblW w:type="dxa" w:w="10500"/>
+        <w:tblW w:type="dxa" w:w="9350"/>
         <w:tblBorders>
           <w:top w:val="single" w:color="auto" w:sz="4"/>
           <w:left w:val="single" w:color="auto" w:sz="4"/>
@@ -263,29 +143,22 @@
         </w:tblBorders>
       </w:tblPr>
       <w:tblGrid>
-        <w:gridCol w:w="900"/>
-        <w:gridCol w:w="5200"/>
-        <w:gridCol w:w="1500"/>
-        <w:gridCol w:w="2900"/>
+        <w:gridCol w:w="700"/>
+        <w:gridCol w:w="4200"/>
+        <w:gridCol w:w="1450"/>
+        <w:gridCol w:w="3000"/>
       </w:tblGrid>
       <w:tr>
-        <w:trPr>
-          <w:tblHeader/>
-        </w:trPr>
-        <w:tc>
-          <w:tcPr>
-            <w:tcW w:type="dxa" w:w="900"/>
-            <w:shd w:fill="1F3864" w:val="clear"/>
-            <w:vAlign w:val="center"/>
+        <w:tc>
+          <w:tcPr>
+            <w:tcW w:type="dxa" w:w="700"/>
+            <w:shd w:fill="D9D9D9" w:val="clear"/>
           </w:tcPr>
           <w:p>
             <w:r>
               <w:rPr>
                 <w:b/>
                 <w:bCs/>
-                <w:color w:val="FFFFFF"/>
-                <w:sz w:val="19"/>
-                <w:szCs w:val="19"/>
               </w:rPr>
               <w:t xml:space="preserve">ID</w:t>
             </w:r>
@@ -293,18 +166,14 @@
         </w:tc>
         <w:tc>
           <w:tcPr>
-            <w:tcW w:type="dxa" w:w="5200"/>
-            <w:shd w:fill="1F3864" w:val="clear"/>
-            <w:vAlign w:val="center"/>
+            <w:tcW w:type="dxa" w:w="4200"/>
+            <w:shd w:fill="D9D9D9" w:val="clear"/>
           </w:tcPr>
           <w:p>
             <w:r>
               <w:rPr>
                 <w:b/>
                 <w:bCs/>
-                <w:color w:val="FFFFFF"/>
-                <w:sz w:val="19"/>
-                <w:szCs w:val="19"/>
               </w:rPr>
               <w:t xml:space="preserve">Descrição</w:t>
             </w:r>
@@ -312,18 +181,14 @@
         </w:tc>
         <w:tc>
           <w:tcPr>
-            <w:tcW w:type="dxa" w:w="1500"/>
-            <w:shd w:fill="1F3864" w:val="clear"/>
-            <w:vAlign w:val="center"/>
+            <w:tcW w:type="dxa" w:w="1450"/>
+            <w:shd w:fill="D9D9D9" w:val="clear"/>
           </w:tcPr>
           <w:p>
             <w:r>
               <w:rPr>
                 <w:b/>
                 <w:bCs/>
-                <w:color w:val="FFFFFF"/>
-                <w:sz w:val="19"/>
-                <w:szCs w:val="19"/>
               </w:rPr>
               <w:t xml:space="preserve">Ator(es)</w:t>
             </w:r>
@@ -331,18 +196,14 @@
         </w:tc>
         <w:tc>
           <w:tcPr>
-            <w:tcW w:type="dxa" w:w="2900"/>
-            <w:shd w:fill="1F3864" w:val="clear"/>
-            <w:vAlign w:val="center"/>
+            <w:tcW w:type="dxa" w:w="3000"/>
+            <w:shd w:fill="D9D9D9" w:val="clear"/>
           </w:tcPr>
           <w:p>
             <w:r>
               <w:rPr>
                 <w:b/>
                 <w:bCs/>
-                <w:color w:val="FFFFFF"/>
-                <w:sz w:val="19"/>
-                <w:szCs w:val="19"/>
               </w:rPr>
               <w:t xml:space="preserve">Justificativa / Origem</w:t>
             </w:r>
@@ -352,14 +213,13 @@
       <w:tr>
         <w:tc>
           <w:tcPr>
-            <w:tcW w:type="dxa" w:w="900"/>
-            <w:vAlign w:val="center"/>
-          </w:tcPr>
-          <w:p>
-            <w:r>
-              <w:rPr>
-                <w:sz w:val="19"/>
-                <w:szCs w:val="19"/>
+            <w:tcW w:type="dxa" w:w="700"/>
+          </w:tcPr>
+          <w:p>
+            <w:r>
+              <w:rPr>
+                <w:b w:val="false"/>
+                <w:bCs w:val="false"/>
               </w:rPr>
               <w:t xml:space="preserve">RF01</w:t>
             </w:r>
@@ -367,14 +227,13 @@
         </w:tc>
         <w:tc>
           <w:tcPr>
-            <w:tcW w:type="dxa" w:w="5200"/>
-            <w:vAlign w:val="center"/>
-          </w:tcPr>
-          <w:p>
-            <w:r>
-              <w:rPr>
-                <w:sz w:val="19"/>
-                <w:szCs w:val="19"/>
+            <w:tcW w:type="dxa" w:w="4200"/>
+          </w:tcPr>
+          <w:p>
+            <w:r>
+              <w:rPr>
+                <w:b w:val="false"/>
+                <w:bCs w:val="false"/>
               </w:rPr>
               <w:t xml:space="preserve">O sistema deve permitir que o Garçom abra uma comanda vinculada a uma mesa específica.</w:t>
             </w:r>
@@ -382,14 +241,13 @@
         </w:tc>
         <w:tc>
           <w:tcPr>
-            <w:tcW w:type="dxa" w:w="1500"/>
-            <w:vAlign w:val="center"/>
-          </w:tcPr>
-          <w:p>
-            <w:r>
-              <w:rPr>
-                <w:sz w:val="19"/>
-                <w:szCs w:val="19"/>
+            <w:tcW w:type="dxa" w:w="1450"/>
+          </w:tcPr>
+          <w:p>
+            <w:r>
+              <w:rPr>
+                <w:b w:val="false"/>
+                <w:bCs w:val="false"/>
               </w:rPr>
               <w:t xml:space="preserve">Garçom</w:t>
             </w:r>
@@ -397,14 +255,13 @@
         </w:tc>
         <w:tc>
           <w:tcPr>
-            <w:tcW w:type="dxa" w:w="2900"/>
-            <w:vAlign w:val="center"/>
-          </w:tcPr>
-          <w:p>
-            <w:r>
-              <w:rPr>
-                <w:sz w:val="19"/>
-                <w:szCs w:val="19"/>
+            <w:tcW w:type="dxa" w:w="3000"/>
+          </w:tcPr>
+          <w:p>
+            <w:r>
+              <w:rPr>
+                <w:b w:val="false"/>
+                <w:bCs w:val="false"/>
               </w:rPr>
               <w:t xml:space="preserve">Núcleo do módulo de comandas — adicional aprovado (21/08/2026).</w:t>
             </w:r>
@@ -414,14 +271,13 @@
       <w:tr>
         <w:tc>
           <w:tcPr>
-            <w:tcW w:type="dxa" w:w="900"/>
-            <w:vAlign w:val="center"/>
-          </w:tcPr>
-          <w:p>
-            <w:r>
-              <w:rPr>
-                <w:sz w:val="19"/>
-                <w:szCs w:val="19"/>
+            <w:tcW w:type="dxa" w:w="700"/>
+          </w:tcPr>
+          <w:p>
+            <w:r>
+              <w:rPr>
+                <w:b w:val="false"/>
+                <w:bCs w:val="false"/>
               </w:rPr>
               <w:t xml:space="preserve">RF02</w:t>
             </w:r>
@@ -429,14 +285,13 @@
         </w:tc>
         <w:tc>
           <w:tcPr>
-            <w:tcW w:type="dxa" w:w="5200"/>
-            <w:vAlign w:val="center"/>
-          </w:tcPr>
-          <w:p>
-            <w:r>
-              <w:rPr>
-                <w:sz w:val="19"/>
-                <w:szCs w:val="19"/>
+            <w:tcW w:type="dxa" w:w="4200"/>
+          </w:tcPr>
+          <w:p>
+            <w:r>
+              <w:rPr>
+                <w:b w:val="false"/>
+                <w:bCs w:val="false"/>
               </w:rPr>
               <w:t xml:space="preserve">O sistema deve sugerir automaticamente a composição da mesa, permitindo ao Garçom confirmar ou ajustar.</w:t>
             </w:r>
@@ -444,14 +299,13 @@
         </w:tc>
         <w:tc>
           <w:tcPr>
-            <w:tcW w:type="dxa" w:w="1500"/>
-            <w:vAlign w:val="center"/>
-          </w:tcPr>
-          <w:p>
-            <w:r>
-              <w:rPr>
-                <w:sz w:val="19"/>
-                <w:szCs w:val="19"/>
+            <w:tcW w:type="dxa" w:w="1450"/>
+          </w:tcPr>
+          <w:p>
+            <w:r>
+              <w:rPr>
+                <w:b w:val="false"/>
+                <w:bCs w:val="false"/>
               </w:rPr>
               <w:t xml:space="preserve">Garçom</w:t>
             </w:r>
@@ -459,14 +313,13 @@
         </w:tc>
         <w:tc>
           <w:tcPr>
-            <w:tcW w:type="dxa" w:w="2900"/>
-            <w:vAlign w:val="center"/>
-          </w:tcPr>
-          <w:p>
-            <w:r>
-              <w:rPr>
-                <w:sz w:val="19"/>
-                <w:szCs w:val="19"/>
+            <w:tcW w:type="dxa" w:w="3000"/>
+          </w:tcPr>
+          <w:p>
+            <w:r>
+              <w:rPr>
+                <w:b w:val="false"/>
+                <w:bCs w:val="false"/>
               </w:rPr>
               <w:t xml:space="preserve">Decisão de design (13/08/2026); confirmado por entrevista.</w:t>
             </w:r>
@@ -476,14 +329,13 @@
       <w:tr>
         <w:tc>
           <w:tcPr>
-            <w:tcW w:type="dxa" w:w="900"/>
-            <w:vAlign w:val="center"/>
-          </w:tcPr>
-          <w:p>
-            <w:r>
-              <w:rPr>
-                <w:sz w:val="19"/>
-                <w:szCs w:val="19"/>
+            <w:tcW w:type="dxa" w:w="700"/>
+          </w:tcPr>
+          <w:p>
+            <w:r>
+              <w:rPr>
+                <w:b w:val="false"/>
+                <w:bCs w:val="false"/>
               </w:rPr>
               <w:t xml:space="preserve">RF03</w:t>
             </w:r>
@@ -491,14 +343,13 @@
         </w:tc>
         <w:tc>
           <w:tcPr>
-            <w:tcW w:type="dxa" w:w="5200"/>
-            <w:vAlign w:val="center"/>
-          </w:tcPr>
-          <w:p>
-            <w:r>
-              <w:rPr>
-                <w:sz w:val="19"/>
-                <w:szCs w:val="19"/>
+            <w:tcW w:type="dxa" w:w="4200"/>
+          </w:tcPr>
+          <w:p>
+            <w:r>
+              <w:rPr>
+                <w:b w:val="false"/>
+                <w:bCs w:val="false"/>
               </w:rPr>
               <w:t xml:space="preserve">O sistema deve permitir ao Garçom registrar os itens do pedido associados à comanda aberta, com lista de pendências visível.</w:t>
             </w:r>
@@ -506,14 +357,13 @@
         </w:tc>
         <w:tc>
           <w:tcPr>
-            <w:tcW w:type="dxa" w:w="1500"/>
-            <w:vAlign w:val="center"/>
-          </w:tcPr>
-          <w:p>
-            <w:r>
-              <w:rPr>
-                <w:sz w:val="19"/>
-                <w:szCs w:val="19"/>
+            <w:tcW w:type="dxa" w:w="1450"/>
+          </w:tcPr>
+          <w:p>
+            <w:r>
+              <w:rPr>
+                <w:b w:val="false"/>
+                <w:bCs w:val="false"/>
               </w:rPr>
               <w:t xml:space="preserve">Garçom</w:t>
             </w:r>
@@ -521,31 +371,29 @@
         </w:tc>
         <w:tc>
           <w:tcPr>
-            <w:tcW w:type="dxa" w:w="2900"/>
-            <w:vAlign w:val="center"/>
-          </w:tcPr>
-          <w:p>
-            <w:r>
-              <w:rPr>
-                <w:sz w:val="19"/>
-                <w:szCs w:val="19"/>
-              </w:rPr>
-              <w:t xml:space="preserve">Núcleo do módulo de comandas + entrevista (achado espontâneo sobre itens esquecidos).</w:t>
-            </w:r>
-          </w:p>
-        </w:tc>
-      </w:tr>
-      <w:tr>
-        <w:tc>
-          <w:tcPr>
-            <w:tcW w:type="dxa" w:w="900"/>
-            <w:vAlign w:val="center"/>
-          </w:tcPr>
-          <w:p>
-            <w:r>
-              <w:rPr>
-                <w:sz w:val="19"/>
-                <w:szCs w:val="19"/>
+            <w:tcW w:type="dxa" w:w="3000"/>
+          </w:tcPr>
+          <w:p>
+            <w:r>
+              <w:rPr>
+                <w:b w:val="false"/>
+                <w:bCs w:val="false"/>
+              </w:rPr>
+              <w:t xml:space="preserve">Núcleo do módulo de comandas + entrevista.</w:t>
+            </w:r>
+          </w:p>
+        </w:tc>
+      </w:tr>
+      <w:tr>
+        <w:tc>
+          <w:tcPr>
+            <w:tcW w:type="dxa" w:w="700"/>
+          </w:tcPr>
+          <w:p>
+            <w:r>
+              <w:rPr>
+                <w:b w:val="false"/>
+                <w:bCs w:val="false"/>
               </w:rPr>
               <w:t xml:space="preserve">RF04</w:t>
             </w:r>
@@ -553,14 +401,13 @@
         </w:tc>
         <w:tc>
           <w:tcPr>
-            <w:tcW w:type="dxa" w:w="5200"/>
-            <w:vAlign w:val="center"/>
-          </w:tcPr>
-          <w:p>
-            <w:r>
-              <w:rPr>
-                <w:sz w:val="19"/>
-                <w:szCs w:val="19"/>
+            <w:tcW w:type="dxa" w:w="4200"/>
+          </w:tcPr>
+          <w:p>
+            <w:r>
+              <w:rPr>
+                <w:b w:val="false"/>
+                <w:bCs w:val="false"/>
               </w:rPr>
               <w:t xml:space="preserve">O sistema deve permitir ao Garçom fechar a comanda, calculando o valor total com taxa de serviço.</w:t>
             </w:r>
@@ -568,14 +415,13 @@
         </w:tc>
         <w:tc>
           <w:tcPr>
-            <w:tcW w:type="dxa" w:w="1500"/>
-            <w:vAlign w:val="center"/>
-          </w:tcPr>
-          <w:p>
-            <w:r>
-              <w:rPr>
-                <w:sz w:val="19"/>
-                <w:szCs w:val="19"/>
+            <w:tcW w:type="dxa" w:w="1450"/>
+          </w:tcPr>
+          <w:p>
+            <w:r>
+              <w:rPr>
+                <w:b w:val="false"/>
+                <w:bCs w:val="false"/>
               </w:rPr>
               <w:t xml:space="preserve">Garçom</w:t>
             </w:r>
@@ -583,14 +429,13 @@
         </w:tc>
         <w:tc>
           <w:tcPr>
-            <w:tcW w:type="dxa" w:w="2900"/>
-            <w:vAlign w:val="center"/>
-          </w:tcPr>
-          <w:p>
-            <w:r>
-              <w:rPr>
-                <w:sz w:val="19"/>
-                <w:szCs w:val="19"/>
+            <w:tcW w:type="dxa" w:w="3000"/>
+          </w:tcPr>
+          <w:p>
+            <w:r>
+              <w:rPr>
+                <w:b w:val="false"/>
+                <w:bCs w:val="false"/>
               </w:rPr>
               <w:t xml:space="preserve">Núcleo do módulo de comandas — adicional aprovado.</w:t>
             </w:r>
@@ -600,14 +445,13 @@
       <w:tr>
         <w:tc>
           <w:tcPr>
-            <w:tcW w:type="dxa" w:w="900"/>
-            <w:vAlign w:val="center"/>
-          </w:tcPr>
-          <w:p>
-            <w:r>
-              <w:rPr>
-                <w:sz w:val="19"/>
-                <w:szCs w:val="19"/>
+            <w:tcW w:type="dxa" w:w="700"/>
+          </w:tcPr>
+          <w:p>
+            <w:r>
+              <w:rPr>
+                <w:b w:val="false"/>
+                <w:bCs w:val="false"/>
               </w:rPr>
               <w:t xml:space="preserve">RF05</w:t>
             </w:r>
@@ -615,14 +459,13 @@
         </w:tc>
         <w:tc>
           <w:tcPr>
-            <w:tcW w:type="dxa" w:w="5200"/>
-            <w:vAlign w:val="center"/>
-          </w:tcPr>
-          <w:p>
-            <w:r>
-              <w:rPr>
-                <w:sz w:val="19"/>
-                <w:szCs w:val="19"/>
+            <w:tcW w:type="dxa" w:w="4200"/>
+          </w:tcPr>
+          <w:p>
+            <w:r>
+              <w:rPr>
+                <w:b w:val="false"/>
+                <w:bCs w:val="false"/>
               </w:rPr>
               <w:t xml:space="preserve">O sistema deve permitir ao Cliente consultar, via QR code ou tablet, o cardápio digital com fotos, preço e flags dietéticas, sem função de pedido.</w:t>
             </w:r>
@@ -630,14 +473,13 @@
         </w:tc>
         <w:tc>
           <w:tcPr>
-            <w:tcW w:type="dxa" w:w="1500"/>
-            <w:vAlign w:val="center"/>
-          </w:tcPr>
-          <w:p>
-            <w:r>
-              <w:rPr>
-                <w:sz w:val="19"/>
-                <w:szCs w:val="19"/>
+            <w:tcW w:type="dxa" w:w="1450"/>
+          </w:tcPr>
+          <w:p>
+            <w:r>
+              <w:rPr>
+                <w:b w:val="false"/>
+                <w:bCs w:val="false"/>
               </w:rPr>
               <w:t xml:space="preserve">Cliente (condicional)</w:t>
             </w:r>
@@ -645,31 +487,29 @@
         </w:tc>
         <w:tc>
           <w:tcPr>
-            <w:tcW w:type="dxa" w:w="2900"/>
-            <w:vAlign w:val="center"/>
-          </w:tcPr>
-          <w:p>
-            <w:r>
-              <w:rPr>
-                <w:sz w:val="19"/>
-                <w:szCs w:val="19"/>
-              </w:rPr>
-              <w:t xml:space="preserve">EXTRA — condicionado a tempo. 77% dos clientes relatam dificuldade com flags dietéticas (GASTRA_Dados_Processados.docx, seção 2.1).</w:t>
-            </w:r>
-          </w:p>
-        </w:tc>
-      </w:tr>
-      <w:tr>
-        <w:tc>
-          <w:tcPr>
-            <w:tcW w:type="dxa" w:w="900"/>
-            <w:vAlign w:val="center"/>
-          </w:tcPr>
-          <w:p>
-            <w:r>
-              <w:rPr>
-                <w:sz w:val="19"/>
-                <w:szCs w:val="19"/>
+            <w:tcW w:type="dxa" w:w="3000"/>
+          </w:tcPr>
+          <w:p>
+            <w:r>
+              <w:rPr>
+                <w:b w:val="false"/>
+                <w:bCs w:val="false"/>
+              </w:rPr>
+              <w:t xml:space="preserve">EXTRA — condicionado a tempo. 77% dos clientes relatam dificuldade com flags dietéticas.</w:t>
+            </w:r>
+          </w:p>
+        </w:tc>
+      </w:tr>
+      <w:tr>
+        <w:tc>
+          <w:tcPr>
+            <w:tcW w:type="dxa" w:w="700"/>
+          </w:tcPr>
+          <w:p>
+            <w:r>
+              <w:rPr>
+                <w:b w:val="false"/>
+                <w:bCs w:val="false"/>
               </w:rPr>
               <w:t xml:space="preserve">RF06</w:t>
             </w:r>
@@ -677,14 +517,13 @@
         </w:tc>
         <w:tc>
           <w:tcPr>
-            <w:tcW w:type="dxa" w:w="5200"/>
-            <w:vAlign w:val="center"/>
-          </w:tcPr>
-          <w:p>
-            <w:r>
-              <w:rPr>
-                <w:sz w:val="19"/>
-                <w:szCs w:val="19"/>
+            <w:tcW w:type="dxa" w:w="4200"/>
+          </w:tcPr>
+          <w:p>
+            <w:r>
+              <w:rPr>
+                <w:b w:val="false"/>
+                <w:bCs w:val="false"/>
               </w:rPr>
               <w:t xml:space="preserve">O sistema deve calcular uma sugestão de alocação de garçons às mesas/praças com base em programação linear (RN03).</w:t>
             </w:r>
@@ -692,14 +531,13 @@
         </w:tc>
         <w:tc>
           <w:tcPr>
-            <w:tcW w:type="dxa" w:w="1500"/>
-            <w:vAlign w:val="center"/>
-          </w:tcPr>
-          <w:p>
-            <w:r>
-              <w:rPr>
-                <w:sz w:val="19"/>
-                <w:szCs w:val="19"/>
+            <w:tcW w:type="dxa" w:w="1450"/>
+          </w:tcPr>
+          <w:p>
+            <w:r>
+              <w:rPr>
+                <w:b w:val="false"/>
+                <w:bCs w:val="false"/>
               </w:rPr>
               <w:t xml:space="preserve">Sistema / Metre</w:t>
             </w:r>
@@ -707,14 +545,13 @@
         </w:tc>
         <w:tc>
           <w:tcPr>
-            <w:tcW w:type="dxa" w:w="2900"/>
-            <w:vAlign w:val="center"/>
-          </w:tcPr>
-          <w:p>
-            <w:r>
-              <w:rPr>
-                <w:sz w:val="19"/>
-                <w:szCs w:val="19"/>
+            <w:tcW w:type="dxa" w:w="3000"/>
+          </w:tcPr>
+          <w:p>
+            <w:r>
+              <w:rPr>
+                <w:b w:val="false"/>
+                <w:bCs w:val="false"/>
               </w:rPr>
               <w:t xml:space="preserve">Escopo original, bloco de Programação Linear.</w:t>
             </w:r>
@@ -724,14 +561,13 @@
       <w:tr>
         <w:tc>
           <w:tcPr>
-            <w:tcW w:type="dxa" w:w="900"/>
-            <w:vAlign w:val="center"/>
-          </w:tcPr>
-          <w:p>
-            <w:r>
-              <w:rPr>
-                <w:sz w:val="19"/>
-                <w:szCs w:val="19"/>
+            <w:tcW w:type="dxa" w:w="700"/>
+          </w:tcPr>
+          <w:p>
+            <w:r>
+              <w:rPr>
+                <w:b w:val="false"/>
+                <w:bCs w:val="false"/>
               </w:rPr>
               <w:t xml:space="preserve">RF07</w:t>
             </w:r>
@@ -739,14 +575,13 @@
         </w:tc>
         <w:tc>
           <w:tcPr>
-            <w:tcW w:type="dxa" w:w="5200"/>
-            <w:vAlign w:val="center"/>
-          </w:tcPr>
-          <w:p>
-            <w:r>
-              <w:rPr>
-                <w:sz w:val="19"/>
-                <w:szCs w:val="19"/>
+            <w:tcW w:type="dxa" w:w="4200"/>
+          </w:tcPr>
+          <w:p>
+            <w:r>
+              <w:rPr>
+                <w:b w:val="false"/>
+                <w:bCs w:val="false"/>
               </w:rPr>
               <w:t xml:space="preserve">O sistema deve permitir ao Metre visualizar e ajustar manualmente a alocação sugerida antes de confirmá-la.</w:t>
             </w:r>
@@ -754,14 +589,13 @@
         </w:tc>
         <w:tc>
           <w:tcPr>
-            <w:tcW w:type="dxa" w:w="1500"/>
-            <w:vAlign w:val="center"/>
-          </w:tcPr>
-          <w:p>
-            <w:r>
-              <w:rPr>
-                <w:sz w:val="19"/>
-                <w:szCs w:val="19"/>
+            <w:tcW w:type="dxa" w:w="1450"/>
+          </w:tcPr>
+          <w:p>
+            <w:r>
+              <w:rPr>
+                <w:b w:val="false"/>
+                <w:bCs w:val="false"/>
               </w:rPr>
               <w:t xml:space="preserve">Metre</w:t>
             </w:r>
@@ -769,14 +603,13 @@
         </w:tc>
         <w:tc>
           <w:tcPr>
-            <w:tcW w:type="dxa" w:w="2900"/>
-            <w:vAlign w:val="center"/>
-          </w:tcPr>
-          <w:p>
-            <w:r>
-              <w:rPr>
-                <w:sz w:val="19"/>
-                <w:szCs w:val="19"/>
+            <w:tcW w:type="dxa" w:w="3000"/>
+          </w:tcPr>
+          <w:p>
+            <w:r>
+              <w:rPr>
+                <w:b w:val="false"/>
+                <w:bCs w:val="false"/>
               </w:rPr>
               <w:t xml:space="preserve">Mantém decisão humana final; reforçado pela entrevista.</w:t>
             </w:r>
@@ -786,14 +619,13 @@
       <w:tr>
         <w:tc>
           <w:tcPr>
-            <w:tcW w:type="dxa" w:w="900"/>
-            <w:vAlign w:val="center"/>
-          </w:tcPr>
-          <w:p>
-            <w:r>
-              <w:rPr>
-                <w:sz w:val="19"/>
-                <w:szCs w:val="19"/>
+            <w:tcW w:type="dxa" w:w="700"/>
+          </w:tcPr>
+          <w:p>
+            <w:r>
+              <w:rPr>
+                <w:b w:val="false"/>
+                <w:bCs w:val="false"/>
               </w:rPr>
               <w:t xml:space="preserve">RF08</w:t>
             </w:r>
@@ -801,14 +633,13 @@
         </w:tc>
         <w:tc>
           <w:tcPr>
-            <w:tcW w:type="dxa" w:w="5200"/>
-            <w:vAlign w:val="center"/>
-          </w:tcPr>
-          <w:p>
-            <w:r>
-              <w:rPr>
-                <w:sz w:val="19"/>
-                <w:szCs w:val="19"/>
+            <w:tcW w:type="dxa" w:w="4200"/>
+          </w:tcPr>
+          <w:p>
+            <w:r>
+              <w:rPr>
+                <w:b w:val="false"/>
+                <w:bCs w:val="false"/>
               </w:rPr>
               <w:t xml:space="preserve">O sistema deve registrar o histórico de alocações e faturamento por praça para uso no RN03 e em BI.</w:t>
             </w:r>
@@ -816,14 +647,13 @@
         </w:tc>
         <w:tc>
           <w:tcPr>
-            <w:tcW w:type="dxa" w:w="1500"/>
-            <w:vAlign w:val="center"/>
-          </w:tcPr>
-          <w:p>
-            <w:r>
-              <w:rPr>
-                <w:sz w:val="19"/>
-                <w:szCs w:val="19"/>
+            <w:tcW w:type="dxa" w:w="1450"/>
+          </w:tcPr>
+          <w:p>
+            <w:r>
+              <w:rPr>
+                <w:b w:val="false"/>
+                <w:bCs w:val="false"/>
               </w:rPr>
               <w:t xml:space="preserve">Sistema</w:t>
             </w:r>
@@ -831,14 +661,13 @@
         </w:tc>
         <w:tc>
           <w:tcPr>
-            <w:tcW w:type="dxa" w:w="2900"/>
-            <w:vAlign w:val="center"/>
-          </w:tcPr>
-          <w:p>
-            <w:r>
-              <w:rPr>
-                <w:sz w:val="19"/>
-                <w:szCs w:val="19"/>
+            <w:tcW w:type="dxa" w:w="3000"/>
+          </w:tcPr>
+          <w:p>
+            <w:r>
+              <w:rPr>
+                <w:b w:val="false"/>
+                <w:bCs w:val="false"/>
               </w:rPr>
               <w:t xml:space="preserve">Escopo original + entrevista.</w:t>
             </w:r>
@@ -848,14 +677,13 @@
       <w:tr>
         <w:tc>
           <w:tcPr>
-            <w:tcW w:type="dxa" w:w="900"/>
-            <w:vAlign w:val="center"/>
-          </w:tcPr>
-          <w:p>
-            <w:r>
-              <w:rPr>
-                <w:sz w:val="19"/>
-                <w:szCs w:val="19"/>
+            <w:tcW w:type="dxa" w:w="700"/>
+          </w:tcPr>
+          <w:p>
+            <w:r>
+              <w:rPr>
+                <w:b w:val="false"/>
+                <w:bCs w:val="false"/>
               </w:rPr>
               <w:t xml:space="preserve">RF09</w:t>
             </w:r>
@@ -863,14 +691,13 @@
         </w:tc>
         <w:tc>
           <w:tcPr>
-            <w:tcW w:type="dxa" w:w="5200"/>
-            <w:vAlign w:val="center"/>
-          </w:tcPr>
-          <w:p>
-            <w:r>
-              <w:rPr>
-                <w:sz w:val="19"/>
-                <w:szCs w:val="19"/>
+            <w:tcW w:type="dxa" w:w="4200"/>
+          </w:tcPr>
+          <w:p>
+            <w:r>
+              <w:rPr>
+                <w:b w:val="false"/>
+                <w:bCs w:val="false"/>
               </w:rPr>
               <w:t xml:space="preserve">O sistema deve sugerir combinações de pratos ao Garçom com base em clusterização e regras de associação.</w:t>
             </w:r>
@@ -878,14 +705,13 @@
         </w:tc>
         <w:tc>
           <w:tcPr>
-            <w:tcW w:type="dxa" w:w="1500"/>
-            <w:vAlign w:val="center"/>
-          </w:tcPr>
-          <w:p>
-            <w:r>
-              <w:rPr>
-                <w:sz w:val="19"/>
-                <w:szCs w:val="19"/>
+            <w:tcW w:type="dxa" w:w="1450"/>
+          </w:tcPr>
+          <w:p>
+            <w:r>
+              <w:rPr>
+                <w:b w:val="false"/>
+                <w:bCs w:val="false"/>
               </w:rPr>
               <w:t xml:space="preserve">Garçom</w:t>
             </w:r>
@@ -893,14 +719,13 @@
         </w:tc>
         <w:tc>
           <w:tcPr>
-            <w:tcW w:type="dxa" w:w="2900"/>
-            <w:vAlign w:val="center"/>
-          </w:tcPr>
-          <w:p>
-            <w:r>
-              <w:rPr>
-                <w:sz w:val="19"/>
-                <w:szCs w:val="19"/>
+            <w:tcW w:type="dxa" w:w="3000"/>
+          </w:tcPr>
+          <w:p>
+            <w:r>
+              <w:rPr>
+                <w:b w:val="false"/>
+                <w:bCs w:val="false"/>
               </w:rPr>
               <w:t xml:space="preserve">Escopo original, bloco de Ciência de Dados.</w:t>
             </w:r>
@@ -910,14 +735,13 @@
       <w:tr>
         <w:tc>
           <w:tcPr>
-            <w:tcW w:type="dxa" w:w="900"/>
-            <w:vAlign w:val="center"/>
-          </w:tcPr>
-          <w:p>
-            <w:r>
-              <w:rPr>
-                <w:sz w:val="19"/>
-                <w:szCs w:val="19"/>
+            <w:tcW w:type="dxa" w:w="700"/>
+          </w:tcPr>
+          <w:p>
+            <w:r>
+              <w:rPr>
+                <w:b w:val="false"/>
+                <w:bCs w:val="false"/>
               </w:rPr>
               <w:t xml:space="preserve">RF10</w:t>
             </w:r>
@@ -925,14 +749,13 @@
         </w:tc>
         <w:tc>
           <w:tcPr>
-            <w:tcW w:type="dxa" w:w="5200"/>
-            <w:vAlign w:val="center"/>
-          </w:tcPr>
-          <w:p>
-            <w:r>
-              <w:rPr>
-                <w:sz w:val="19"/>
-                <w:szCs w:val="19"/>
+            <w:tcW w:type="dxa" w:w="4200"/>
+          </w:tcPr>
+          <w:p>
+            <w:r>
+              <w:rPr>
+                <w:b w:val="false"/>
+                <w:bCs w:val="false"/>
               </w:rPr>
               <w:t xml:space="preserve">O sistema deve exibir ao Gerente relatórios agregados de faturamento por praça e por garçom, com os KPIs da seção 3.</w:t>
             </w:r>
@@ -940,14 +763,13 @@
         </w:tc>
         <w:tc>
           <w:tcPr>
-            <w:tcW w:type="dxa" w:w="1500"/>
-            <w:vAlign w:val="center"/>
-          </w:tcPr>
-          <w:p>
-            <w:r>
-              <w:rPr>
-                <w:sz w:val="19"/>
-                <w:szCs w:val="19"/>
+            <w:tcW w:type="dxa" w:w="1450"/>
+          </w:tcPr>
+          <w:p>
+            <w:r>
+              <w:rPr>
+                <w:b w:val="false"/>
+                <w:bCs w:val="false"/>
               </w:rPr>
               <w:t xml:space="preserve">Gerente</w:t>
             </w:r>
@@ -955,14 +777,13 @@
         </w:tc>
         <w:tc>
           <w:tcPr>
-            <w:tcW w:type="dxa" w:w="2900"/>
-            <w:vAlign w:val="center"/>
-          </w:tcPr>
-          <w:p>
-            <w:r>
-              <w:rPr>
-                <w:sz w:val="19"/>
-                <w:szCs w:val="19"/>
+            <w:tcW w:type="dxa" w:w="3000"/>
+          </w:tcPr>
+          <w:p>
+            <w:r>
+              <w:rPr>
+                <w:b w:val="false"/>
+                <w:bCs w:val="false"/>
               </w:rPr>
               <w:t xml:space="preserve">Escopo original, bloco de BI.</w:t>
             </w:r>
@@ -972,14 +793,13 @@
       <w:tr>
         <w:tc>
           <w:tcPr>
-            <w:tcW w:type="dxa" w:w="900"/>
-            <w:vAlign w:val="center"/>
-          </w:tcPr>
-          <w:p>
-            <w:r>
-              <w:rPr>
-                <w:sz w:val="19"/>
-                <w:szCs w:val="19"/>
+            <w:tcW w:type="dxa" w:w="700"/>
+          </w:tcPr>
+          <w:p>
+            <w:r>
+              <w:rPr>
+                <w:b w:val="false"/>
+                <w:bCs w:val="false"/>
               </w:rPr>
               <w:t xml:space="preserve">RF11</w:t>
             </w:r>
@@ -987,14 +807,13 @@
         </w:tc>
         <w:tc>
           <w:tcPr>
-            <w:tcW w:type="dxa" w:w="5200"/>
-            <w:vAlign w:val="center"/>
-          </w:tcPr>
-          <w:p>
-            <w:r>
-              <w:rPr>
-                <w:sz w:val="19"/>
-                <w:szCs w:val="19"/>
+            <w:tcW w:type="dxa" w:w="4200"/>
+          </w:tcPr>
+          <w:p>
+            <w:r>
+              <w:rPr>
+                <w:b w:val="false"/>
+                <w:bCs w:val="false"/>
               </w:rPr>
               <w:t xml:space="preserve">O sistema deve exibir um índice composto de desempenho dos garçons (não apenas venda) para ranking/gamificação.</w:t>
             </w:r>
@@ -1002,14 +821,13 @@
         </w:tc>
         <w:tc>
           <w:tcPr>
-            <w:tcW w:type="dxa" w:w="1500"/>
-            <w:vAlign w:val="center"/>
-          </w:tcPr>
-          <w:p>
-            <w:r>
-              <w:rPr>
-                <w:sz w:val="19"/>
-                <w:szCs w:val="19"/>
+            <w:tcW w:type="dxa" w:w="1450"/>
+          </w:tcPr>
+          <w:p>
+            <w:r>
+              <w:rPr>
+                <w:b w:val="false"/>
+                <w:bCs w:val="false"/>
               </w:rPr>
               <w:t xml:space="preserve">Gerente, Garçom</w:t>
             </w:r>
@@ -1017,14 +835,13 @@
         </w:tc>
         <w:tc>
           <w:tcPr>
-            <w:tcW w:type="dxa" w:w="2900"/>
-            <w:vAlign w:val="center"/>
-          </w:tcPr>
-          <w:p>
-            <w:r>
-              <w:rPr>
-                <w:sz w:val="19"/>
-                <w:szCs w:val="19"/>
+            <w:tcW w:type="dxa" w:w="3000"/>
+          </w:tcPr>
+          <w:p>
+            <w:r>
+              <w:rPr>
+                <w:b w:val="false"/>
+                <w:bCs w:val="false"/>
               </w:rPr>
               <w:t xml:space="preserve">Refinado pela entrevista.</w:t>
             </w:r>
@@ -1034,14 +851,13 @@
       <w:tr>
         <w:tc>
           <w:tcPr>
-            <w:tcW w:type="dxa" w:w="900"/>
-            <w:vAlign w:val="center"/>
-          </w:tcPr>
-          <w:p>
-            <w:r>
-              <w:rPr>
-                <w:sz w:val="19"/>
-                <w:szCs w:val="19"/>
+            <w:tcW w:type="dxa" w:w="700"/>
+          </w:tcPr>
+          <w:p>
+            <w:r>
+              <w:rPr>
+                <w:b w:val="false"/>
+                <w:bCs w:val="false"/>
               </w:rPr>
               <w:t xml:space="preserve">RF13</w:t>
             </w:r>
@@ -1049,14 +865,13 @@
         </w:tc>
         <w:tc>
           <w:tcPr>
-            <w:tcW w:type="dxa" w:w="5200"/>
-            <w:vAlign w:val="center"/>
-          </w:tcPr>
-          <w:p>
-            <w:r>
-              <w:rPr>
-                <w:sz w:val="19"/>
-                <w:szCs w:val="19"/>
+            <w:tcW w:type="dxa" w:w="4200"/>
+          </w:tcPr>
+          <w:p>
+            <w:r>
+              <w:rPr>
+                <w:b w:val="false"/>
+                <w:bCs w:val="false"/>
               </w:rPr>
               <w:t xml:space="preserve">O sistema deve permitir ao Cliente consultar sua comanda em tempo real (itens já lançados e valor parcial).</w:t>
             </w:r>
@@ -1064,14 +879,13 @@
         </w:tc>
         <w:tc>
           <w:tcPr>
-            <w:tcW w:type="dxa" w:w="1500"/>
-            <w:vAlign w:val="center"/>
-          </w:tcPr>
-          <w:p>
-            <w:r>
-              <w:rPr>
-                <w:sz w:val="19"/>
-                <w:szCs w:val="19"/>
+            <w:tcW w:type="dxa" w:w="1450"/>
+          </w:tcPr>
+          <w:p>
+            <w:r>
+              <w:rPr>
+                <w:b w:val="false"/>
+                <w:bCs w:val="false"/>
               </w:rPr>
               <w:t xml:space="preserve">Cliente (condicional)</w:t>
             </w:r>
@@ -1079,14 +893,13 @@
         </w:tc>
         <w:tc>
           <w:tcPr>
-            <w:tcW w:type="dxa" w:w="2900"/>
-            <w:vAlign w:val="center"/>
-          </w:tcPr>
-          <w:p>
-            <w:r>
-              <w:rPr>
-                <w:sz w:val="19"/>
-                <w:szCs w:val="19"/>
+            <w:tcW w:type="dxa" w:w="3000"/>
+          </w:tcPr>
+          <w:p>
+            <w:r>
+              <w:rPr>
+                <w:b w:val="false"/>
+                <w:bCs w:val="false"/>
               </w:rPr>
               <w:t xml:space="preserve">EXTRA — condicionado a tempo. Achado da entrevista: reduz disputa de conta.</w:t>
             </w:r>
@@ -1096,14 +909,13 @@
       <w:tr>
         <w:tc>
           <w:tcPr>
-            <w:tcW w:type="dxa" w:w="900"/>
-            <w:vAlign w:val="center"/>
-          </w:tcPr>
-          <w:p>
-            <w:r>
-              <w:rPr>
-                <w:sz w:val="19"/>
-                <w:szCs w:val="19"/>
+            <w:tcW w:type="dxa" w:w="700"/>
+          </w:tcPr>
+          <w:p>
+            <w:r>
+              <w:rPr>
+                <w:b w:val="false"/>
+                <w:bCs w:val="false"/>
               </w:rPr>
               <w:t xml:space="preserve">RF14</w:t>
             </w:r>
@@ -1111,14 +923,13 @@
         </w:tc>
         <w:tc>
           <w:tcPr>
-            <w:tcW w:type="dxa" w:w="5200"/>
-            <w:vAlign w:val="center"/>
-          </w:tcPr>
-          <w:p>
-            <w:r>
-              <w:rPr>
-                <w:sz w:val="19"/>
-                <w:szCs w:val="19"/>
+            <w:tcW w:type="dxa" w:w="4200"/>
+          </w:tcPr>
+          <w:p>
+            <w:r>
+              <w:rPr>
+                <w:b w:val="false"/>
+                <w:bCs w:val="false"/>
               </w:rPr>
               <w:t xml:space="preserve">O sistema deve permitir ao Garçom registrar a restrição/preferência alimentar informada voluntariamente pelo cliente, combinando lista fechada de categorias comuns com um campo de observação livre vinculado à comanda ativa.</w:t>
             </w:r>
@@ -1126,14 +937,13 @@
         </w:tc>
         <w:tc>
           <w:tcPr>
-            <w:tcW w:type="dxa" w:w="1500"/>
-            <w:vAlign w:val="center"/>
-          </w:tcPr>
-          <w:p>
-            <w:r>
-              <w:rPr>
-                <w:sz w:val="19"/>
-                <w:szCs w:val="19"/>
+            <w:tcW w:type="dxa" w:w="1450"/>
+          </w:tcPr>
+          <w:p>
+            <w:r>
+              <w:rPr>
+                <w:b w:val="false"/>
+                <w:bCs w:val="false"/>
               </w:rPr>
               <w:t xml:space="preserve">Garçom</w:t>
             </w:r>
@@ -1141,16 +951,15 @@
         </w:tc>
         <w:tc>
           <w:tcPr>
-            <w:tcW w:type="dxa" w:w="2900"/>
-            <w:vAlign w:val="center"/>
-          </w:tcPr>
-          <w:p>
-            <w:r>
-              <w:rPr>
-                <w:sz w:val="19"/>
-                <w:szCs w:val="19"/>
-              </w:rPr>
-              <w:t xml:space="preserve">NOVO (23/08/2026, issue #7). O campo estruturado alimenta o Bloco de Ciência de Dados (RF09); o campo livre é lembrete operacional, não entra na análise.</w:t>
+            <w:tcW w:type="dxa" w:w="3000"/>
+          </w:tcPr>
+          <w:p>
+            <w:r>
+              <w:rPr>
+                <w:b w:val="false"/>
+                <w:bCs w:val="false"/>
+              </w:rPr>
+              <w:t xml:space="preserve">O campo estruturado alimenta o Bloco de Ciência de Dados (RF09); o campo livre é lembrete operacional, não entra na análise.</w:t>
             </w:r>
           </w:p>
         </w:tc>
@@ -1158,75 +967,36 @@
     </w:tbl>
     <w:p>
       <w:pPr>
-        <w:spacing w:after="200"/>
-      </w:pPr>
-      <w:r>
-        <w:rPr>
-          <w:i/>
-          <w:iCs/>
-          <w:color w:val="595959"/>
-          <w:sz w:val="20"/>
-          <w:szCs w:val="20"/>
-        </w:rPr>
-        <w:t xml:space="preserve">RF12 ("Cliente solicita exclusão do histórico de pedidos") foi removido nesta versão — ver seção 5.1.</w:t>
-      </w:r>
-    </w:p>
-    <w:p>
-      <w:pPr>
         <w:pStyle w:val="Heading1"/>
-        <w:spacing w:after="160" w:before="320"/>
-      </w:pPr>
-      <w:r>
-        <w:t xml:space="preserve">3. KPIs e critérios analíticos (proposta da dupla — pendente de validação final)</w:t>
+        <w:spacing w:after="150" w:before="300"/>
+      </w:pPr>
+      <w:r>
+        <w:t xml:space="preserve">3. KPIs e critérios analíticos</w:t>
       </w:r>
     </w:p>
     <w:p>
       <w:pPr>
         <w:pStyle w:val="Heading2"/>
-        <w:spacing w:after="120" w:before="240"/>
-      </w:pPr>
-      <w:r>
-        <w:t xml:space="preserve">3.1 Critério de rotação/alocação de garçons (RN03)</w:t>
-      </w:r>
-    </w:p>
-    <w:p>
-      <w:pPr>
-        <w:spacing w:after="160"/>
-      </w:pPr>
-      <w:r>
-        <w:t xml:space="preserve">Proposta: equilibrar o faturamento acumulado por garçom ao longo de um período de referência, ponderando a alocação pelo faturamento médio histórico de cada praça — garçons alocados repetidamente em praças de menor potencial ganham prioridade em praças de maior potencial nas rodadas seguintes, e vice-versa.</w:t>
-      </w:r>
-    </w:p>
-    <w:p>
-      <w:pPr>
-        <w:spacing w:after="160"/>
-      </w:pPr>
-      <w:r>
-        <w:t xml:space="preserve">Racional: descarta as hipóteses "minimizar tempo de espera" e "maximizar gorjeta total" por não terem aparecido como dor espontânea nem na entrevista nem no questionário; a dor relatada foi especificamente desigualdade percebida entre praças (ver GASTRA_Dados_Processados.docx, seção 3).</w:t>
-      </w:r>
-    </w:p>
-    <w:p>
-      <w:pPr>
-        <w:spacing w:after="200"/>
-      </w:pPr>
-      <w:r>
-        <w:rPr>
-          <w:i/>
-          <w:iCs/>
-          <w:color w:val="595959"/>
-          <w:sz w:val="20"/>
-          <w:szCs w:val="20"/>
-        </w:rPr>
-        <w:t xml:space="preserve">Status (23/08/2026): a estrutura da função objetivo está fechada (issue #6). Validação formal com o orientador é rastreada pela issue #54 (sub-issue de #5, pauta da próxima reunião — ver GASTRA_Pendencias_Orientador.docx). Calibração numérica dos pesos é rastreada pela issue #55, ainda bloqueada por falta de dado real/simulado.</w:t>
-      </w:r>
-    </w:p>
-    <w:p>
-      <w:pPr>
-        <w:pStyle w:val="Heading2"/>
-        <w:spacing w:after="120" w:before="240"/>
-      </w:pPr>
-      <w:r>
-        <w:t xml:space="preserve">3.2 KPIs de BI (RF10) e índice de ranking (RF11)</w:t>
+        <w:spacing w:after="120" w:before="250"/>
+      </w:pPr>
+      <w:r>
+        <w:t xml:space="preserve">3.1 Critério de rotação/alocação de garçons (RN03) — estrutura final</w:t>
+      </w:r>
+    </w:p>
+    <w:p>
+      <w:pPr>
+        <w:spacing w:after="150"/>
+      </w:pPr>
+      <w:r>
+        <w:t xml:space="preserve">Classificação formal do problema: a alocação de garçons a praças é um Problema de Designação (Assignment Problem), caso particular do Problema de Transporte em Programação Linear (referência: HILLIER; LIEBERMAN, Introduction to Operations Research — ver Referências Bibliográficas). O referencial de Vieira et al. (2015), já citado no projeto de pesquisa formal, trata do mesmo domínio (escalas de trabalho em restaurantes) com o mesmo princípio de equilíbrio de carga.</w:t>
+      </w:r>
+    </w:p>
+    <w:p>
+      <w:pPr>
+        <w:spacing w:after="150"/>
+      </w:pPr>
+      <w:r>
+        <w:t xml:space="preserve">Estrutura validada com o orientador (reunião de 27/08/2026): o critério de alocação passa a considerar dois fatores combinados por soma ponderada (escalarização), método padrão para reduzir um problema multiobjetivo a uma função objetivo única de PL:</w:t>
       </w:r>
     </w:p>
     <w:p>
@@ -1239,7 +1009,7 @@
         <w:spacing w:after="80"/>
       </w:pPr>
       <w:r>
-        <w:t xml:space="preserve">Faturamento total e médio por garçom, por período.</w:t>
+        <w:t xml:space="preserve">Fator 1 — equilíbrio do faturamento acumulado por garçom, ponderado pelo faturamento médio histórico da praça (estrutura original, issue #6).</w:t>
       </w:r>
     </w:p>
     <w:p>
@@ -1252,7 +1022,15 @@
         <w:spacing w:after="80"/>
       </w:pPr>
       <w:r>
-        <w:t xml:space="preserve">Faturamento médio histórico por praça (alimenta o RN03).</w:t>
+        <w:t xml:space="preserve">Fator 2 — tempo decorrido desde a última alocação do garçom a uma praça de alto potencial (fator de equidade adicional, recomendado pelo orientador).</w:t>
+      </w:r>
+    </w:p>
+    <w:p>
+      <w:pPr>
+        <w:spacing w:after="150"/>
+      </w:pPr>
+      <w:r>
+        <w:t xml:space="preserve">Formulação proposta:</w:t>
       </w:r>
     </w:p>
     <w:p>
@@ -1265,7 +1043,7 @@
         <w:spacing w:after="80"/>
       </w:pPr>
       <w:r>
-        <w:t xml:space="preserve">Ticket médio por mesa atendida.</w:t>
+        <w:t xml:space="preserve">Variável de decisão: x_ij ∈ {0,1} — garçom i alocado à praça j no turno (1 = sim, 0 = não).</w:t>
       </w:r>
     </w:p>
     <w:p>
@@ -1278,7 +1056,7 @@
         <w:spacing w:after="80"/>
       </w:pPr>
       <w:r>
-        <w:t xml:space="preserve">Tempo médio de atendimento (abertura → fechamento da comanda).</w:t>
+        <w:t xml:space="preserve">Coeficiente de custo: c_ij = w1 × desequilíbrio_normalizado(i,j) + w2 × tempo_normalizado(i,j), com w1 + w2 = 1 e ambos os fatores normalizados em escala [0,1] antes da combinação, para evitar que a diferença de magnitude entre faturamento (R$) e tempo (dias/turnos) distorça o resultado independentemente dos pesos escolhidos.</w:t>
       </w:r>
     </w:p>
     <w:p>
@@ -1291,16 +1069,7 @@
         <w:spacing w:after="80"/>
       </w:pPr>
       <w:r>
-        <w:t xml:space="preserve">Índice composto de desempenho: combina faturamento + nº de mesas atendidas.</w:t>
-      </w:r>
-    </w:p>
-    <w:p>
-      <w:pPr>
-        <w:pStyle w:val="Heading2"/>
-        <w:spacing w:after="120" w:before="240"/>
-      </w:pPr>
-      <w:r>
-        <w:t xml:space="preserve">3.3 Critério de recomendação de pratos (RF09)</w:t>
+        <w:t xml:space="preserve">Função objetivo: minimizar Σ Σ c_ij × x_ij.</w:t>
       </w:r>
     </w:p>
     <w:p>
@@ -1313,7 +1082,40 @@
         <w:spacing w:after="80"/>
       </w:pPr>
       <w:r>
-        <w:t xml:space="preserve">Regras de associação: limiares mínimos de suporte e confiança — a calibrar quando houver volume de dado suficiente.</w:t>
+        <w:t xml:space="preserve">Restrições: cada garçom alocado a exatamente uma praça (Σⱼ x_ij = 1 para todo i); cada praça recebe o número de garçons que comporta (Σᵢ x_ij = N_j para todo j); x_ij ∈ {0,1}.</w:t>
+      </w:r>
+    </w:p>
+    <w:p>
+      <w:pPr>
+        <w:spacing w:after="150"/>
+      </w:pPr>
+      <w:r>
+        <w:t xml:space="preserve">Nota de implementação: por se tratar de um Problema de Designação, a matriz de restrições é totalmente unimodular — a relaxação contínua do LP já produz solução inteira, dispensando um solver de Programação Linear Inteira dedicado, desde que não sejam adicionadas restrições que quebrem essa propriedade. Bibliotecas candidatas (Python, já definido no projeto de pesquisa): scipy.optimize.linprog (Simplex), PuLP ou OR-Tools.</w:t>
+      </w:r>
+    </w:p>
+    <w:p>
+      <w:pPr>
+        <w:spacing w:after="150"/>
+      </w:pPr>
+      <w:r>
+        <w:t xml:space="preserve">Racional: descarta as hipóteses "minimizar tempo de espera" e "maximizar gorjeta total" por não terem aparecido como dor espontânea nem na entrevista nem no questionário; a dor relatada foi especificamente desigualdade percebida entre praças, complementada pela recomendação do orientador de considerar também a recorrência da alocação.</w:t>
+      </w:r>
+    </w:p>
+    <w:p>
+      <w:pPr>
+        <w:spacing w:after="150"/>
+      </w:pPr>
+      <w:r>
+        <w:t xml:space="preserve">Pendente: os valores numéricos de w1 e w2 serão calibrados com dado simulado (fonte aceita pelo orientador em 27/08/2026) na issue #55, junto com a decisão de qual métrica de equidade usar para comparar diferentes combinações de pesos (ex.: variância do faturamento acumulado entre garçons ao longo de N turnos simulados, ou coeficiente de Gini).</w:t>
+      </w:r>
+    </w:p>
+    <w:p>
+      <w:pPr>
+        <w:pStyle w:val="Heading2"/>
+        <w:spacing w:after="120" w:before="250"/>
+      </w:pPr>
+      <w:r>
+        <w:t xml:space="preserve">3.2 KPIs de BI (RF10) e índice de ranking (RF11)</w:t>
       </w:r>
     </w:p>
     <w:p>
@@ -1326,13 +1128,100 @@
         <w:spacing w:after="80"/>
       </w:pPr>
       <w:r>
+        <w:t xml:space="preserve">Faturamento total e médio por garçom, por período.</w:t>
+      </w:r>
+    </w:p>
+    <w:p>
+      <w:pPr>
+        <w:pStyle w:val="ListParagraph"/>
+        <w:numPr>
+          <w:ilvl w:val="0"/>
+          <w:numId w:val="1"/>
+        </w:numPr>
+        <w:spacing w:after="80"/>
+      </w:pPr>
+      <w:r>
+        <w:t xml:space="preserve">Faturamento médio histórico por praça (alimenta o RN03).</w:t>
+      </w:r>
+    </w:p>
+    <w:p>
+      <w:pPr>
+        <w:pStyle w:val="ListParagraph"/>
+        <w:numPr>
+          <w:ilvl w:val="0"/>
+          <w:numId w:val="1"/>
+        </w:numPr>
+        <w:spacing w:after="80"/>
+      </w:pPr>
+      <w:r>
+        <w:t xml:space="preserve">Ticket médio por mesa atendida.</w:t>
+      </w:r>
+    </w:p>
+    <w:p>
+      <w:pPr>
+        <w:pStyle w:val="ListParagraph"/>
+        <w:numPr>
+          <w:ilvl w:val="0"/>
+          <w:numId w:val="1"/>
+        </w:numPr>
+        <w:spacing w:after="80"/>
+      </w:pPr>
+      <w:r>
+        <w:t xml:space="preserve">Tempo médio de atendimento (abertura → fechamento da comanda).</w:t>
+      </w:r>
+    </w:p>
+    <w:p>
+      <w:pPr>
+        <w:pStyle w:val="ListParagraph"/>
+        <w:numPr>
+          <w:ilvl w:val="0"/>
+          <w:numId w:val="1"/>
+        </w:numPr>
+        <w:spacing w:after="80"/>
+      </w:pPr>
+      <w:r>
+        <w:t xml:space="preserve">Índice composto de desempenho: combina faturamento + nº de mesas atendidas.</w:t>
+      </w:r>
+    </w:p>
+    <w:p>
+      <w:pPr>
+        <w:pStyle w:val="Heading2"/>
+        <w:spacing w:after="120" w:before="250"/>
+      </w:pPr>
+      <w:r>
+        <w:t xml:space="preserve">3.3 Critério de recomendação de pratos (RF09)</w:t>
+      </w:r>
+    </w:p>
+    <w:p>
+      <w:pPr>
+        <w:pStyle w:val="ListParagraph"/>
+        <w:numPr>
+          <w:ilvl w:val="0"/>
+          <w:numId w:val="1"/>
+        </w:numPr>
+        <w:spacing w:after="80"/>
+      </w:pPr>
+      <w:r>
+        <w:t xml:space="preserve">Regras de associação: limiares mínimos de suporte e confiança — a calibrar quando houver volume de dado suficiente.</w:t>
+      </w:r>
+    </w:p>
+    <w:p>
+      <w:pPr>
+        <w:pStyle w:val="ListParagraph"/>
+        <w:numPr>
+          <w:ilvl w:val="0"/>
+          <w:numId w:val="1"/>
+        </w:numPr>
+        <w:spacing w:after="80"/>
+      </w:pPr>
+      <w:r>
         <w:t xml:space="preserve">Clusterização por padrão de consumo observável (nunca atributo sensível — RN05); número de clusters a definir experimentalmente.</w:t>
       </w:r>
     </w:p>
     <w:p>
       <w:pPr>
         <w:pStyle w:val="Heading1"/>
-        <w:spacing w:after="160" w:before="320"/>
+        <w:spacing w:after="150" w:before="300"/>
       </w:pPr>
       <w:r>
         <w:t xml:space="preserve">4. Requisitos Não Funcionais (RNF)</w:t>
@@ -1340,7 +1229,7 @@
     </w:p>
     <w:tbl>
       <w:tblPr>
-        <w:tblW w:type="dxa" w:w="10500"/>
+        <w:tblW w:type="dxa" w:w="9350"/>
         <w:tblBorders>
           <w:top w:val="single" w:color="auto" w:sz="4"/>
           <w:left w:val="single" w:color="auto" w:sz="4"/>
@@ -1351,29 +1240,22 @@
         </w:tblBorders>
       </w:tblPr>
       <w:tblGrid>
-        <w:gridCol w:w="1100"/>
-        <w:gridCol w:w="5300"/>
-        <w:gridCol w:w="1800"/>
-        <w:gridCol w:w="2300"/>
+        <w:gridCol w:w="700"/>
+        <w:gridCol w:w="4200"/>
+        <w:gridCol w:w="1450"/>
+        <w:gridCol w:w="3000"/>
       </w:tblGrid>
       <w:tr>
-        <w:trPr>
-          <w:tblHeader/>
-        </w:trPr>
-        <w:tc>
-          <w:tcPr>
-            <w:tcW w:type="dxa" w:w="1100"/>
-            <w:shd w:fill="1F3864" w:val="clear"/>
-            <w:vAlign w:val="center"/>
+        <w:tc>
+          <w:tcPr>
+            <w:tcW w:type="dxa" w:w="700"/>
+            <w:shd w:fill="D9D9D9" w:val="clear"/>
           </w:tcPr>
           <w:p>
             <w:r>
               <w:rPr>
                 <w:b/>
                 <w:bCs/>
-                <w:color w:val="FFFFFF"/>
-                <w:sz w:val="19"/>
-                <w:szCs w:val="19"/>
               </w:rPr>
               <w:t xml:space="preserve">ID</w:t>
             </w:r>
@@ -1381,18 +1263,14 @@
         </w:tc>
         <w:tc>
           <w:tcPr>
-            <w:tcW w:type="dxa" w:w="5300"/>
-            <w:shd w:fill="1F3864" w:val="clear"/>
-            <w:vAlign w:val="center"/>
+            <w:tcW w:type="dxa" w:w="4200"/>
+            <w:shd w:fill="D9D9D9" w:val="clear"/>
           </w:tcPr>
           <w:p>
             <w:r>
               <w:rPr>
                 <w:b/>
                 <w:bCs/>
-                <w:color w:val="FFFFFF"/>
-                <w:sz w:val="19"/>
-                <w:szCs w:val="19"/>
               </w:rPr>
               <w:t xml:space="preserve">Descrição</w:t>
             </w:r>
@@ -1400,18 +1278,14 @@
         </w:tc>
         <w:tc>
           <w:tcPr>
-            <w:tcW w:type="dxa" w:w="1800"/>
-            <w:shd w:fill="1F3864" w:val="clear"/>
-            <w:vAlign w:val="center"/>
+            <w:tcW w:type="dxa" w:w="1450"/>
+            <w:shd w:fill="D9D9D9" w:val="clear"/>
           </w:tcPr>
           <w:p>
             <w:r>
               <w:rPr>
                 <w:b/>
                 <w:bCs/>
-                <w:color w:val="FFFFFF"/>
-                <w:sz w:val="19"/>
-                <w:szCs w:val="19"/>
               </w:rPr>
               <w:t xml:space="preserve">Categoria</w:t>
             </w:r>
@@ -1419,18 +1293,14 @@
         </w:tc>
         <w:tc>
           <w:tcPr>
-            <w:tcW w:type="dxa" w:w="2300"/>
-            <w:shd w:fill="1F3864" w:val="clear"/>
-            <w:vAlign w:val="center"/>
+            <w:tcW w:type="dxa" w:w="3000"/>
+            <w:shd w:fill="D9D9D9" w:val="clear"/>
           </w:tcPr>
           <w:p>
             <w:r>
               <w:rPr>
                 <w:b/>
                 <w:bCs/>
-                <w:color w:val="FFFFFF"/>
-                <w:sz w:val="19"/>
-                <w:szCs w:val="19"/>
               </w:rPr>
               <w:t xml:space="preserve">Justificativa / Origem</w:t>
             </w:r>
@@ -1440,14 +1310,13 @@
       <w:tr>
         <w:tc>
           <w:tcPr>
-            <w:tcW w:type="dxa" w:w="1100"/>
-            <w:vAlign w:val="center"/>
-          </w:tcPr>
-          <w:p>
-            <w:r>
-              <w:rPr>
-                <w:sz w:val="19"/>
-                <w:szCs w:val="19"/>
+            <w:tcW w:type="dxa" w:w="700"/>
+          </w:tcPr>
+          <w:p>
+            <w:r>
+              <w:rPr>
+                <w:b w:val="false"/>
+                <w:bCs w:val="false"/>
               </w:rPr>
               <w:t xml:space="preserve">RNF01</w:t>
             </w:r>
@@ -1455,29 +1324,27 @@
         </w:tc>
         <w:tc>
           <w:tcPr>
-            <w:tcW w:type="dxa" w:w="5300"/>
-            <w:vAlign w:val="center"/>
-          </w:tcPr>
-          <w:p>
-            <w:r>
-              <w:rPr>
-                <w:sz w:val="19"/>
-                <w:szCs w:val="19"/>
-              </w:rPr>
-              <w:t xml:space="preserve">O sistema deve refletir um novo pedido registrado na comanda em, no máximo, X segundos (valor a definir).</w:t>
-            </w:r>
-          </w:p>
-        </w:tc>
-        <w:tc>
-          <w:tcPr>
-            <w:tcW w:type="dxa" w:w="1800"/>
-            <w:vAlign w:val="center"/>
-          </w:tcPr>
-          <w:p>
-            <w:r>
-              <w:rPr>
-                <w:sz w:val="19"/>
-                <w:szCs w:val="19"/>
+            <w:tcW w:type="dxa" w:w="4200"/>
+          </w:tcPr>
+          <w:p>
+            <w:r>
+              <w:rPr>
+                <w:b w:val="false"/>
+                <w:bCs w:val="false"/>
+              </w:rPr>
+              <w:t xml:space="preserve">O sistema deve refletir um novo pedido registrado na comanda em, no máximo, 2 segundos.</w:t>
+            </w:r>
+          </w:p>
+        </w:tc>
+        <w:tc>
+          <w:tcPr>
+            <w:tcW w:type="dxa" w:w="1450"/>
+          </w:tcPr>
+          <w:p>
+            <w:r>
+              <w:rPr>
+                <w:b w:val="false"/>
+                <w:bCs w:val="false"/>
               </w:rPr>
               <w:t xml:space="preserve">Desempenho</w:t>
             </w:r>
@@ -1485,31 +1352,29 @@
         </w:tc>
         <w:tc>
           <w:tcPr>
-            <w:tcW w:type="dxa" w:w="2300"/>
-            <w:vAlign w:val="center"/>
-          </w:tcPr>
-          <w:p>
-            <w:r>
-              <w:rPr>
-                <w:sz w:val="19"/>
-                <w:szCs w:val="19"/>
-              </w:rPr>
-              <w:t xml:space="preserve">Maior incômodo relatado pelos clientes; confirmado na entrevista (travamentos do sistema atual).</w:t>
-            </w:r>
-          </w:p>
-        </w:tc>
-      </w:tr>
-      <w:tr>
-        <w:tc>
-          <w:tcPr>
-            <w:tcW w:type="dxa" w:w="1100"/>
-            <w:vAlign w:val="center"/>
-          </w:tcPr>
-          <w:p>
-            <w:r>
-              <w:rPr>
-                <w:sz w:val="19"/>
-                <w:szCs w:val="19"/>
+            <w:tcW w:type="dxa" w:w="3000"/>
+          </w:tcPr>
+          <w:p>
+            <w:r>
+              <w:rPr>
+                <w:b w:val="false"/>
+                <w:bCs w:val="false"/>
+              </w:rPr>
+              <w:t xml:space="preserve">Meta inicial baseada nos limiares de tempo de resposta de Nielsen (ver Referências Bibliográficas) — acima de ~1s a percepção de fluxo contínuo já é afetada; 2s considera a latência de rede de um backend ASP.NET Core (não é resposta 100% local). Maior incômodo relatado pelos clientes; confirmado na entrevista (travamentos do sistema atual). A validar/refinar durante os testes de usabilidade (Etapa 4 / M6).</w:t>
+            </w:r>
+          </w:p>
+        </w:tc>
+      </w:tr>
+      <w:tr>
+        <w:tc>
+          <w:tcPr>
+            <w:tcW w:type="dxa" w:w="700"/>
+          </w:tcPr>
+          <w:p>
+            <w:r>
+              <w:rPr>
+                <w:b w:val="false"/>
+                <w:bCs w:val="false"/>
               </w:rPr>
               <w:t xml:space="preserve">RNF02</w:t>
             </w:r>
@@ -1517,29 +1382,27 @@
         </w:tc>
         <w:tc>
           <w:tcPr>
-            <w:tcW w:type="dxa" w:w="5300"/>
-            <w:vAlign w:val="center"/>
-          </w:tcPr>
-          <w:p>
-            <w:r>
-              <w:rPr>
-                <w:sz w:val="19"/>
-                <w:szCs w:val="19"/>
-              </w:rPr>
-              <w:t xml:space="preserve">A interface de comanda do Garçom deve permitir abrir mesa e registrar pedido em, no máximo, N toques (valor a definir).</w:t>
-            </w:r>
-          </w:p>
-        </w:tc>
-        <w:tc>
-          <w:tcPr>
-            <w:tcW w:type="dxa" w:w="1800"/>
-            <w:vAlign w:val="center"/>
-          </w:tcPr>
-          <w:p>
-            <w:r>
-              <w:rPr>
-                <w:sz w:val="19"/>
-                <w:szCs w:val="19"/>
+            <w:tcW w:type="dxa" w:w="4200"/>
+          </w:tcPr>
+          <w:p>
+            <w:r>
+              <w:rPr>
+                <w:b w:val="false"/>
+                <w:bCs w:val="false"/>
+              </w:rPr>
+              <w:t xml:space="preserve">A interface de comanda do Garçom deve permitir abrir mesa e registrar um item de pedido em, no máximo, 5 toques no total (2 para abrir mesa: selecionar mesa + confirmar composição sugerida; 3 para registrar item: categoria → item → confirmar).</w:t>
+            </w:r>
+          </w:p>
+        </w:tc>
+        <w:tc>
+          <w:tcPr>
+            <w:tcW w:type="dxa" w:w="1450"/>
+          </w:tcPr>
+          <w:p>
+            <w:r>
+              <w:rPr>
+                <w:b w:val="false"/>
+                <w:bCs w:val="false"/>
               </w:rPr>
               <w:t xml:space="preserve">Usabilidade</w:t>
             </w:r>
@@ -1547,31 +1410,29 @@
         </w:tc>
         <w:tc>
           <w:tcPr>
-            <w:tcW w:type="dxa" w:w="2300"/>
-            <w:vAlign w:val="center"/>
-          </w:tcPr>
-          <w:p>
-            <w:r>
-              <w:rPr>
-                <w:sz w:val="19"/>
-                <w:szCs w:val="19"/>
-              </w:rPr>
-              <w:t xml:space="preserve">Meta testável ligada ao mesmo achado de demora.</w:t>
-            </w:r>
-          </w:p>
-        </w:tc>
-      </w:tr>
-      <w:tr>
-        <w:tc>
-          <w:tcPr>
-            <w:tcW w:type="dxa" w:w="1100"/>
-            <w:vAlign w:val="center"/>
-          </w:tcPr>
-          <w:p>
-            <w:r>
-              <w:rPr>
-                <w:sz w:val="19"/>
-                <w:szCs w:val="19"/>
+            <w:tcW w:type="dxa" w:w="3000"/>
+          </w:tcPr>
+          <w:p>
+            <w:r>
+              <w:rPr>
+                <w:b w:val="false"/>
+                <w:bCs w:val="false"/>
+              </w:rPr>
+              <w:t xml:space="preserve">Meta inicial baseada no princípio de minimizar passos em tarefas frequentes/repetitivas (heurísticas de usabilidade, Nielsen). Ligada ao achado de demora/retrabalho da entrevista. A validar/refinar durante os testes de usabilidade (Etapa 4 / M6).</w:t>
+            </w:r>
+          </w:p>
+        </w:tc>
+      </w:tr>
+      <w:tr>
+        <w:tc>
+          <w:tcPr>
+            <w:tcW w:type="dxa" w:w="700"/>
+          </w:tcPr>
+          <w:p>
+            <w:r>
+              <w:rPr>
+                <w:b w:val="false"/>
+                <w:bCs w:val="false"/>
               </w:rPr>
               <w:t xml:space="preserve">RNF03</w:t>
             </w:r>
@@ -1579,14 +1440,13 @@
         </w:tc>
         <w:tc>
           <w:tcPr>
-            <w:tcW w:type="dxa" w:w="5300"/>
-            <w:vAlign w:val="center"/>
-          </w:tcPr>
-          <w:p>
-            <w:r>
-              <w:rPr>
-                <w:sz w:val="19"/>
-                <w:szCs w:val="19"/>
+            <w:tcW w:type="dxa" w:w="4200"/>
+          </w:tcPr>
+          <w:p>
+            <w:r>
+              <w:rPr>
+                <w:b w:val="false"/>
+                <w:bCs w:val="false"/>
               </w:rPr>
               <w:t xml:space="preserve">Dados pessoais do cliente devem ser armazenados com minimização e acesso restrito por papel.</w:t>
             </w:r>
@@ -1594,14 +1454,13 @@
         </w:tc>
         <w:tc>
           <w:tcPr>
-            <w:tcW w:type="dxa" w:w="1800"/>
-            <w:vAlign w:val="center"/>
-          </w:tcPr>
-          <w:p>
-            <w:r>
-              <w:rPr>
-                <w:sz w:val="19"/>
-                <w:szCs w:val="19"/>
+            <w:tcW w:type="dxa" w:w="1450"/>
+          </w:tcPr>
+          <w:p>
+            <w:r>
+              <w:rPr>
+                <w:b w:val="false"/>
+                <w:bCs w:val="false"/>
               </w:rPr>
               <w:t xml:space="preserve">Privacidade / LGPD</w:t>
             </w:r>
@@ -1609,14 +1468,13 @@
         </w:tc>
         <w:tc>
           <w:tcPr>
-            <w:tcW w:type="dxa" w:w="2300"/>
-            <w:vAlign w:val="center"/>
-          </w:tcPr>
-          <w:p>
-            <w:r>
-              <w:rPr>
-                <w:sz w:val="19"/>
-                <w:szCs w:val="19"/>
+            <w:tcW w:type="dxa" w:w="3000"/>
+          </w:tcPr>
+          <w:p>
+            <w:r>
+              <w:rPr>
+                <w:b w:val="false"/>
+                <w:bCs w:val="false"/>
               </w:rPr>
               <w:t xml:space="preserve">Princípio de minimização (LGPD, Art. 6º).</w:t>
             </w:r>
@@ -1626,14 +1484,13 @@
       <w:tr>
         <w:tc>
           <w:tcPr>
-            <w:tcW w:type="dxa" w:w="1100"/>
-            <w:vAlign w:val="center"/>
-          </w:tcPr>
-          <w:p>
-            <w:r>
-              <w:rPr>
-                <w:sz w:val="19"/>
-                <w:szCs w:val="19"/>
+            <w:tcW w:type="dxa" w:w="700"/>
+          </w:tcPr>
+          <w:p>
+            <w:r>
+              <w:rPr>
+                <w:b w:val="false"/>
+                <w:bCs w:val="false"/>
               </w:rPr>
               <w:t xml:space="preserve">RNF04</w:t>
             </w:r>
@@ -1641,14 +1498,13 @@
         </w:tc>
         <w:tc>
           <w:tcPr>
-            <w:tcW w:type="dxa" w:w="5300"/>
-            <w:vAlign w:val="center"/>
-          </w:tcPr>
-          <w:p>
-            <w:r>
-              <w:rPr>
-                <w:sz w:val="19"/>
-                <w:szCs w:val="19"/>
+            <w:tcW w:type="dxa" w:w="4200"/>
+          </w:tcPr>
+          <w:p>
+            <w:r>
+              <w:rPr>
+                <w:b w:val="false"/>
+                <w:bCs w:val="false"/>
               </w:rPr>
               <w:t xml:space="preserve">Cada papel (Gerente, Coordenador, Metre, Garçom) deve ter permissões de leitura/escrita distintas.</w:t>
             </w:r>
@@ -1656,14 +1512,13 @@
         </w:tc>
         <w:tc>
           <w:tcPr>
-            <w:tcW w:type="dxa" w:w="1800"/>
-            <w:vAlign w:val="center"/>
-          </w:tcPr>
-          <w:p>
-            <w:r>
-              <w:rPr>
-                <w:sz w:val="19"/>
-                <w:szCs w:val="19"/>
+            <w:tcW w:type="dxa" w:w="1450"/>
+          </w:tcPr>
+          <w:p>
+            <w:r>
+              <w:rPr>
+                <w:b w:val="false"/>
+                <w:bCs w:val="false"/>
               </w:rPr>
               <w:t xml:space="preserve">Segurança</w:t>
             </w:r>
@@ -1671,14 +1526,13 @@
         </w:tc>
         <w:tc>
           <w:tcPr>
-            <w:tcW w:type="dxa" w:w="2300"/>
-            <w:vAlign w:val="center"/>
-          </w:tcPr>
-          <w:p>
-            <w:r>
-              <w:rPr>
-                <w:sz w:val="19"/>
-                <w:szCs w:val="19"/>
+            <w:tcW w:type="dxa" w:w="3000"/>
+          </w:tcPr>
+          <w:p>
+            <w:r>
+              <w:rPr>
+                <w:b w:val="false"/>
+                <w:bCs w:val="false"/>
               </w:rPr>
               <w:t xml:space="preserve">RBAC, já modelado para o front-of-house.</w:t>
             </w:r>
@@ -1688,14 +1542,13 @@
       <w:tr>
         <w:tc>
           <w:tcPr>
-            <w:tcW w:type="dxa" w:w="1100"/>
-            <w:vAlign w:val="center"/>
-          </w:tcPr>
-          <w:p>
-            <w:r>
-              <w:rPr>
-                <w:sz w:val="19"/>
-                <w:szCs w:val="19"/>
+            <w:tcW w:type="dxa" w:w="700"/>
+          </w:tcPr>
+          <w:p>
+            <w:r>
+              <w:rPr>
+                <w:b w:val="false"/>
+                <w:bCs w:val="false"/>
               </w:rPr>
               <w:t xml:space="preserve">RNF05</w:t>
             </w:r>
@@ -1703,14 +1556,13 @@
         </w:tc>
         <w:tc>
           <w:tcPr>
-            <w:tcW w:type="dxa" w:w="5300"/>
-            <w:vAlign w:val="center"/>
-          </w:tcPr>
-          <w:p>
-            <w:r>
-              <w:rPr>
-                <w:sz w:val="19"/>
-                <w:szCs w:val="19"/>
+            <w:tcW w:type="dxa" w:w="4200"/>
+          </w:tcPr>
+          <w:p>
+            <w:r>
+              <w:rPr>
+                <w:b w:val="false"/>
+                <w:bCs w:val="false"/>
               </w:rPr>
               <w:t xml:space="preserve">O núcleo do módulo de comanda deve estar operacional durante todo o horário de funcionamento.</w:t>
             </w:r>
@@ -1718,14 +1570,13 @@
         </w:tc>
         <w:tc>
           <w:tcPr>
-            <w:tcW w:type="dxa" w:w="1800"/>
-            <w:vAlign w:val="center"/>
-          </w:tcPr>
-          <w:p>
-            <w:r>
-              <w:rPr>
-                <w:sz w:val="19"/>
-                <w:szCs w:val="19"/>
+            <w:tcW w:type="dxa" w:w="1450"/>
+          </w:tcPr>
+          <w:p>
+            <w:r>
+              <w:rPr>
+                <w:b w:val="false"/>
+                <w:bCs w:val="false"/>
               </w:rPr>
               <w:t xml:space="preserve">Disponibilidade</w:t>
             </w:r>
@@ -1733,14 +1584,13 @@
         </w:tc>
         <w:tc>
           <w:tcPr>
-            <w:tcW w:type="dxa" w:w="2300"/>
-            <w:vAlign w:val="center"/>
-          </w:tcPr>
-          <w:p>
-            <w:r>
-              <w:rPr>
-                <w:sz w:val="19"/>
-                <w:szCs w:val="19"/>
+            <w:tcW w:type="dxa" w:w="3000"/>
+          </w:tcPr>
+          <w:p>
+            <w:r>
+              <w:rPr>
+                <w:b w:val="false"/>
+                <w:bCs w:val="false"/>
               </w:rPr>
               <w:t xml:space="preserve">Alimenta os blocos analíticos.</w:t>
             </w:r>
@@ -1751,7 +1601,7 @@
     <w:p>
       <w:pPr>
         <w:pStyle w:val="Heading1"/>
-        <w:spacing w:after="160" w:before="320"/>
+        <w:spacing w:after="150" w:before="300"/>
       </w:pPr>
       <w:r>
         <w:t xml:space="preserve">5. Regras de Negócio (RN)</w:t>
@@ -1759,7 +1609,7 @@
     </w:p>
     <w:tbl>
       <w:tblPr>
-        <w:tblW w:type="dxa" w:w="9500"/>
+        <w:tblW w:type="dxa" w:w="9350"/>
         <w:tblBorders>
           <w:top w:val="single" w:color="auto" w:sz="4"/>
           <w:left w:val="single" w:color="auto" w:sz="4"/>
@@ -1770,28 +1620,21 @@
         </w:tblBorders>
       </w:tblPr>
       <w:tblGrid>
-        <w:gridCol w:w="900"/>
-        <w:gridCol w:w="6100"/>
-        <w:gridCol w:w="2500"/>
+        <w:gridCol w:w="700"/>
+        <w:gridCol w:w="4700"/>
+        <w:gridCol w:w="3950"/>
       </w:tblGrid>
       <w:tr>
-        <w:trPr>
-          <w:tblHeader/>
-        </w:trPr>
-        <w:tc>
-          <w:tcPr>
-            <w:tcW w:type="dxa" w:w="900"/>
-            <w:shd w:fill="1F3864" w:val="clear"/>
-            <w:vAlign w:val="center"/>
+        <w:tc>
+          <w:tcPr>
+            <w:tcW w:type="dxa" w:w="700"/>
+            <w:shd w:fill="D9D9D9" w:val="clear"/>
           </w:tcPr>
           <w:p>
             <w:r>
               <w:rPr>
                 <w:b/>
                 <w:bCs/>
-                <w:color w:val="FFFFFF"/>
-                <w:sz w:val="19"/>
-                <w:szCs w:val="19"/>
               </w:rPr>
               <w:t xml:space="preserve">ID</w:t>
             </w:r>
@@ -1799,18 +1642,14 @@
         </w:tc>
         <w:tc>
           <w:tcPr>
-            <w:tcW w:type="dxa" w:w="6100"/>
-            <w:shd w:fill="1F3864" w:val="clear"/>
-            <w:vAlign w:val="center"/>
+            <w:tcW w:type="dxa" w:w="4700"/>
+            <w:shd w:fill="D9D9D9" w:val="clear"/>
           </w:tcPr>
           <w:p>
             <w:r>
               <w:rPr>
                 <w:b/>
                 <w:bCs/>
-                <w:color w:val="FFFFFF"/>
-                <w:sz w:val="19"/>
-                <w:szCs w:val="19"/>
               </w:rPr>
               <w:t xml:space="preserve">Regra</w:t>
             </w:r>
@@ -1818,18 +1657,14 @@
         </w:tc>
         <w:tc>
           <w:tcPr>
-            <w:tcW w:type="dxa" w:w="2500"/>
-            <w:shd w:fill="1F3864" w:val="clear"/>
-            <w:vAlign w:val="center"/>
+            <w:tcW w:type="dxa" w:w="3950"/>
+            <w:shd w:fill="D9D9D9" w:val="clear"/>
           </w:tcPr>
           <w:p>
             <w:r>
               <w:rPr>
                 <w:b/>
                 <w:bCs/>
-                <w:color w:val="FFFFFF"/>
-                <w:sz w:val="19"/>
-                <w:szCs w:val="19"/>
               </w:rPr>
               <w:t xml:space="preserve">Racional</w:t>
             </w:r>
@@ -1839,14 +1674,13 @@
       <w:tr>
         <w:tc>
           <w:tcPr>
-            <w:tcW w:type="dxa" w:w="900"/>
-            <w:vAlign w:val="center"/>
-          </w:tcPr>
-          <w:p>
-            <w:r>
-              <w:rPr>
-                <w:sz w:val="19"/>
-                <w:szCs w:val="19"/>
+            <w:tcW w:type="dxa" w:w="700"/>
+          </w:tcPr>
+          <w:p>
+            <w:r>
+              <w:rPr>
+                <w:b w:val="false"/>
+                <w:bCs w:val="false"/>
               </w:rPr>
               <w:t xml:space="preserve">RN01</w:t>
             </w:r>
@@ -1854,14 +1688,13 @@
         </w:tc>
         <w:tc>
           <w:tcPr>
-            <w:tcW w:type="dxa" w:w="6100"/>
-            <w:vAlign w:val="center"/>
-          </w:tcPr>
-          <w:p>
-            <w:r>
-              <w:rPr>
-                <w:sz w:val="19"/>
-                <w:szCs w:val="19"/>
+            <w:tcW w:type="dxa" w:w="4700"/>
+          </w:tcPr>
+          <w:p>
+            <w:r>
+              <w:rPr>
+                <w:b w:val="false"/>
+                <w:bCs w:val="false"/>
               </w:rPr>
               <w:t xml:space="preserve">Composição da mesa: Solo (1) / Casal (2) / Grupo pequeno (3–4, sem item infantil) / Família (3+, com item infantil) / Grupo grande (5+).</w:t>
             </w:r>
@@ -1869,14 +1702,13 @@
         </w:tc>
         <w:tc>
           <w:tcPr>
-            <w:tcW w:type="dxa" w:w="2500"/>
-            <w:vAlign w:val="center"/>
-          </w:tcPr>
-          <w:p>
-            <w:r>
-              <w:rPr>
-                <w:sz w:val="19"/>
-                <w:szCs w:val="19"/>
+            <w:tcW w:type="dxa" w:w="3950"/>
+          </w:tcPr>
+          <w:p>
+            <w:r>
+              <w:rPr>
+                <w:b w:val="false"/>
+                <w:bCs w:val="false"/>
               </w:rPr>
               <w:t xml:space="preserve">Fechado em 13/08/2026; confirmado pela entrevista.</w:t>
             </w:r>
@@ -1886,14 +1718,13 @@
       <w:tr>
         <w:tc>
           <w:tcPr>
-            <w:tcW w:type="dxa" w:w="900"/>
-            <w:vAlign w:val="center"/>
-          </w:tcPr>
-          <w:p>
-            <w:r>
-              <w:rPr>
-                <w:sz w:val="19"/>
-                <w:szCs w:val="19"/>
+            <w:tcW w:type="dxa" w:w="700"/>
+          </w:tcPr>
+          <w:p>
+            <w:r>
+              <w:rPr>
+                <w:b w:val="false"/>
+                <w:bCs w:val="false"/>
               </w:rPr>
               <w:t xml:space="preserve">RN02</w:t>
             </w:r>
@@ -1901,14 +1732,13 @@
         </w:tc>
         <w:tc>
           <w:tcPr>
-            <w:tcW w:type="dxa" w:w="6100"/>
-            <w:vAlign w:val="center"/>
-          </w:tcPr>
-          <w:p>
-            <w:r>
-              <w:rPr>
-                <w:sz w:val="19"/>
-                <w:szCs w:val="19"/>
+            <w:tcW w:type="dxa" w:w="4700"/>
+          </w:tcPr>
+          <w:p>
+            <w:r>
+              <w:rPr>
+                <w:b w:val="false"/>
+                <w:bCs w:val="false"/>
               </w:rPr>
               <w:t xml:space="preserve">Uma comanda só pode ser fechada se todos os itens estiverem "entregue" ou com cancelamento justificado; itens pendentes ficam visíveis como lembrete ativo.</w:t>
             </w:r>
@@ -1916,14 +1746,13 @@
         </w:tc>
         <w:tc>
           <w:tcPr>
-            <w:tcW w:type="dxa" w:w="2500"/>
-            <w:vAlign w:val="center"/>
-          </w:tcPr>
-          <w:p>
-            <w:r>
-              <w:rPr>
-                <w:sz w:val="19"/>
-                <w:szCs w:val="19"/>
+            <w:tcW w:type="dxa" w:w="3950"/>
+          </w:tcPr>
+          <w:p>
+            <w:r>
+              <w:rPr>
+                <w:b w:val="false"/>
+                <w:bCs w:val="false"/>
               </w:rPr>
               <w:t xml:space="preserve">Refinado pela entrevista — evita itens esquecidos (ex.: água).</w:t>
             </w:r>
@@ -1933,14 +1762,13 @@
       <w:tr>
         <w:tc>
           <w:tcPr>
-            <w:tcW w:type="dxa" w:w="900"/>
-            <w:vAlign w:val="center"/>
-          </w:tcPr>
-          <w:p>
-            <w:r>
-              <w:rPr>
-                <w:sz w:val="19"/>
-                <w:szCs w:val="19"/>
+            <w:tcW w:type="dxa" w:w="700"/>
+          </w:tcPr>
+          <w:p>
+            <w:r>
+              <w:rPr>
+                <w:b w:val="false"/>
+                <w:bCs w:val="false"/>
               </w:rPr>
               <w:t xml:space="preserve">RN03</w:t>
             </w:r>
@@ -1948,46 +1776,43 @@
         </w:tc>
         <w:tc>
           <w:tcPr>
-            <w:tcW w:type="dxa" w:w="6100"/>
-            <w:vAlign w:val="center"/>
-          </w:tcPr>
-          <w:p>
-            <w:r>
-              <w:rPr>
-                <w:sz w:val="19"/>
-                <w:szCs w:val="19"/>
-              </w:rPr>
-              <w:t xml:space="preserve">A alocação de garçons deve equilibrar o faturamento acumulado por garçom, ponderado pelo faturamento médio histórico da praça (ver seção 3.1).</w:t>
-            </w:r>
-          </w:p>
-        </w:tc>
-        <w:tc>
-          <w:tcPr>
-            <w:tcW w:type="dxa" w:w="2500"/>
-            <w:vAlign w:val="center"/>
-          </w:tcPr>
-          <w:p>
-            <w:r>
-              <w:rPr>
-                <w:sz w:val="19"/>
-                <w:szCs w:val="19"/>
-              </w:rPr>
-              <w:t xml:space="preserve">Proposta da dupla — pendente de validação final com o orientador (issue #54).</w:t>
-            </w:r>
-          </w:p>
-        </w:tc>
-      </w:tr>
-      <w:tr>
-        <w:tc>
-          <w:tcPr>
-            <w:tcW w:type="dxa" w:w="900"/>
-            <w:vAlign w:val="center"/>
-          </w:tcPr>
-          <w:p>
-            <w:r>
-              <w:rPr>
-                <w:sz w:val="19"/>
-                <w:szCs w:val="19"/>
+            <w:tcW w:type="dxa" w:w="4700"/>
+          </w:tcPr>
+          <w:p>
+            <w:r>
+              <w:rPr>
+                <w:b w:val="false"/>
+                <w:bCs w:val="false"/>
+              </w:rPr>
+              <w:t xml:space="preserve">A alocação de garçons deve equilibrar o faturamento acumulado por garçom, ponderado pelo faturamento médio histórico da praça, e considerar o tempo desde a última alocação em praça de alto potencial (soma ponderada, w1+w2=1).</w:t>
+            </w:r>
+          </w:p>
+        </w:tc>
+        <w:tc>
+          <w:tcPr>
+            <w:tcW w:type="dxa" w:w="3950"/>
+          </w:tcPr>
+          <w:p>
+            <w:r>
+              <w:rPr>
+                <w:b w:val="false"/>
+                <w:bCs w:val="false"/>
+              </w:rPr>
+              <w:t xml:space="preserve">Estrutura final validada com o orientador (27/08/2026) — issue #54 fechada. Pesos numéricos pendentes de calibração (issue #55, dado simulado aceito).</w:t>
+            </w:r>
+          </w:p>
+        </w:tc>
+      </w:tr>
+      <w:tr>
+        <w:tc>
+          <w:tcPr>
+            <w:tcW w:type="dxa" w:w="700"/>
+          </w:tcPr>
+          <w:p>
+            <w:r>
+              <w:rPr>
+                <w:b w:val="false"/>
+                <w:bCs w:val="false"/>
               </w:rPr>
               <w:t xml:space="preserve">RN04</w:t>
             </w:r>
@@ -1995,14 +1820,13 @@
         </w:tc>
         <w:tc>
           <w:tcPr>
-            <w:tcW w:type="dxa" w:w="6100"/>
-            <w:vAlign w:val="center"/>
-          </w:tcPr>
-          <w:p>
-            <w:r>
-              <w:rPr>
-                <w:sz w:val="19"/>
-                <w:szCs w:val="19"/>
+            <w:tcW w:type="dxa" w:w="4700"/>
+          </w:tcPr>
+          <w:p>
+            <w:r>
+              <w:rPr>
+                <w:b w:val="false"/>
+                <w:bCs w:val="false"/>
               </w:rPr>
               <w:t xml:space="preserve">Dados pessoais do cliente só acessíveis por Garçom/Metre no contexto da mesa ativa; fora disso, apenas agregado/anonimizado.</w:t>
             </w:r>
@@ -2010,14 +1834,13 @@
         </w:tc>
         <w:tc>
           <w:tcPr>
-            <w:tcW w:type="dxa" w:w="2500"/>
-            <w:vAlign w:val="center"/>
-          </w:tcPr>
-          <w:p>
-            <w:r>
-              <w:rPr>
-                <w:sz w:val="19"/>
-                <w:szCs w:val="19"/>
+            <w:tcW w:type="dxa" w:w="3950"/>
+          </w:tcPr>
+          <w:p>
+            <w:r>
+              <w:rPr>
+                <w:b w:val="false"/>
+                <w:bCs w:val="false"/>
               </w:rPr>
               <w:t xml:space="preserve">LGPD, Art. 6º.</w:t>
             </w:r>
@@ -2027,14 +1850,13 @@
       <w:tr>
         <w:tc>
           <w:tcPr>
-            <w:tcW w:type="dxa" w:w="900"/>
-            <w:vAlign w:val="center"/>
-          </w:tcPr>
-          <w:p>
-            <w:r>
-              <w:rPr>
-                <w:sz w:val="19"/>
-                <w:szCs w:val="19"/>
+            <w:tcW w:type="dxa" w:w="700"/>
+          </w:tcPr>
+          <w:p>
+            <w:r>
+              <w:rPr>
+                <w:b w:val="false"/>
+                <w:bCs w:val="false"/>
               </w:rPr>
               <w:t xml:space="preserve">RN05</w:t>
             </w:r>
@@ -2042,14 +1864,13 @@
         </w:tc>
         <w:tc>
           <w:tcPr>
-            <w:tcW w:type="dxa" w:w="6100"/>
-            <w:vAlign w:val="center"/>
-          </w:tcPr>
-          <w:p>
-            <w:r>
-              <w:rPr>
-                <w:sz w:val="19"/>
-                <w:szCs w:val="19"/>
+            <w:tcW w:type="dxa" w:w="4700"/>
+          </w:tcPr>
+          <w:p>
+            <w:r>
+              <w:rPr>
+                <w:b w:val="false"/>
+                <w:bCs w:val="false"/>
               </w:rPr>
               <w:t xml:space="preserve">O sistema não deve capturar, inferir ou armazenar atributos sensíveis do cliente para segmentação.</w:t>
             </w:r>
@@ -2057,14 +1878,13 @@
         </w:tc>
         <w:tc>
           <w:tcPr>
-            <w:tcW w:type="dxa" w:w="2500"/>
-            <w:vAlign w:val="center"/>
-          </w:tcPr>
-          <w:p>
-            <w:r>
-              <w:rPr>
-                <w:sz w:val="19"/>
-                <w:szCs w:val="19"/>
+            <w:tcW w:type="dxa" w:w="3950"/>
+          </w:tcPr>
+          <w:p>
+            <w:r>
+              <w:rPr>
+                <w:b w:val="false"/>
+                <w:bCs w:val="false"/>
               </w:rPr>
               <w:t xml:space="preserve">Risco de viés/discriminação; dado de saúde é sensível por definição legal (LGPD, Art. 5º, II).</w:t>
             </w:r>
@@ -2075,7 +1895,7 @@
     <w:p>
       <w:pPr>
         <w:pStyle w:val="Heading2"/>
-        <w:spacing w:after="120" w:before="240"/>
+        <w:spacing w:after="120" w:before="250"/>
       </w:pPr>
       <w:r>
         <w:t xml:space="preserve">5.1 Resolução da inconsistência entre RF12 e RN04/RN05 (issue #53)</w:t>
@@ -2083,7 +1903,7 @@
     </w:p>
     <w:p>
       <w:pPr>
-        <w:spacing w:after="160"/>
+        <w:spacing w:after="150"/>
       </w:pPr>
       <w:r>
         <w:t xml:space="preserve">A versão anterior deste documento incluía RF12 — "o sistema deve permitir ao Cliente solicitar a exclusão do seu histórico de pedidos a qualquer momento", justificado pelo direito ao esquecimento (LGPD). Esse requisito pressupunha um histórico de pedidos persistente e vinculado ao cliente entre visitas diferentes — o que contradiz RN04 e RN05, que proíbem exatamente esse tipo de identificador persistente.</w:t>
@@ -2091,7 +1911,7 @@
     </w:p>
     <w:p>
       <w:pPr>
-        <w:spacing w:after="160"/>
+        <w:spacing w:after="150"/>
       </w:pPr>
       <w:r>
         <w:t xml:space="preserve">Decisão (23/08/2026): RF12 foi removido do escopo. Como o sistema nunca vincula pedidos a um identificador persistente do cliente — apenas à mesa/comanda da sessão ativa —, não existe, depois do fechamento da comanda e da agregação dos dados, nenhum dado pessoal individualizável para excluir. A minimização de dados por desenho (RNF03 + RN04 + RN05) já atende ao princípio por trás do direito de eliminação (LGPD, Art. 18), tornando uma funcionalidade dedicada de exclusão desnecessária.</w:t>
@@ -2099,23 +1919,49 @@
     </w:p>
     <w:p>
       <w:pPr>
-        <w:spacing w:after="200"/>
-      </w:pPr>
-      <w:r>
-        <w:rPr>
-          <w:i/>
-          <w:iCs/>
-          <w:color w:val="595959"/>
-          <w:sz w:val="20"/>
-          <w:szCs w:val="20"/>
-        </w:rPr>
-        <w:t xml:space="preserve">Este ponto é tratado com mais detalhe, incluindo o achado de questionário que motivou a discussão (46% dos clientes só se sentem confortáveis com histórico anonimizado se puderem apagá-lo), em GASTRA_Dados_Processados.docx, seção 2.5, e em GASTRA_Pendencias_Orientador.docx, seção 3.</w:t>
+        <w:spacing w:after="150"/>
+      </w:pPr>
+      <w:r>
+        <w:t xml:space="preserve">Confirmação do orientador (27/08/2026): o argumento acima foi validado como aceitável para a defesa de banca.</w:t>
+      </w:r>
+    </w:p>
+    <w:p>
+      <w:pPr>
+        <w:pStyle w:val="Heading2"/>
+        <w:spacing w:after="120" w:before="250"/>
+      </w:pPr>
+      <w:r>
+        <w:t xml:space="preserve">5.2 Programa de fidelização — decisão de manter fora do escopo do TG</w:t>
+      </w:r>
+    </w:p>
+    <w:p>
+      <w:pPr>
+        <w:spacing w:after="150"/>
+      </w:pPr>
+      <w:r>
+        <w:t xml:space="preserve">Durante a reunião de 27/08/2026, discutiu-se a possibilidade de introduzir, ainda no MVP, um programa de fidelização com cadastro voluntário do cliente (aceite de termos via cardápio digital, vínculo à comanda por CPF ou QR code, histórico de pedidos e restrições persistente entre visitas, e captura de feedback quantitativo).</w:t>
+      </w:r>
+    </w:p>
+    <w:p>
+      <w:pPr>
+        <w:spacing w:after="150"/>
+      </w:pPr>
+      <w:r>
+        <w:t xml:space="preserve">Decisão: mantido fora do escopo do TG, como feature futura pós-defesa — mesmo tratamento dado à integração com a cozinha. Racional: o projeto de pesquisa formal (Gastra.pdf, seção de LGPD) já compromete o GASTRA a priorizar análises agregadas e anonimização de dados, limitando a coleta ao estritamente necessário às finalidades analíticas. Um identificador persistente de cliente (CPF/QR) contradiz esse compromisso formal — não é uma extensão natural do escopo atual, é uma mudança deliberada de premissa de privacidade, que exigiria nova validação formal de escopo (reabertura de M2) e não é compatível com a janela de tempo restante do cronograma oficial do TGII.</w:t>
+      </w:r>
+    </w:p>
+    <w:p>
+      <w:pPr>
+        <w:spacing w:after="150"/>
+      </w:pPr>
+      <w:r>
+        <w:t xml:space="preserve">Isso reforça, e não enfraquece, a decisão de clusterização por mesa/comanda (RF09): trabalhar com sinais observáveis por sessão (tamanho do grupo, horário, itens pedidos, restrição comunicada voluntariamente — RN05) é a implementação correta do compromisso de minimização já assumido no projeto formal, não uma versão reduzida da técnica.</w:t>
       </w:r>
     </w:p>
     <w:p>
       <w:pPr>
         <w:pStyle w:val="Heading1"/>
-        <w:spacing w:after="160" w:before="320"/>
+        <w:spacing w:after="150" w:before="300"/>
       </w:pPr>
       <w:r>
         <w:t xml:space="preserve">6. Pendências restantes</w:t>
@@ -2131,7 +1977,7 @@
         <w:spacing w:after="80"/>
       </w:pPr>
       <w:r>
-        <w:t xml:space="preserve">Calibração numérica de RNF01/RNF02 (valores de X segundos e N toques).</w:t>
+        <w:t xml:space="preserve">Calibração numérica dos pesos w1/w2 de RN03 (issue #55) — dado simulado aceito pelo orientador como fonte suficiente para o TG.</w:t>
       </w:r>
     </w:p>
     <w:p>
@@ -2157,31 +2003,21 @@
         <w:spacing w:after="80"/>
       </w:pPr>
       <w:r>
-        <w:t xml:space="preserve">Validação final de RN03 com o orientador (issue #54) e calibração numérica dos pesos (issue #55) — estrutura da função objetivo já fechada.</w:t>
-      </w:r>
-    </w:p>
-    <w:p>
-      <w:pPr>
-        <w:pStyle w:val="Heading1"/>
-        <w:spacing w:after="160" w:before="320"/>
-      </w:pPr>
-      <w:r>
-        <w:t xml:space="preserve">7. Próximo passo</w:t>
-      </w:r>
-    </w:p>
-    <w:p>
-      <w:pPr>
-        <w:spacing w:after="160"/>
-      </w:pPr>
-      <w:r>
-        <w:t xml:space="preserve">Sprint 1 encerrada em 22/08/2026 com os artefatos de requisitos fechados: RF/RNF/RN, Matriz de Rastreabilidade, User Stories, Dados Processados. Notação de diagramas confirmada (UML). Único item que carrega para a próxima feature/sprint: validação final de RN03 com o orientador (issue #54) + calibração numérica (issue #55). Sprint Review, Retrospectiva e Planning da Sprint 2 seguem a reunião com o orientador.</w:t>
+        <w:t xml:space="preserve">Validação empírica dos valores de RNF01 (2s) e RNF02 (5 toques) durante os testes de usabilidade (Etapa 4 / M6).</w:t>
+      </w:r>
+    </w:p>
+    <w:p>
+      <w:pPr>
+        <w:spacing w:before="400"/>
+        <w:jc w:val="center"/>
+      </w:pPr>
+      <w:r>
+        <w:t xml:space="preserve">Página 1</w:t>
       </w:r>
     </w:p>
     <w:sectPr>
-      <w:headerReference w:type="default" r:id="rId7"/>
-      <w:footerReference w:type="default" r:id="rId8"/>
       <w:pgSz w:w="11906" w:h="16838" w:orient="portrait"/>
-      <w:pgMar w:top="1134" w:right="1134" w:bottom="1134" w:left="1134" w:header="708" w:footer="708" w:gutter="0"/>
+      <w:pgMar w:top="1440" w:right="1440" w:bottom="1440" w:left="1440" w:header="708" w:footer="708" w:gutter="0"/>
       <w:pgNumType/>
       <w:docGrid w:linePitch="360"/>
     </w:sectPr>
@@ -2230,54 +2066,6 @@
 </w:endnotes>
 </file>
 
-<file path=word/footer1.xml><?xml version="1.0" encoding="utf-8"?>
-<w:ftr xmlns:wpc="http://schemas.microsoft.com/office/word/2010/wordprocessingCanvas" xmlns:mc="http://schemas.openxmlformats.org/markup-compatibility/2006" xmlns:o="urn:schemas-microsoft-com:office:office" xmlns:r="http://schemas.openxmlformats.org/officeDocument/2006/relationships" xmlns:m="http://schemas.openxmlformats.org/officeDocument/2006/math" xmlns:v="urn:schemas-microsoft-com:vml" xmlns:wp14="http://schemas.microsoft.com/office/word/2010/wordprocessingDrawing" xmlns:wp="http://schemas.openxmlformats.org/drawingml/2006/wordprocessingDrawing" xmlns:w10="urn:schemas-microsoft-com:office:word" xmlns:w="http://schemas.openxmlformats.org/wordprocessingml/2006/main" xmlns:w14="http://schemas.microsoft.com/office/word/2010/wordml" xmlns:w15="http://schemas.microsoft.com/office/word/2012/wordml" xmlns:wpg="http://schemas.microsoft.com/office/word/2010/wordprocessingGroup" xmlns:wpi="http://schemas.microsoft.com/office/word/2010/wordprocessingInk" xmlns:wne="http://schemas.microsoft.com/office/word/2006/wordml" xmlns:wps="http://schemas.microsoft.com/office/word/2010/wordprocessingShape">
-  <w:p>
-    <w:pPr>
-      <w:jc w:val="center"/>
-    </w:pPr>
-    <w:r>
-      <w:rPr>
-        <w:color w:val="595959"/>
-        <w:sz w:val="16"/>
-        <w:szCs w:val="16"/>
-      </w:rPr>
-      <w:t xml:space="preserve">Página </w:t>
-    </w:r>
-    <w:r>
-      <w:rPr>
-        <w:color w:val="595959"/>
-        <w:sz w:val="16"/>
-        <w:szCs w:val="16"/>
-      </w:rPr>
-      <w:fldChar w:fldCharType="begin"/>
-      <w:instrText xml:space="preserve">PAGE</w:instrText>
-      <w:fldChar w:fldCharType="separate"/>
-      <w:fldChar w:fldCharType="end"/>
-    </w:r>
-    <w:r>
-      <w:rPr>
-        <w:color w:val="595959"/>
-        <w:sz w:val="16"/>
-        <w:szCs w:val="16"/>
-      </w:rPr>
-      <w:t xml:space="preserve"> de </w:t>
-    </w:r>
-    <w:r>
-      <w:rPr>
-        <w:color w:val="595959"/>
-        <w:sz w:val="16"/>
-        <w:szCs w:val="16"/>
-      </w:rPr>
-      <w:fldChar w:fldCharType="begin"/>
-      <w:instrText xml:space="preserve">NUMPAGES</w:instrText>
-      <w:fldChar w:fldCharType="separate"/>
-      <w:fldChar w:fldCharType="end"/>
-    </w:r>
-  </w:p>
-</w:ftr>
-</file>
-
 <file path=word/footnotes.xml><?xml version="1.0" encoding="utf-8"?>
 <w:footnotes xmlns:wpc="http://schemas.microsoft.com/office/word/2010/wordprocessingCanvas" xmlns:mc="http://schemas.openxmlformats.org/markup-compatibility/2006" xmlns:o="urn:schemas-microsoft-com:office:office" xmlns:r="http://schemas.openxmlformats.org/officeDocument/2006/relationships" xmlns:m="http://schemas.openxmlformats.org/officeDocument/2006/math" xmlns:v="urn:schemas-microsoft-com:vml" xmlns:wp14="http://schemas.microsoft.com/office/word/2010/wordprocessingDrawing" xmlns:wp="http://schemas.openxmlformats.org/drawingml/2006/wordprocessingDrawing" xmlns:w10="urn:schemas-microsoft-com:office:word" xmlns:w="http://schemas.openxmlformats.org/wordprocessingml/2006/main" xmlns:w14="http://schemas.microsoft.com/office/word/2010/wordml" xmlns:w15="http://schemas.microsoft.com/office/word/2012/wordml" xmlns:wpg="http://schemas.microsoft.com/office/word/2010/wordprocessingGroup" xmlns:wpi="http://schemas.microsoft.com/office/word/2010/wordprocessingInk" xmlns:wne="http://schemas.microsoft.com/office/word/2006/wordml" xmlns:wps="http://schemas.microsoft.com/office/word/2010/wordprocessingShape" mc:Ignorable="w14 w15 wp14">
   <w:footnote w:type="separator" w:id="-1">
@@ -2313,24 +2101,6 @@
     </w:p>
   </w:footnote>
 </w:footnotes>
-</file>
-
-<file path=word/header1.xml><?xml version="1.0" encoding="utf-8"?>
-<w:hdr xmlns:wpc="http://schemas.microsoft.com/office/word/2010/wordprocessingCanvas" xmlns:mc="http://schemas.openxmlformats.org/markup-compatibility/2006" xmlns:o="urn:schemas-microsoft-com:office:office" xmlns:r="http://schemas.openxmlformats.org/officeDocument/2006/relationships" xmlns:m="http://schemas.openxmlformats.org/officeDocument/2006/math" xmlns:v="urn:schemas-microsoft-com:vml" xmlns:wp14="http://schemas.microsoft.com/office/word/2010/wordprocessingDrawing" xmlns:wp="http://schemas.openxmlformats.org/drawingml/2006/wordprocessingDrawing" xmlns:w10="urn:schemas-microsoft-com:office:word" xmlns:w="http://schemas.openxmlformats.org/wordprocessingml/2006/main" xmlns:w14="http://schemas.microsoft.com/office/word/2010/wordml" xmlns:w15="http://schemas.microsoft.com/office/word/2012/wordml" xmlns:wpg="http://schemas.microsoft.com/office/word/2010/wordprocessingGroup" xmlns:wpi="http://schemas.microsoft.com/office/word/2010/wordprocessingInk" xmlns:wne="http://schemas.microsoft.com/office/word/2006/wordml" xmlns:wps="http://schemas.microsoft.com/office/word/2010/wordprocessingShape" xmlns:cx="http://schemas.microsoft.com/office/drawing/2014/chartex" xmlns:cx1="http://schemas.microsoft.com/office/drawing/2015/9/8/chartex" xmlns:cx2="http://schemas.microsoft.com/office/drawing/2015/10/21/chartex" xmlns:cx3="http://schemas.microsoft.com/office/drawing/2016/5/9/chartex" xmlns:cx4="http://schemas.microsoft.com/office/drawing/2016/5/10/chartex" xmlns:cx5="http://schemas.microsoft.com/office/drawing/2016/5/11/chartex" xmlns:cx6="http://schemas.microsoft.com/office/drawing/2016/5/12/chartex" xmlns:cx7="http://schemas.microsoft.com/office/drawing/2016/5/13/chartex" xmlns:cx8="http://schemas.microsoft.com/office/drawing/2016/5/14/chartex" xmlns:w16cid="http://schemas.microsoft.com/office/word/2016/wordml/cid" xmlns:w16se="http://schemas.microsoft.com/office/word/2015/wordml/symex">
-  <w:p>
-    <w:pPr>
-      <w:jc w:val="right"/>
-    </w:pPr>
-    <w:r>
-      <w:rPr>
-        <w:color w:val="595959"/>
-        <w:sz w:val="16"/>
-        <w:szCs w:val="16"/>
-      </w:rPr>
-      <w:t xml:space="preserve">GASTRA — Requisitos e Regras de Negócio</w:t>
-    </w:r>
-  </w:p>
-</w:hdr>
 </file>
 
 <file path=word/numbering.xml><?xml version="1.0" encoding="utf-8"?>
@@ -2431,13 +2201,7 @@
 <file path=word/styles.xml><?xml version="1.0" encoding="utf-8"?>
 <w:styles xmlns:mc="http://schemas.openxmlformats.org/markup-compatibility/2006" xmlns:r="http://schemas.openxmlformats.org/officeDocument/2006/relationships" xmlns:w="http://schemas.openxmlformats.org/wordprocessingml/2006/main" xmlns:w14="http://schemas.microsoft.com/office/word/2010/wordml" xmlns:w15="http://schemas.microsoft.com/office/word/2012/wordml" mc:Ignorable="w14 w15">
   <w:docDefaults>
-    <w:rPrDefault>
-      <w:rPr>
-        <w:rFonts w:ascii="Calibri" w:cs="Calibri" w:eastAsia="Calibri" w:hAnsi="Calibri"/>
-        <w:sz w:val="21"/>
-        <w:szCs w:val="21"/>
-      </w:rPr>
-    </w:rPrDefault>
+    <w:rPrDefault/>
     <w:pPrDefault/>
   </w:docDefaults>
   <w:style w:type="paragraph" w:styleId="Title">
@@ -2611,41 +2375,5 @@
       <w:szCs w:val="20"/>
     </w:rPr>
   </w:style>
-  <w:style w:type="paragraph" w:styleId="Heading1">
-    <w:name w:val="Heading 1"/>
-    <w:basedOn w:val="Normal"/>
-    <w:next w:val="Normal"/>
-    <w:qFormat/>
-    <w:pPr>
-      <w:spacing w:after="160" w:before="320"/>
-      <w:outlineLvl w:val="0"/>
-    </w:pPr>
-    <w:rPr>
-      <w:rFonts w:ascii="Calibri" w:cs="Calibri" w:eastAsia="Calibri" w:hAnsi="Calibri"/>
-      <w:b/>
-      <w:bCs/>
-      <w:color w:val="1F3864"/>
-      <w:sz w:val="30"/>
-      <w:szCs w:val="30"/>
-    </w:rPr>
-  </w:style>
-  <w:style w:type="paragraph" w:styleId="Heading2">
-    <w:name w:val="Heading 2"/>
-    <w:basedOn w:val="Normal"/>
-    <w:next w:val="Normal"/>
-    <w:qFormat/>
-    <w:pPr>
-      <w:spacing w:after="120" w:before="240"/>
-      <w:outlineLvl w:val="1"/>
-    </w:pPr>
-    <w:rPr>
-      <w:rFonts w:ascii="Calibri" w:cs="Calibri" w:eastAsia="Calibri" w:hAnsi="Calibri"/>
-      <w:b/>
-      <w:bCs/>
-      <w:color w:val="3B6E8F"/>
-      <w:sz w:val="25"/>
-      <w:szCs w:val="25"/>
-    </w:rPr>
-  </w:style>
 </w:styles>
 </file>
--- a/docs/requisitos/GASTRA_Requisitos_RN.docx
+++ b/docs/requisitos/GASTRA_Requisitos_RN.docx
@@ -50,7 +50,31 @@
     </w:p>
     <w:p>
       <w:r>
-        <w:t>Autores: Daniel Velluto Bento e Pedro Luis Otrente de Campos</w:t>
+        <w:t xml:space="preserve">Autores: Daniel </w:t>
+      </w:r>
+      <w:proofErr w:type="spellStart"/>
+      <w:r>
+        <w:t>Velluto</w:t>
+      </w:r>
+      <w:proofErr w:type="spellEnd"/>
+      <w:r>
+        <w:t xml:space="preserve"> Bento e Pedro </w:t>
+      </w:r>
+      <w:proofErr w:type="spellStart"/>
+      <w:r>
+        <w:t>Luis</w:t>
+      </w:r>
+      <w:proofErr w:type="spellEnd"/>
+      <w:r>
+        <w:t xml:space="preserve"> </w:t>
+      </w:r>
+      <w:proofErr w:type="spellStart"/>
+      <w:r>
+        <w:t>Otrente</w:t>
+      </w:r>
+      <w:proofErr w:type="spellEnd"/>
+      <w:r>
+        <w:t xml:space="preserve"> de Campos</w:t>
       </w:r>
     </w:p>
     <w:p>
@@ -294,7 +318,15 @@
           </w:tcPr>
           <w:p>
             <w:r>
-              <w:t>O sistema deve permitir ao Cliente consultar, via QR code ou tablet, o cardápio digital com fotos, preço e flags dietéticas, sem função de pedido.</w:t>
+              <w:t xml:space="preserve">O sistema deve permitir ao Cliente consultar, via QR </w:t>
+            </w:r>
+            <w:proofErr w:type="spellStart"/>
+            <w:r>
+              <w:t>code</w:t>
+            </w:r>
+            <w:proofErr w:type="spellEnd"/>
+            <w:r>
+              <w:t xml:space="preserve"> ou tablet, o cardápio digital com fotos, preço e flags dietéticas, sem função de pedido.</w:t>
             </w:r>
           </w:p>
         </w:tc>
@@ -561,6 +593,276 @@
           <w:p>
             <w:r>
               <w:t>Garçom</w:t>
+            </w:r>
+          </w:p>
+        </w:tc>
+      </w:tr>
+      <w:tr>
+        <w:tc>
+          <w:tcPr>
+            <w:tcW w:w="700" w:type="dxa"/>
+          </w:tcPr>
+          <w:p>
+            <w:r>
+              <w:t>RF15</w:t>
+            </w:r>
+          </w:p>
+        </w:tc>
+        <w:tc>
+          <w:tcPr>
+            <w:tcW w:w="6241" w:type="dxa"/>
+          </w:tcPr>
+          <w:p>
+            <w:r>
+              <w:t>O sistema deve permitir que o usuário se autentique com e-mail e senha para acessar o sistema.</w:t>
+            </w:r>
+          </w:p>
+        </w:tc>
+        <w:tc>
+          <w:tcPr>
+            <w:tcW w:w="2126" w:type="dxa"/>
+          </w:tcPr>
+          <w:p>
+            <w:r>
+              <w:t>Usuário</w:t>
+            </w:r>
+          </w:p>
+        </w:tc>
+      </w:tr>
+      <w:tr>
+        <w:tc>
+          <w:tcPr>
+            <w:tcW w:w="700" w:type="dxa"/>
+          </w:tcPr>
+          <w:p>
+            <w:r>
+              <w:t>RF16</w:t>
+            </w:r>
+          </w:p>
+        </w:tc>
+        <w:tc>
+          <w:tcPr>
+            <w:tcW w:w="6241" w:type="dxa"/>
+          </w:tcPr>
+          <w:p>
+            <w:r>
+              <w:t>O sistema deve exigir uma segunda etapa de verificação via aplicativo autenticador (TOTP), após a autenticação por senha, para usuários com papel Gerente ou Coordenador.</w:t>
+            </w:r>
+          </w:p>
+        </w:tc>
+        <w:tc>
+          <w:tcPr>
+            <w:tcW w:w="2126" w:type="dxa"/>
+          </w:tcPr>
+          <w:p>
+            <w:r>
+              <w:t>Gerente, Coordenador</w:t>
+            </w:r>
+          </w:p>
+        </w:tc>
+      </w:tr>
+      <w:tr>
+        <w:tc>
+          <w:tcPr>
+            <w:tcW w:w="700" w:type="dxa"/>
+          </w:tcPr>
+          <w:p>
+            <w:r>
+              <w:t>RF17</w:t>
+            </w:r>
+          </w:p>
+        </w:tc>
+        <w:tc>
+          <w:tcPr>
+            <w:tcW w:w="6241" w:type="dxa"/>
+          </w:tcPr>
+          <w:p>
+            <w:r>
+              <w:t>O sistema deve permitir que o usuário autenticado encerre sua sessão (</w:t>
+            </w:r>
+            <w:proofErr w:type="spellStart"/>
+            <w:r>
+              <w:t>logoff</w:t>
+            </w:r>
+            <w:proofErr w:type="spellEnd"/>
+            <w:r>
+              <w:t>).</w:t>
+            </w:r>
+          </w:p>
+        </w:tc>
+        <w:tc>
+          <w:tcPr>
+            <w:tcW w:w="2126" w:type="dxa"/>
+          </w:tcPr>
+          <w:p>
+            <w:r>
+              <w:t>Usuário</w:t>
+            </w:r>
+          </w:p>
+        </w:tc>
+      </w:tr>
+      <w:tr>
+        <w:tc>
+          <w:tcPr>
+            <w:tcW w:w="700" w:type="dxa"/>
+          </w:tcPr>
+          <w:p>
+            <w:r>
+              <w:t>RF18</w:t>
+            </w:r>
+          </w:p>
+        </w:tc>
+        <w:tc>
+          <w:tcPr>
+            <w:tcW w:w="6241" w:type="dxa"/>
+          </w:tcPr>
+          <w:p>
+            <w:r>
+              <w:t>O sistema deve permitir ao Gerente cadastrar, editar e inativar (soft delete) contas de usuário, atribuindo o papel correspondente.</w:t>
+            </w:r>
+          </w:p>
+        </w:tc>
+        <w:tc>
+          <w:tcPr>
+            <w:tcW w:w="2126" w:type="dxa"/>
+          </w:tcPr>
+          <w:p>
+            <w:r>
+              <w:t>Gerente</w:t>
+            </w:r>
+          </w:p>
+        </w:tc>
+      </w:tr>
+      <w:tr>
+        <w:tc>
+          <w:tcPr>
+            <w:tcW w:w="700" w:type="dxa"/>
+          </w:tcPr>
+          <w:p>
+            <w:r>
+              <w:t>RF19</w:t>
+            </w:r>
+          </w:p>
+        </w:tc>
+        <w:tc>
+          <w:tcPr>
+            <w:tcW w:w="6241" w:type="dxa"/>
+          </w:tcPr>
+          <w:p>
+            <w:r>
+              <w:t>O sistema deve permitir ao Gerente/Coordenador cadastrar itens do cardápio (nome, categoria, preço, descrição, flags dietéticas).</w:t>
+            </w:r>
+          </w:p>
+        </w:tc>
+        <w:tc>
+          <w:tcPr>
+            <w:tcW w:w="2126" w:type="dxa"/>
+          </w:tcPr>
+          <w:p>
+            <w:r>
+              <w:t>Gerente</w:t>
+            </w:r>
+            <w:r>
+              <w:t xml:space="preserve">, </w:t>
+            </w:r>
+            <w:r>
+              <w:t>Coordenador</w:t>
+            </w:r>
+          </w:p>
+        </w:tc>
+      </w:tr>
+      <w:tr>
+        <w:tc>
+          <w:tcPr>
+            <w:tcW w:w="700" w:type="dxa"/>
+          </w:tcPr>
+          <w:p>
+            <w:r>
+              <w:t>RF20</w:t>
+            </w:r>
+          </w:p>
+        </w:tc>
+        <w:tc>
+          <w:tcPr>
+            <w:tcW w:w="6241" w:type="dxa"/>
+          </w:tcPr>
+          <w:p>
+            <w:r>
+              <w:t>O sistema deve permitir atualizar o preço de um item do cardápio existente.</w:t>
+            </w:r>
+          </w:p>
+        </w:tc>
+        <w:tc>
+          <w:tcPr>
+            <w:tcW w:w="2126" w:type="dxa"/>
+          </w:tcPr>
+          <w:p>
+            <w:r>
+              <w:t>Gerente, Coordenador</w:t>
+            </w:r>
+          </w:p>
+        </w:tc>
+      </w:tr>
+      <w:tr>
+        <w:tc>
+          <w:tcPr>
+            <w:tcW w:w="700" w:type="dxa"/>
+          </w:tcPr>
+          <w:p>
+            <w:r>
+              <w:t>RF21</w:t>
+            </w:r>
+          </w:p>
+        </w:tc>
+        <w:tc>
+          <w:tcPr>
+            <w:tcW w:w="6241" w:type="dxa"/>
+          </w:tcPr>
+          <w:p>
+            <w:r>
+              <w:t>O sistema deve permitir marcar um item do cardápio como disponível ou indisponível.</w:t>
+            </w:r>
+          </w:p>
+        </w:tc>
+        <w:tc>
+          <w:tcPr>
+            <w:tcW w:w="2126" w:type="dxa"/>
+          </w:tcPr>
+          <w:p>
+            <w:r>
+              <w:t>Gerente, Coordenador</w:t>
+            </w:r>
+          </w:p>
+        </w:tc>
+      </w:tr>
+      <w:tr>
+        <w:tc>
+          <w:tcPr>
+            <w:tcW w:w="700" w:type="dxa"/>
+          </w:tcPr>
+          <w:p>
+            <w:r>
+              <w:t>RF22</w:t>
+            </w:r>
+          </w:p>
+        </w:tc>
+        <w:tc>
+          <w:tcPr>
+            <w:tcW w:w="6241" w:type="dxa"/>
+          </w:tcPr>
+          <w:p>
+            <w:r>
+              <w:t>O sistema deve permitir criar e remover promoções vinculadas a um ou mais itens do cardápio.</w:t>
+            </w:r>
+          </w:p>
+        </w:tc>
+        <w:tc>
+          <w:tcPr>
+            <w:tcW w:w="2126" w:type="dxa"/>
+          </w:tcPr>
+          <w:p>
+            <w:r>
+              <w:t>Gerente, Coordenador</w:t>
             </w:r>
           </w:p>
         </w:tc>
@@ -573,16 +875,12 @@
         <w:outlineLvl w:val="0"/>
       </w:pPr>
       <w:r>
-        <w:br w:type="page"/>
-      </w:r>
-      <w:r>
         <w:rPr>
           <w:b/>
           <w:bCs/>
           <w:sz w:val="32"/>
           <w:szCs w:val="32"/>
         </w:rPr>
-        <w:lastRenderedPageBreak/>
         <w:t>2</w:t>
       </w:r>
       <w:r>
@@ -957,7 +1255,15 @@
           </w:tcPr>
           <w:p>
             <w:r>
-              <w:t>Uma comanda só pode ser fechada se todos os itens estiverem "entregue" ou com cancelamento justificado; itens pendentes ficam visíveis como lembrete ativo.</w:t>
+              <w:t xml:space="preserve">Uma comanda só pode ser fechada se todos os itens estiverem </w:t>
+            </w:r>
+            <w:proofErr w:type="gramStart"/>
+            <w:r>
+              <w:t>"entregue"</w:t>
+            </w:r>
+            <w:proofErr w:type="gramEnd"/>
+            <w:r>
+              <w:t xml:space="preserve"> ou com cancelamento justificado; itens pendentes ficam visíveis como lembrete ativo.</w:t>
             </w:r>
           </w:p>
         </w:tc>
@@ -1024,6 +1330,66 @@
           <w:p>
             <w:r>
               <w:t>O sistema não deve capturar, inferir ou armazenar atributos sensíveis do cliente para segmentação.</w:t>
+            </w:r>
+          </w:p>
+        </w:tc>
+      </w:tr>
+      <w:tr>
+        <w:tc>
+          <w:tcPr>
+            <w:tcW w:w="700" w:type="dxa"/>
+          </w:tcPr>
+          <w:p>
+            <w:r>
+              <w:t>RN06</w:t>
+            </w:r>
+          </w:p>
+        </w:tc>
+        <w:tc>
+          <w:tcPr>
+            <w:tcW w:w="8367" w:type="dxa"/>
+          </w:tcPr>
+          <w:p>
+            <w:r>
+              <w:t xml:space="preserve">Senhas de usuário devem ser armazenadas em </w:t>
+            </w:r>
+            <w:proofErr w:type="spellStart"/>
+            <w:r>
+              <w:t>hash</w:t>
+            </w:r>
+            <w:proofErr w:type="spellEnd"/>
+            <w:r>
+              <w:t xml:space="preserve"> (nunca em texto plano); a verificação de login ocorre exclusivamente por comparação de </w:t>
+            </w:r>
+            <w:proofErr w:type="spellStart"/>
+            <w:r>
+              <w:t>hash</w:t>
+            </w:r>
+            <w:proofErr w:type="spellEnd"/>
+            <w:r>
+              <w:t>.</w:t>
+            </w:r>
+          </w:p>
+        </w:tc>
+      </w:tr>
+      <w:tr>
+        <w:tc>
+          <w:tcPr>
+            <w:tcW w:w="700" w:type="dxa"/>
+          </w:tcPr>
+          <w:p>
+            <w:r>
+              <w:t>RN07</w:t>
+            </w:r>
+          </w:p>
+        </w:tc>
+        <w:tc>
+          <w:tcPr>
+            <w:tcW w:w="8367" w:type="dxa"/>
+          </w:tcPr>
+          <w:p>
+            <w:r>
+              <w:t>O código TOTP do segundo fator segue o padrão RFC 6238 (janela de validade de 30s); a chave secreta é gerada uma única vez, na vinculação do app autenticador, e nunca é reexibida em texto claro depois disso.</w:t>
             </w:r>
           </w:p>
         </w:tc>
@@ -1713,7 +2079,6 @@
   <w:style w:type="character" w:default="1" w:styleId="Fontepargpadro">
     <w:name w:val="Default Paragraph Font"/>
     <w:uiPriority w:val="1"/>
-    <w:semiHidden/>
     <w:unhideWhenUsed/>
   </w:style>
   <w:style w:type="table" w:default="1" w:styleId="Tabelanormal">

--- a/docs/requisitos/GASTRA_Requisitos_RN.docx
+++ b/docs/requisitos/GASTRA_Requisitos_RN.docx
@@ -50,31 +50,7 @@
     </w:p>
     <w:p>
       <w:r>
-        <w:t xml:space="preserve">Autores: Daniel </w:t>
-      </w:r>
-      <w:proofErr w:type="spellStart"/>
-      <w:r>
-        <w:t>Velluto</w:t>
-      </w:r>
-      <w:proofErr w:type="spellEnd"/>
-      <w:r>
-        <w:t xml:space="preserve"> Bento e Pedro </w:t>
-      </w:r>
-      <w:proofErr w:type="spellStart"/>
-      <w:r>
-        <w:t>Luis</w:t>
-      </w:r>
-      <w:proofErr w:type="spellEnd"/>
-      <w:r>
-        <w:t xml:space="preserve"> </w:t>
-      </w:r>
-      <w:proofErr w:type="spellStart"/>
-      <w:r>
-        <w:t>Otrente</w:t>
-      </w:r>
-      <w:proofErr w:type="spellEnd"/>
-      <w:r>
-        <w:t xml:space="preserve"> de Campos</w:t>
+        <w:t>Autores: Daniel Velluto Bento e Pedro Luis Otrente de Campos</w:t>
       </w:r>
     </w:p>
     <w:p>
@@ -286,7 +262,19 @@
           </w:tcPr>
           <w:p>
             <w:r>
-              <w:t>O sistema deve permitir ao Garçom fechar a comanda, calculando o valor total com taxa de serviço.</w:t>
+              <w:t>O sistema deve permitir ao Garçom fechar a comanda, calculando o valor total com</w:t>
+            </w:r>
+            <w:r>
+              <w:t xml:space="preserve"> ou sem</w:t>
+            </w:r>
+            <w:r>
+              <w:t xml:space="preserve"> taxa de serviço</w:t>
+            </w:r>
+            <w:r>
+              <w:t xml:space="preserve"> (mediante solicitação do cliente)</w:t>
+            </w:r>
+            <w:r>
+              <w:t>.</w:t>
             </w:r>
           </w:p>
         </w:tc>
@@ -318,15 +306,7 @@
           </w:tcPr>
           <w:p>
             <w:r>
-              <w:t xml:space="preserve">O sistema deve permitir ao Cliente consultar, via QR </w:t>
-            </w:r>
-            <w:proofErr w:type="spellStart"/>
-            <w:r>
-              <w:t>code</w:t>
-            </w:r>
-            <w:proofErr w:type="spellEnd"/>
-            <w:r>
-              <w:t xml:space="preserve"> ou tablet, o cardápio digital com fotos, preço e flags dietéticas, sem função de pedido.</w:t>
+              <w:t>O sistema deve permitir ao Cliente consultar, via QR code ou tablet, o cardápio digital com fotos, preço e flags dietéticas, sem função de pedido.</w:t>
             </w:r>
           </w:p>
         </w:tc>
@@ -678,15 +658,7 @@
           </w:tcPr>
           <w:p>
             <w:r>
-              <w:t>O sistema deve permitir que o usuário autenticado encerre sua sessão (</w:t>
-            </w:r>
-            <w:proofErr w:type="spellStart"/>
-            <w:r>
-              <w:t>logoff</w:t>
-            </w:r>
-            <w:proofErr w:type="spellEnd"/>
-            <w:r>
-              <w:t>).</w:t>
+              <w:t>O sistema deve permitir que o usuário autenticado encerre sua sessão (logoff).</w:t>
             </w:r>
           </w:p>
         </w:tc>
@@ -1255,15 +1227,7 @@
           </w:tcPr>
           <w:p>
             <w:r>
-              <w:t xml:space="preserve">Uma comanda só pode ser fechada se todos os itens estiverem </w:t>
-            </w:r>
-            <w:proofErr w:type="gramStart"/>
-            <w:r>
-              <w:t>"entregue"</w:t>
-            </w:r>
-            <w:proofErr w:type="gramEnd"/>
-            <w:r>
-              <w:t xml:space="preserve"> ou com cancelamento justificado; itens pendentes ficam visíveis como lembrete ativo.</w:t>
+              <w:t>Uma comanda só pode ser fechada se todos os itens estiverem "entregue" ou com cancelamento justificado; itens pendentes ficam visíveis como lembrete ativo.</w:t>
             </w:r>
           </w:p>
         </w:tc>
@@ -1351,23 +1315,7 @@
           </w:tcPr>
           <w:p>
             <w:r>
-              <w:t xml:space="preserve">Senhas de usuário devem ser armazenadas em </w:t>
-            </w:r>
-            <w:proofErr w:type="spellStart"/>
-            <w:r>
-              <w:t>hash</w:t>
-            </w:r>
-            <w:proofErr w:type="spellEnd"/>
-            <w:r>
-              <w:t xml:space="preserve"> (nunca em texto plano); a verificação de login ocorre exclusivamente por comparação de </w:t>
-            </w:r>
-            <w:proofErr w:type="spellStart"/>
-            <w:r>
-              <w:t>hash</w:t>
-            </w:r>
-            <w:proofErr w:type="spellEnd"/>
-            <w:r>
-              <w:t>.</w:t>
+              <w:t>Senhas de usuário devem ser armazenadas em hash (nunca em texto plano); a verificação de login ocorre exclusivamente por comparação de hash.</w:t>
             </w:r>
           </w:p>
         </w:tc>
@@ -1423,6 +1371,10 @@
     </w:sectPr>
   </w:body>
 </w:document>
+</file>
+
+<file path=word/numbering.xml><?xml version="1.0" encoding="utf-8"?>
+<w:numbering xmlns:wpc="http://schemas.microsoft.com/office/word/2010/wordprocessingCanvas" xmlns:cx="http://schemas.microsoft.com/office/drawing/2014/chartex" xmlns:cx1="http://schemas.microsoft.com/office/drawing/2015/9/8/chartex" xmlns:cx2="http://schemas.microsoft.com/office/drawing/2015/10/21/chartex" xmlns:cx3="http://schemas.microsoft.com/office/drawing/2016/5/9/chartex" xmlns:cx4="http://schemas.microsoft.com/office/drawing/2016/5/10/chartex" xmlns:cx5="http://schemas.microsoft.com/office/drawing/2016/5/11/chartex" xmlns:cx6="http://schemas.microsoft.com/office/drawing/2016/5/12/chartex" xmlns:cx7="http://schemas.microsoft.com/office/drawing/2016/5/13/chartex" xmlns:cx8="http://schemas.microsoft.com/office/drawing/2016/5/14/chartex" xmlns:mc="http://schemas.openxmlformats.org/markup-compatibility/2006" xmlns:aink="http://schemas.microsoft.com/office/drawing/2016/ink" xmlns:am3d="http://schemas.microsoft.com/office/drawing/2017/model3d" xmlns:o="urn:schemas-microsoft-com:office:office" xmlns:oel="http://schemas.microsoft.com/office/2019/extlst" xmlns:r="http://schemas.openxmlformats.org/officeDocument/2006/relationships" xmlns:m="http://schemas.openxmlformats.org/officeDocument/2006/math" xmlns:v="urn:schemas-microsoft-com:vml" xmlns:wp14="http://schemas.microsoft.com/office/word/2010/wordprocessingDrawing" xmlns:wp="http://schemas.openxmlformats.org/drawingml/2006/wordprocessingDrawing" xmlns:w10="urn:schemas-microsoft-com:office:word" xmlns:w="http://schemas.openxmlformats.org/wordprocessingml/2006/main" xmlns:w14="http://schemas.microsoft.com/office/word/2010/wordml" xmlns:w15="http://schemas.microsoft.com/office/word/2012/wordml" xmlns:w16cex="http://schemas.microsoft.com/office/word/2018/wordml/cex" xmlns:w16cid="http://schemas.microsoft.com/office/word/2016/wordml/cid" xmlns:w16="http://schemas.microsoft.com/office/word/2018/wordml" xmlns:w16du="http://schemas.microsoft.com/office/word/2023/wordml/word16du" xmlns:w16sdtdh="http://schemas.microsoft.com/office/word/2020/wordml/sdtdatahash" xmlns:w16sdtfl="http://schemas.microsoft.com/office/word/2024/wordml/sdtformatlock" xmlns:w16se="http://schemas.microsoft.com/office/word/2015/wordml/symex" xmlns:wpg="http://schemas.microsoft.com/office/word/2010/wordprocessingGroup" xmlns:wpi="http://schemas.microsoft.com/office/word/2010/wordprocessingInk" xmlns:wne="http://schemas.microsoft.com/office/word/2006/wordml" xmlns:wps="http://schemas.microsoft.com/office/word/2010/wordprocessingShape" mc:Ignorable="w14 w15 w16se w16cid w16 w16cex w16sdtdh w16sdtfl w16du wp14"/>
 </file>
 
 <file path=word/styles.xml><?xml version="1.0" encoding="utf-8"?>
@@ -2079,6 +2031,7 @@
   <w:style w:type="character" w:default="1" w:styleId="Fontepargpadro">
     <w:name w:val="Default Paragraph Font"/>
     <w:uiPriority w:val="1"/>
+    <w:semiHidden/>
     <w:unhideWhenUsed/>
   </w:style>
   <w:style w:type="table" w:default="1" w:styleId="Tabelanormal">
